--- a/docs/CMS_BIBLE.docx
+++ b/docs/CMS_BIBLE.docx
@@ -62,7 +62,7 @@
         <w:t xml:space="preserve"> </w:t>
       </w:r>
       <w:r>
-        <w:t xml:space="preserve">1.26.0</w:t>
+        <w:t xml:space="preserve">1.26.1</w:t>
       </w:r>
       <w:r>
         <w:t xml:space="preserve"> </w:t>
@@ -77,7 +77,7 @@
         <w:t xml:space="preserve"> </w:t>
       </w:r>
       <w:r>
-        <w:t xml:space="preserve">11 August 2026</w:t>
+        <w:t xml:space="preserve">12 August 2026</w:t>
       </w:r>
       <w:r>
         <w:t xml:space="preserve"> </w:t>
@@ -23367,6 +23367,153 @@
     </w:p>
     <w:p>
       <w:pPr>
+        <w:numPr>
+          <w:ilvl w:val="0"/>
+          <w:numId w:val="1031"/>
+        </w:numPr>
+        <w:pStyle w:val="Compact"/>
+      </w:pPr>
+      <w:r>
+        <w:rPr>
+          <w:b/>
+        </w:rPr>
+        <w:t xml:space="preserve">Fixed (v1.26.1) — a handout could be paid from any account, not just Savings.</w:t>
+      </w:r>
+      <w:r>
+        <w:t xml:space="preserve"> </w:t>
+      </w:r>
+      <w:r>
+        <w:rPr>
+          <w:rStyle w:val="VerbatimChar"/>
+        </w:rPr>
+        <w:t xml:space="preserve">createSavingsHandout</w:t>
+      </w:r>
+      <w:r>
+        <w:t xml:space="preserve"> </w:t>
+      </w:r>
+      <w:r>
+        <w:t xml:space="preserve">used to trust an</w:t>
+      </w:r>
+      <w:r>
+        <w:t xml:space="preserve"> </w:t>
+      </w:r>
+      <w:r>
+        <w:rPr>
+          <w:rStyle w:val="VerbatimChar"/>
+        </w:rPr>
+        <w:t xml:space="preserve">account_id</w:t>
+      </w:r>
+      <w:r>
+        <w:t xml:space="preserve"> </w:t>
+      </w:r>
+      <w:r>
+        <w:t xml:space="preserve">sent from the request body, checking only that it was</w:t>
+      </w:r>
+      <w:r>
+        <w:t xml:space="preserve"> </w:t>
+      </w:r>
+      <w:r>
+        <w:rPr>
+          <w:i/>
+        </w:rPr>
+        <w:t xml:space="preserve">some</w:t>
+      </w:r>
+      <w:r>
+        <w:t xml:space="preserve"> </w:t>
+      </w:r>
+      <w:r>
+        <w:t xml:space="preserve">active account — so a handout could be recorded against the Primary account or any Secondary/operational account, money that was never actually sitting in the member’s savings. It’s now resolved server-side via the same</w:t>
+      </w:r>
+      <w:r>
+        <w:t xml:space="preserve"> </w:t>
+      </w:r>
+      <w:r>
+        <w:rPr>
+          <w:rStyle w:val="VerbatimChar"/>
+        </w:rPr>
+        <w:t xml:space="preserve">getSavingsAccount(client)</w:t>
+      </w:r>
+      <w:r>
+        <w:t xml:space="preserve"> </w:t>
+      </w:r>
+      <w:r>
+        <w:t xml:space="preserve">helper every other savings entry point already used (deposits, fixed-term withdrawals) — a handout is always paid out of the one dedicated SAVINGS account, full stop, and the client can no longer choose otherwise. The</w:t>
+      </w:r>
+      <w:r>
+        <w:t xml:space="preserve"> </w:t>
+      </w:r>
+      <w:r>
+        <w:t xml:space="preserve">“</w:t>
+      </w:r>
+      <w:r>
+        <w:t xml:space="preserve">Pay From Account</w:t>
+      </w:r>
+      <w:r>
+        <w:t xml:space="preserve">”</w:t>
+      </w:r>
+      <w:r>
+        <w:t xml:space="preserve"> </w:t>
+      </w:r>
+      <w:r>
+        <w:t xml:space="preserve">dropdown was removed from</w:t>
+      </w:r>
+      <w:r>
+        <w:t xml:space="preserve"> </w:t>
+      </w:r>
+      <w:r>
+        <w:rPr>
+          <w:rStyle w:val="VerbatimChar"/>
+        </w:rPr>
+        <w:t xml:space="preserve">RecordHandoutModal</w:t>
+      </w:r>
+      <w:r>
+        <w:t xml:space="preserve"> </w:t>
+      </w:r>
+      <w:r>
+        <w:t xml:space="preserve">(</w:t>
+      </w:r>
+      <w:r>
+        <w:rPr>
+          <w:rStyle w:val="VerbatimChar"/>
+        </w:rPr>
+        <w:t xml:space="preserve">SavingsPage.jsx</w:t>
+      </w:r>
+      <w:r>
+        <w:t xml:space="preserve">) to match — there’s nothing to choose.</w:t>
+      </w:r>
+      <w:r>
+        <w:t xml:space="preserve"> </w:t>
+      </w:r>
+      <w:r>
+        <w:rPr>
+          <w:rStyle w:val="VerbatimChar"/>
+        </w:rPr>
+        <w:t xml:space="preserve">POST /savings/handouts</w:t>
+      </w:r>
+      <w:r>
+        <w:t xml:space="preserve"> </w:t>
+      </w:r>
+      <w:r>
+        <w:t xml:space="preserve">no longer accepts</w:t>
+      </w:r>
+      <w:r>
+        <w:t xml:space="preserve"> </w:t>
+      </w:r>
+      <w:r>
+        <w:rPr>
+          <w:rStyle w:val="VerbatimChar"/>
+        </w:rPr>
+        <w:t xml:space="preserve">account_id</w:t>
+      </w:r>
+      <w:r>
+        <w:t xml:space="preserve"> </w:t>
+      </w:r>
+      <w:r>
+        <w:t xml:space="preserve">at all.</w:t>
+      </w:r>
+    </w:p>
+    <w:p>
+      <w:pPr>
         <w:pStyle w:val="Heading5"/>
       </w:pPr>
       <w:bookmarkStart w:id="105" w:name="X475227f27c43daf0a52f4ad2042b01cb3255bbd"/>
@@ -23821,7 +23968,22 @@
               <w:jc w:val="left"/>
             </w:pPr>
             <w:r>
-              <w:t xml:space="preserve">Record a handout</w:t>
+              <w:t xml:space="preserve">Record a handout — always paid from the SAVINGS account, resolved server-side (v1.26.1); no</w:t>
+            </w:r>
+            <w:r>
+              <w:t xml:space="preserve"> </w:t>
+            </w:r>
+            <w:r>
+              <w:rPr>
+                <w:rStyle w:val="VerbatimChar"/>
+              </w:rPr>
+              <w:t xml:space="preserve">account_id</w:t>
+            </w:r>
+            <w:r>
+              <w:t xml:space="preserve"> </w:t>
+            </w:r>
+            <w:r>
+              <w:t xml:space="preserve">in the request</w:t>
             </w:r>
           </w:p>
         </w:tc>
@@ -24000,6 +24162,87 @@
       </w:r>
       <w:r>
         <w:t xml:space="preserve">null-crash fix (Critical Fix, per diagnostic report) should be spot-checked again after any future refactor of the handout flow, since it was a real production-crash bug once already.</w:t>
+      </w:r>
+    </w:p>
+    <w:p>
+      <w:pPr>
+        <w:numPr>
+          <w:ilvl w:val="0"/>
+          <w:numId w:val="1032"/>
+        </w:numPr>
+        <w:pStyle w:val="Compact"/>
+      </w:pPr>
+      <w:r>
+        <w:t xml:space="preserve">Sections 11.1/11.2 above describe an earlier, simpler design (a flat</w:t>
+      </w:r>
+      <w:r>
+        <w:t xml:space="preserve"> </w:t>
+      </w:r>
+      <w:r>
+        <w:rPr>
+          <w:rStyle w:val="VerbatimChar"/>
+        </w:rPr>
+        <w:t xml:space="preserve">savings_deposits</w:t>
+      </w:r>
+      <w:r>
+        <w:t xml:space="preserve"> </w:t>
+      </w:r>
+      <w:r>
+        <w:t xml:space="preserve">table, immediate handouts) that predates the current flexible/fixed-term split, the member-confirms-before-it-posts handout workflow (</w:t>
+      </w:r>
+      <w:r>
+        <w:rPr>
+          <w:rStyle w:val="VerbatimChar"/>
+        </w:rPr>
+        <w:t xml:space="preserve">PENDING_CONFIRMATION</w:t>
+      </w:r>
+      <w:r>
+        <w:t xml:space="preserve"> </w:t>
+      </w:r>
+      <w:r>
+        <w:t xml:space="preserve">→</w:t>
+      </w:r>
+      <w:r>
+        <w:t xml:space="preserve"> </w:t>
+      </w:r>
+      <w:r>
+        <w:rPr>
+          <w:rStyle w:val="VerbatimChar"/>
+        </w:rPr>
+        <w:t xml:space="preserve">confirmSavingsHandout</w:t>
+      </w:r>
+      <w:r>
+        <w:t xml:space="preserve">/</w:t>
+      </w:r>
+      <w:r>
+        <w:rPr>
+          <w:rStyle w:val="VerbatimChar"/>
+        </w:rPr>
+        <w:t xml:space="preserve">rejectSavingsHandout</w:t>
+      </w:r>
+      <w:r>
+        <w:t xml:space="preserve">),</w:t>
+      </w:r>
+      <w:r>
+        <w:t xml:space="preserve"> </w:t>
+      </w:r>
+      <w:r>
+        <w:rPr>
+          <w:rStyle w:val="VerbatimChar"/>
+        </w:rPr>
+        <w:t xml:space="preserve">savings_balances</w:t>
+      </w:r>
+      <w:r>
+        <w:t xml:space="preserve">/</w:t>
+      </w:r>
+      <w:r>
+        <w:rPr>
+          <w:rStyle w:val="VerbatimChar"/>
+        </w:rPr>
+        <w:t xml:space="preserve">member_savings</w:t>
+      </w:r>
+      <w:r>
+        <w:t xml:space="preserve">, and Savings Pool inflows — all implemented in code but not yet reflected here. Flagged for a fuller rewrite of this section, same treatment Section 4.10 (Side Fund) already got.</w:t>
       </w:r>
     </w:p>
     <w:p>
@@ -38214,7 +38457,7 @@
               <w:rPr>
                 <w:rStyle w:val="VerbatimChar"/>
               </w:rPr>
-              <w:t xml:space="preserve">1.26.0</w:t>
+              <w:t xml:space="preserve">1.26.1</w:t>
             </w:r>
           </w:p>
         </w:tc>
@@ -38236,7 +38479,7 @@
               <w:rPr>
                 <w:rStyle w:val="VerbatimChar"/>
               </w:rPr>
-              <w:t xml:space="preserve">1.26.0</w:t>
+              <w:t xml:space="preserve">1.26.1</w:t>
             </w:r>
             <w:r>
               <w:t xml:space="preserve"> </w:t>
@@ -60747,6 +60990,148 @@
             </w:r>
             <w:r>
               <w:t xml:space="preserve">.</w:t>
+            </w:r>
+          </w:p>
+        </w:tc>
+      </w:tr>
+      <w:tr>
+        <w:tc>
+          <w:tcPr>
+            <w:tcBorders>
+              <w:top w:val="single" w:sz="4" w:space="0" w:color="999999"/>
+              <w:left w:val="single" w:sz="4" w:space="0" w:color="999999"/>
+              <w:bottom w:val="single" w:sz="4" w:space="0" w:color="999999"/>
+              <w:right w:val="single" w:sz="4" w:space="0" w:color="999999"/>
+            </w:tcBorders>
+          </w:tcPr>
+          <w:p>
+            <w:pPr>
+              <w:pStyle w:val="Compact"/>
+              <w:jc w:val="left"/>
+            </w:pPr>
+            <w:r>
+              <w:t xml:space="preserve">1.26.1</w:t>
+            </w:r>
+          </w:p>
+        </w:tc>
+        <w:tc>
+          <w:tcPr>
+            <w:tcBorders>
+              <w:top w:val="single" w:sz="4" w:space="0" w:color="999999"/>
+              <w:left w:val="single" w:sz="4" w:space="0" w:color="999999"/>
+              <w:bottom w:val="single" w:sz="4" w:space="0" w:color="999999"/>
+              <w:right w:val="single" w:sz="4" w:space="0" w:color="999999"/>
+            </w:tcBorders>
+          </w:tcPr>
+          <w:p>
+            <w:pPr>
+              <w:pStyle w:val="Compact"/>
+              <w:jc w:val="left"/>
+            </w:pPr>
+            <w:r>
+              <w:rPr>
+                <w:b/>
+              </w:rPr>
+              <w:t xml:space="preserve">Fixed: a Savings handout could be paid from any account, not just Savings (Section 4.11.3).</w:t>
+            </w:r>
+            <w:r>
+              <w:t xml:space="preserve"> </w:t>
+            </w:r>
+            <w:r>
+              <w:rPr>
+                <w:rStyle w:val="VerbatimChar"/>
+              </w:rPr>
+              <w:t xml:space="preserve">createSavingsHandout</w:t>
+            </w:r>
+            <w:r>
+              <w:t xml:space="preserve"> </w:t>
+            </w:r>
+            <w:r>
+              <w:t xml:space="preserve">trusted a client-supplied</w:t>
+            </w:r>
+            <w:r>
+              <w:t xml:space="preserve"> </w:t>
+            </w:r>
+            <w:r>
+              <w:rPr>
+                <w:rStyle w:val="VerbatimChar"/>
+              </w:rPr>
+              <w:t xml:space="preserve">account_id</w:t>
+            </w:r>
+            <w:r>
+              <w:t xml:space="preserve">, checking only that it belonged to</w:t>
+            </w:r>
+            <w:r>
+              <w:t xml:space="preserve"> </w:t>
+            </w:r>
+            <w:r>
+              <w:rPr>
+                <w:i/>
+              </w:rPr>
+              <w:t xml:space="preserve">some</w:t>
+            </w:r>
+            <w:r>
+              <w:t xml:space="preserve"> </w:t>
+            </w:r>
+            <w:r>
+              <w:t xml:space="preserve">active account — a handout could be recorded against the Primary account or any Secondary/operational account, debiting money that was never actually the member’s savings. Now resolved server-side via</w:t>
+            </w:r>
+            <w:r>
+              <w:t xml:space="preserve"> </w:t>
+            </w:r>
+            <w:r>
+              <w:rPr>
+                <w:rStyle w:val="VerbatimChar"/>
+              </w:rPr>
+              <w:t xml:space="preserve">getSavingsAccount()</w:t>
+            </w:r>
+            <w:r>
+              <w:t xml:space="preserve">, the same helper every other savings entry point (deposits, fixed-term withdrawals) already used — always the one dedicated SAVINGS account, no exceptions. The</w:t>
+            </w:r>
+            <w:r>
+              <w:t xml:space="preserve"> </w:t>
+            </w:r>
+            <w:r>
+              <w:t xml:space="preserve">“</w:t>
+            </w:r>
+            <w:r>
+              <w:t xml:space="preserve">Pay From Account</w:t>
+            </w:r>
+            <w:r>
+              <w:t xml:space="preserve">”</w:t>
+            </w:r>
+            <w:r>
+              <w:t xml:space="preserve"> </w:t>
+            </w:r>
+            <w:r>
+              <w:t xml:space="preserve">picker was removed from the Record Handout modal to match;</w:t>
+            </w:r>
+            <w:r>
+              <w:t xml:space="preserve"> </w:t>
+            </w:r>
+            <w:r>
+              <w:rPr>
+                <w:rStyle w:val="VerbatimChar"/>
+              </w:rPr>
+              <w:t xml:space="preserve">POST /savings/handouts</w:t>
+            </w:r>
+            <w:r>
+              <w:t xml:space="preserve"> </w:t>
+            </w:r>
+            <w:r>
+              <w:t xml:space="preserve">no longer accepts</w:t>
+            </w:r>
+            <w:r>
+              <w:t xml:space="preserve"> </w:t>
+            </w:r>
+            <w:r>
+              <w:rPr>
+                <w:rStyle w:val="VerbatimChar"/>
+              </w:rPr>
+              <w:t xml:space="preserve">account_id</w:t>
+            </w:r>
+            <w:r>
+              <w:t xml:space="preserve">. Code-only, no schema migration.</w:t>
             </w:r>
           </w:p>
         </w:tc>

--- a/docs/CMS_BIBLE.docx
+++ b/docs/CMS_BIBLE.docx
@@ -62,7 +62,7 @@
         <w:t xml:space="preserve"> </w:t>
       </w:r>
       <w:r>
-        <w:t xml:space="preserve">1.26.1</w:t>
+        <w:t xml:space="preserve">1.26.2</w:t>
       </w:r>
       <w:r>
         <w:t xml:space="preserve"> </w:t>
@@ -24995,6 +24995,212 @@
     </w:p>
     <w:p>
       <w:pPr>
+        <w:pStyle w:val="BodyText"/>
+      </w:pPr>
+      <w:r>
+        <w:rPr>
+          <w:b/>
+        </w:rPr>
+        <w:t xml:space="preserve">Fixed (v1.26.2) — approving a same-currency dividend crashed the backend.</w:t>
+      </w:r>
+      <w:r>
+        <w:t xml:space="preserve"> </w:t>
+      </w:r>
+      <w:r>
+        <w:t xml:space="preserve">When</w:t>
+      </w:r>
+      <w:r>
+        <w:t xml:space="preserve"> </w:t>
+      </w:r>
+      <w:r>
+        <w:rPr>
+          <w:rStyle w:val="VerbatimChar"/>
+        </w:rPr>
+        <w:t xml:space="preserve">needs_exchange_rate</w:t>
+      </w:r>
+      <w:r>
+        <w:t xml:space="preserve"> </w:t>
+      </w:r>
+      <w:r>
+        <w:t xml:space="preserve">is false, there’s nothing for the Treasurer to fill in, so the frontend called</w:t>
+      </w:r>
+      <w:r>
+        <w:t xml:space="preserve"> </w:t>
+      </w:r>
+      <w:r>
+        <w:rPr>
+          <w:rStyle w:val="VerbatimChar"/>
+        </w:rPr>
+        <w:t xml:space="preserve">dividendsAPI.approve(id, undefined)</w:t>
+      </w:r>
+      <w:r>
+        <w:t xml:space="preserve">. axios sends no request body at all for</w:t>
+      </w:r>
+      <w:r>
+        <w:t xml:space="preserve"> </w:t>
+      </w:r>
+      <w:r>
+        <w:rPr>
+          <w:rStyle w:val="VerbatimChar"/>
+        </w:rPr>
+        <w:t xml:space="preserve">undefined</w:t>
+      </w:r>
+      <w:r>
+        <w:t xml:space="preserve"> </w:t>
+      </w:r>
+      <w:r>
+        <w:t xml:space="preserve">— no body, no</w:t>
+      </w:r>
+      <w:r>
+        <w:t xml:space="preserve"> </w:t>
+      </w:r>
+      <w:r>
+        <w:rPr>
+          <w:rStyle w:val="VerbatimChar"/>
+        </w:rPr>
+        <w:t xml:space="preserve">Content-Type</w:t>
+      </w:r>
+      <w:r>
+        <w:t xml:space="preserve"> </w:t>
+      </w:r>
+      <w:r>
+        <w:t xml:space="preserve">header — so Express’s JSON body parser never runs, and</w:t>
+      </w:r>
+      <w:r>
+        <w:t xml:space="preserve"> </w:t>
+      </w:r>
+      <w:r>
+        <w:rPr>
+          <w:rStyle w:val="VerbatimChar"/>
+        </w:rPr>
+        <w:t xml:space="preserve">req.body</w:t>
+      </w:r>
+      <w:r>
+        <w:t xml:space="preserve"> </w:t>
+      </w:r>
+      <w:r>
+        <w:t xml:space="preserve">arrives as</w:t>
+      </w:r>
+      <w:r>
+        <w:t xml:space="preserve"> </w:t>
+      </w:r>
+      <w:r>
+        <w:rPr>
+          <w:rStyle w:val="VerbatimChar"/>
+        </w:rPr>
+        <w:t xml:space="preserve">undefined</w:t>
+      </w:r>
+      <w:r>
+        <w:t xml:space="preserve"> </w:t>
+      </w:r>
+      <w:r>
+        <w:t xml:space="preserve">server-side rather than</w:t>
+      </w:r>
+      <w:r>
+        <w:t xml:space="preserve"> </w:t>
+      </w:r>
+      <w:r>
+        <w:rPr>
+          <w:rStyle w:val="VerbatimChar"/>
+        </w:rPr>
+        <w:t xml:space="preserve">{}</w:t>
+      </w:r>
+      <w:r>
+        <w:t xml:space="preserve">.</w:t>
+      </w:r>
+      <w:r>
+        <w:t xml:space="preserve"> </w:t>
+      </w:r>
+      <w:r>
+        <w:rPr>
+          <w:rStyle w:val="VerbatimChar"/>
+        </w:rPr>
+        <w:t xml:space="preserve">const { exchange_rate } = req.body</w:t>
+      </w:r>
+      <w:r>
+        <w:t xml:space="preserve"> </w:t>
+      </w:r>
+      <w:r>
+        <w:t xml:space="preserve">then throws</w:t>
+      </w:r>
+      <w:r>
+        <w:t xml:space="preserve"> </w:t>
+      </w:r>
+      <w:r>
+        <w:rPr>
+          <w:rStyle w:val="VerbatimChar"/>
+        </w:rPr>
+        <w:t xml:space="preserve">TypeError: Cannot destructure property 'exchange_rate' of 'req.body' as it is undefined</w:t>
+      </w:r>
+      <w:r>
+        <w:t xml:space="preserve">, an unhandled error surfaced to the user as the generic</w:t>
+      </w:r>
+      <w:r>
+        <w:t xml:space="preserve"> </w:t>
+      </w:r>
+      <w:r>
+        <w:t xml:space="preserve">“</w:t>
+      </w:r>
+      <w:r>
+        <w:t xml:space="preserve">Something went wrong.</w:t>
+      </w:r>
+      <w:r>
+        <w:t xml:space="preserve">”</w:t>
+      </w:r>
+      <w:r>
+        <w:t xml:space="preserve"> </w:t>
+      </w:r>
+      <w:r>
+        <w:t xml:space="preserve">Fixed on both sides: the frontend now always sends</w:t>
+      </w:r>
+      <w:r>
+        <w:t xml:space="preserve"> </w:t>
+      </w:r>
+      <w:r>
+        <w:rPr>
+          <w:rStyle w:val="VerbatimChar"/>
+        </w:rPr>
+        <w:t xml:space="preserve">{}</w:t>
+      </w:r>
+      <w:r>
+        <w:t xml:space="preserve"> </w:t>
+      </w:r>
+      <w:r>
+        <w:t xml:space="preserve">when there’s no rate to send, and</w:t>
+      </w:r>
+      <w:r>
+        <w:t xml:space="preserve"> </w:t>
+      </w:r>
+      <w:r>
+        <w:rPr>
+          <w:rStyle w:val="VerbatimChar"/>
+        </w:rPr>
+        <w:t xml:space="preserve">approveDividend</w:t>
+      </w:r>
+      <w:r>
+        <w:t xml:space="preserve"> </w:t>
+      </w:r>
+      <w:r>
+        <w:t xml:space="preserve">now defaults with</w:t>
+      </w:r>
+      <w:r>
+        <w:t xml:space="preserve"> </w:t>
+      </w:r>
+      <w:r>
+        <w:rPr>
+          <w:rStyle w:val="VerbatimChar"/>
+        </w:rPr>
+        <w:t xml:space="preserve">req.body || {}</w:t>
+      </w:r>
+      <w:r>
+        <w:t xml:space="preserve"> </w:t>
+      </w:r>
+      <w:r>
+        <w:t xml:space="preserve">so any future caller sending no body at all degrades safely instead of crashing.</w:t>
+      </w:r>
+    </w:p>
+    <w:p>
+      <w:pPr>
         <w:pStyle w:val="Heading5"/>
       </w:pPr>
       <w:bookmarkStart w:id="112" w:name="X266da2f54a910a98cb2d6f93ffdab4a7dc42423"/>
@@ -38457,7 +38663,7 @@
               <w:rPr>
                 <w:rStyle w:val="VerbatimChar"/>
               </w:rPr>
-              <w:t xml:space="preserve">1.26.1</w:t>
+              <w:t xml:space="preserve">1.26.2</w:t>
             </w:r>
           </w:p>
         </w:tc>
@@ -38479,7 +38685,7 @@
               <w:rPr>
                 <w:rStyle w:val="VerbatimChar"/>
               </w:rPr>
-              <w:t xml:space="preserve">1.26.1</w:t>
+              <w:t xml:space="preserve">1.26.2</w:t>
             </w:r>
             <w:r>
               <w:t xml:space="preserve"> </w:t>
@@ -61132,6 +61338,244 @@
             </w:r>
             <w:r>
               <w:t xml:space="preserve">. Code-only, no schema migration.</w:t>
+            </w:r>
+          </w:p>
+        </w:tc>
+      </w:tr>
+      <w:tr>
+        <w:tc>
+          <w:tcPr>
+            <w:tcBorders>
+              <w:top w:val="single" w:sz="4" w:space="0" w:color="999999"/>
+              <w:left w:val="single" w:sz="4" w:space="0" w:color="999999"/>
+              <w:bottom w:val="single" w:sz="4" w:space="0" w:color="999999"/>
+              <w:right w:val="single" w:sz="4" w:space="0" w:color="999999"/>
+            </w:tcBorders>
+          </w:tcPr>
+          <w:p>
+            <w:pPr>
+              <w:pStyle w:val="Compact"/>
+              <w:jc w:val="left"/>
+            </w:pPr>
+            <w:r>
+              <w:t xml:space="preserve">1.26.2</w:t>
+            </w:r>
+          </w:p>
+        </w:tc>
+        <w:tc>
+          <w:tcPr>
+            <w:tcBorders>
+              <w:top w:val="single" w:sz="4" w:space="0" w:color="999999"/>
+              <w:left w:val="single" w:sz="4" w:space="0" w:color="999999"/>
+              <w:bottom w:val="single" w:sz="4" w:space="0" w:color="999999"/>
+              <w:right w:val="single" w:sz="4" w:space="0" w:color="999999"/>
+            </w:tcBorders>
+          </w:tcPr>
+          <w:p>
+            <w:pPr>
+              <w:pStyle w:val="Compact"/>
+              <w:jc w:val="left"/>
+            </w:pPr>
+            <w:r>
+              <w:rPr>
+                <w:b/>
+              </w:rPr>
+              <w:t xml:space="preserve">Fixed: approving a same-currency dividend crashed the backend (Section 4.12.3).</w:t>
+            </w:r>
+            <w:r>
+              <w:t xml:space="preserve"> </w:t>
+            </w:r>
+            <w:r>
+              <w:t xml:space="preserve">When no exchange rate was needed,</w:t>
+            </w:r>
+            <w:r>
+              <w:t xml:space="preserve"> </w:t>
+            </w:r>
+            <w:r>
+              <w:rPr>
+                <w:rStyle w:val="VerbatimChar"/>
+              </w:rPr>
+              <w:t xml:space="preserve">DividendsPage.jsx</w:t>
+            </w:r>
+            <w:r>
+              <w:t xml:space="preserve"> </w:t>
+            </w:r>
+            <w:r>
+              <w:t xml:space="preserve">called the approve endpoint with</w:t>
+            </w:r>
+            <w:r>
+              <w:t xml:space="preserve"> </w:t>
+            </w:r>
+            <w:r>
+              <w:rPr>
+                <w:rStyle w:val="VerbatimChar"/>
+              </w:rPr>
+              <w:t xml:space="preserve">undefined</w:t>
+            </w:r>
+            <w:r>
+              <w:t xml:space="preserve"> </w:t>
+            </w:r>
+            <w:r>
+              <w:t xml:space="preserve">as the request body — axios sends no body and no</w:t>
+            </w:r>
+            <w:r>
+              <w:t xml:space="preserve"> </w:t>
+            </w:r>
+            <w:r>
+              <w:rPr>
+                <w:rStyle w:val="VerbatimChar"/>
+              </w:rPr>
+              <w:t xml:space="preserve">Content-Type</w:t>
+            </w:r>
+            <w:r>
+              <w:t xml:space="preserve"> </w:t>
+            </w:r>
+            <w:r>
+              <w:t xml:space="preserve">header for</w:t>
+            </w:r>
+            <w:r>
+              <w:t xml:space="preserve"> </w:t>
+            </w:r>
+            <w:r>
+              <w:rPr>
+                <w:rStyle w:val="VerbatimChar"/>
+              </w:rPr>
+              <w:t xml:space="preserve">undefined</w:t>
+            </w:r>
+            <w:r>
+              <w:t xml:space="preserve">, so Express’s JSON parser never ran and</w:t>
+            </w:r>
+            <w:r>
+              <w:t xml:space="preserve"> </w:t>
+            </w:r>
+            <w:r>
+              <w:rPr>
+                <w:rStyle w:val="VerbatimChar"/>
+              </w:rPr>
+              <w:t xml:space="preserve">req.body</w:t>
+            </w:r>
+            <w:r>
+              <w:t xml:space="preserve"> </w:t>
+            </w:r>
+            <w:r>
+              <w:t xml:space="preserve">arrived</w:t>
+            </w:r>
+            <w:r>
+              <w:t xml:space="preserve"> </w:t>
+            </w:r>
+            <w:r>
+              <w:rPr>
+                <w:rStyle w:val="VerbatimChar"/>
+              </w:rPr>
+              <w:t xml:space="preserve">undefined</w:t>
+            </w:r>
+            <w:r>
+              <w:t xml:space="preserve"> </w:t>
+            </w:r>
+            <w:r>
+              <w:t xml:space="preserve">server-side instead of</w:t>
+            </w:r>
+            <w:r>
+              <w:t xml:space="preserve"> </w:t>
+            </w:r>
+            <w:r>
+              <w:rPr>
+                <w:rStyle w:val="VerbatimChar"/>
+              </w:rPr>
+              <w:t xml:space="preserve">{}</w:t>
+            </w:r>
+            <w:r>
+              <w:t xml:space="preserve">.</w:t>
+            </w:r>
+            <w:r>
+              <w:t xml:space="preserve"> </w:t>
+            </w:r>
+            <w:r>
+              <w:rPr>
+                <w:rStyle w:val="VerbatimChar"/>
+              </w:rPr>
+              <w:t xml:space="preserve">const { exchange_rate } = req.body</w:t>
+            </w:r>
+            <w:r>
+              <w:t xml:space="preserve"> </w:t>
+            </w:r>
+            <w:r>
+              <w:t xml:space="preserve">then threw an unhandled</w:t>
+            </w:r>
+            <w:r>
+              <w:t xml:space="preserve"> </w:t>
+            </w:r>
+            <w:r>
+              <w:rPr>
+                <w:rStyle w:val="VerbatimChar"/>
+              </w:rPr>
+              <w:t xml:space="preserve">TypeError</w:t>
+            </w:r>
+            <w:r>
+              <w:t xml:space="preserve">, surfaced to the Treasurer as a generic</w:t>
+            </w:r>
+            <w:r>
+              <w:t xml:space="preserve"> </w:t>
+            </w:r>
+            <w:r>
+              <w:t xml:space="preserve">“</w:t>
+            </w:r>
+            <w:r>
+              <w:t xml:space="preserve">Something went wrong.</w:t>
+            </w:r>
+            <w:r>
+              <w:t xml:space="preserve">”</w:t>
+            </w:r>
+            <w:r>
+              <w:t xml:space="preserve"> </w:t>
+            </w:r>
+            <w:r>
+              <w:t xml:space="preserve">Fixed on both ends: the frontend now always sends</w:t>
+            </w:r>
+            <w:r>
+              <w:t xml:space="preserve"> </w:t>
+            </w:r>
+            <w:r>
+              <w:rPr>
+                <w:rStyle w:val="VerbatimChar"/>
+              </w:rPr>
+              <w:t xml:space="preserve">{}</w:t>
+            </w:r>
+            <w:r>
+              <w:t xml:space="preserve"> </w:t>
+            </w:r>
+            <w:r>
+              <w:t xml:space="preserve">when there’s nothing to send, and</w:t>
+            </w:r>
+            <w:r>
+              <w:t xml:space="preserve"> </w:t>
+            </w:r>
+            <w:r>
+              <w:rPr>
+                <w:rStyle w:val="VerbatimChar"/>
+              </w:rPr>
+              <w:t xml:space="preserve">approveDividend</w:t>
+            </w:r>
+            <w:r>
+              <w:t xml:space="preserve"> </w:t>
+            </w:r>
+            <w:r>
+              <w:t xml:space="preserve">defaults with</w:t>
+            </w:r>
+            <w:r>
+              <w:t xml:space="preserve"> </w:t>
+            </w:r>
+            <w:r>
+              <w:rPr>
+                <w:rStyle w:val="VerbatimChar"/>
+              </w:rPr>
+              <w:t xml:space="preserve">req.body || {}</w:t>
+            </w:r>
+            <w:r>
+              <w:t xml:space="preserve"> </w:t>
+            </w:r>
+            <w:r>
+              <w:t xml:space="preserve">so any future bodyless caller degrades safely instead of crashing. Code-only, no schema migration.</w:t>
             </w:r>
           </w:p>
         </w:tc>

--- a/docs/CMS_BIBLE.docx
+++ b/docs/CMS_BIBLE.docx
@@ -264,7 +264,7 @@
         <w:t xml:space="preserve"> </w:t>
       </w:r>
       <w:r>
-        <w:t xml:space="preserve">— 34 modules, numbered sequentially (not nested) for simplicity:</w:t>
+        <w:t xml:space="preserve">— 35 modules, numbered sequentially (not nested) for simplicity:</w:t>
       </w:r>
     </w:p>
     <w:p>
@@ -673,6 +673,18 @@
       </w:pPr>
       <w:r>
         <w:t xml:space="preserve">Storage Service</w:t>
+      </w:r>
+    </w:p>
+    <w:p>
+      <w:pPr>
+        <w:numPr>
+          <w:ilvl w:val="1"/>
+          <w:numId w:val="1002"/>
+        </w:numPr>
+        <w:pStyle w:val="Compact"/>
+      </w:pPr>
+      <w:r>
+        <w:t xml:space="preserve">Payment Acknowledgements</w:t>
       </w:r>
     </w:p>
     <w:p>
@@ -25037,6 +25049,39 @@
       </w:r>
     </w:p>
     <w:p>
+      <w:pPr>
+        <w:numPr>
+          <w:ilvl w:val="0"/>
+          <w:numId w:val="1033"/>
+        </w:numPr>
+        <w:pStyle w:val="Compact"/>
+      </w:pPr>
+      <w:r>
+        <w:rPr>
+          <w:b/>
+        </w:rPr>
+        <w:t xml:space="preserve">v1.30.0</w:t>
+      </w:r>
+      <w:r>
+        <w:t xml:space="preserve">:</w:t>
+      </w:r>
+      <w:r>
+        <w:t xml:space="preserve"> </w:t>
+      </w:r>
+      <w:r>
+        <w:rPr>
+          <w:rStyle w:val="VerbatimChar"/>
+        </w:rPr>
+        <w:t xml:space="preserve">approveDividend</w:t>
+      </w:r>
+      <w:r>
+        <w:t xml:space="preserve"> </w:t>
+      </w:r>
+      <w:r>
+        <w:t xml:space="preserve">now also creates one Payment Acknowledgement per shareholder distribution (Section 4.35) — each shareholder reviews and confirms their own credited share, separate from the DIVIDEND_PAID bell/email notification this section already documented.</w:t>
+      </w:r>
+    </w:p>
+    <w:p>
       <w:r>
         <w:pict>
           <v:rect style="width:0;height:1.5pt" o:hralign="center" o:hrstd="t" o:hr="t"/>
@@ -46215,6 +46260,66 @@
       </w:r>
     </w:p>
     <w:p>
+      <w:pPr>
+        <w:numPr>
+          <w:ilvl w:val="0"/>
+          <w:numId w:val="1068"/>
+        </w:numPr>
+        <w:pStyle w:val="Compact"/>
+      </w:pPr>
+      <w:r>
+        <w:rPr>
+          <w:b/>
+        </w:rPr>
+        <w:t xml:space="preserve">v1.30.0</w:t>
+      </w:r>
+      <w:r>
+        <w:t xml:space="preserve">:</w:t>
+      </w:r>
+      <w:r>
+        <w:t xml:space="preserve"> </w:t>
+      </w:r>
+      <w:r>
+        <w:rPr>
+          <w:rStyle w:val="VerbatimChar"/>
+        </w:rPr>
+        <w:t xml:space="preserve">recordPayment</w:t>
+      </w:r>
+      <w:r>
+        <w:t xml:space="preserve"> </w:t>
+      </w:r>
+      <w:r>
+        <w:t xml:space="preserve">and</w:t>
+      </w:r>
+      <w:r>
+        <w:t xml:space="preserve"> </w:t>
+      </w:r>
+      <w:r>
+        <w:rPr>
+          <w:rStyle w:val="VerbatimChar"/>
+        </w:rPr>
+        <w:t xml:space="preserve">approveReimbursement</w:t>
+      </w:r>
+      <w:r>
+        <w:t xml:space="preserve"> </w:t>
+      </w:r>
+      <w:r>
+        <w:t xml:space="preserve">now also create a Payment Acknowledgement (Section 4.35) so the recipient can confirm each payment — self-service, works for the Administrative Officer role the same as everyone else since that route file deliberately doesn’t apply</w:t>
+      </w:r>
+      <w:r>
+        <w:t xml:space="preserve"> </w:t>
+      </w:r>
+      <w:r>
+        <w:rPr>
+          <w:rStyle w:val="VerbatimChar"/>
+        </w:rPr>
+        <w:t xml:space="preserve">blockFinanceRestricted</w:t>
+      </w:r>
+      <w:r>
+        <w:t xml:space="preserve">.</w:t>
+      </w:r>
+    </w:p>
+    <w:p>
       <w:r>
         <w:pict>
           <v:rect style="width:0;height:1.5pt" o:hralign="center" o:hrstd="t" o:hr="t"/>
@@ -57231,20 +57336,45 @@
     </w:p>
     <w:p>
       <w:pPr>
-        <w:pStyle w:val="Heading2"/>
-      </w:pPr>
-      <w:bookmarkStart w:id="272" w:name="deployment-guide"/>
-      <w:r>
-        <w:t xml:space="preserve">5. Deployment Guide</w:t>
+        <w:pStyle w:val="Heading4"/>
+      </w:pPr>
+      <w:bookmarkStart w:id="272" w:name="payment-acknowledgements-v1.30.0"/>
+      <w:r>
+        <w:t xml:space="preserve">35. Payment Acknowledgements (v1.30.0)</w:t>
       </w:r>
       <w:bookmarkEnd w:id="272"/>
     </w:p>
     <w:p>
       <w:pPr>
+        <w:pStyle w:val="Heading5"/>
+      </w:pPr>
+      <w:bookmarkStart w:id="273" w:name="purpose-34"/>
+      <w:r>
+        <w:t xml:space="preserve">35.1 Purpose</w:t>
+      </w:r>
+      <w:bookmarkEnd w:id="273"/>
+    </w:p>
+    <w:p>
+      <w:pPr>
         <w:pStyle w:val="FirstParagraph"/>
       </w:pPr>
       <w:r>
-        <w:t xml:space="preserve">This section is the Bible’s own copy of</w:t>
+        <w:t xml:space="preserve">A two-way, two-step confirmation record for money paid</w:t>
+      </w:r>
+      <w:r>
+        <w:t xml:space="preserve"> </w:t>
+      </w:r>
+      <w:r>
+        <w:rPr>
+          <w:b/>
+        </w:rPr>
+        <w:t xml:space="preserve">out</w:t>
+      </w:r>
+      <w:r>
+        <w:t xml:space="preserve"> </w:t>
+      </w:r>
+      <w:r>
+        <w:t xml:space="preserve">to an individual — the mirror image of the existing requisitions</w:t>
       </w:r>
       <w:r>
         <w:t xml:space="preserve"> </w:t>
@@ -57253,7 +57383,7 @@
         <w:t xml:space="preserve">“</w:t>
       </w:r>
       <w:r>
-        <w:t xml:space="preserve">how to put this system online,</w:t>
+        <w:t xml:space="preserve">acknowledgement</w:t>
       </w:r>
       <w:r>
         <w:t xml:space="preserve">”</w:t>
@@ -57262,40 +57392,197 @@
         <w:t xml:space="preserve"> </w:t>
       </w:r>
       <w:r>
-        <w:t xml:space="preserve">written to stand alone — but the repo root also keeps</w:t>
-      </w:r>
-      <w:r>
-        <w:t xml:space="preserve"> </w:t>
-      </w:r>
-      <w:r>
-        <w:rPr>
-          <w:rStyle w:val="VerbatimChar"/>
-        </w:rPr>
-        <w:t xml:space="preserve">DEPLOYMENT_GUIDE.md</w:t>
-      </w:r>
-      <w:r>
-        <w:t xml:space="preserve"> </w:t>
-      </w:r>
-      <w:r>
-        <w:t xml:space="preserve">as a shorter, copy-paste-friendly companion for when you just need the exact commands without the surrounding explanation. The two are kept in sync; if they ever disagree, trust whichever was edited most recently (check the file’s own timestamp) and update the other to match.</w:t>
-      </w:r>
-    </w:p>
-    <w:p>
-      <w:pPr>
-        <w:pStyle w:val="Heading3"/>
-      </w:pPr>
-      <w:bookmarkStart w:id="273" w:name="whats-being-deployed-and-where"/>
-      <w:r>
-        <w:t xml:space="preserve">5.1 What’s being deployed, and where</w:t>
-      </w:r>
-      <w:bookmarkEnd w:id="273"/>
+        <w:t xml:space="preserve">types (Section 9), which are a member confirming money they already paid</w:t>
+      </w:r>
+      <w:r>
+        <w:t xml:space="preserve"> </w:t>
+      </w:r>
+      <w:r>
+        <w:rPr>
+          <w:b/>
+        </w:rPr>
+        <w:t xml:space="preserve">in</w:t>
+      </w:r>
+      <w:r>
+        <w:t xml:space="preserve">. Covers every payout this system currently makes to a specific person: dividend distributions, monthly service fee payments, and expense reimbursements. The recipient reviews the amount and stated purpose and either acknowledges it or disputes it; once acknowledged, a Treasurer/Director gives a final sign-off, at which point a two-party printable document (naming both who paid and who received) becomes available. Requested directly:</w:t>
+      </w:r>
+      <w:r>
+        <w:t xml:space="preserve"> </w:t>
+      </w:r>
+      <w:r>
+        <w:t xml:space="preserve">“</w:t>
+      </w:r>
+      <w:r>
+        <w:t xml:space="preserve">when someone receives money from the accounts on their individual accounts they approve the amount and of what purpose that money served after reviewing it… this acknowledgement is sent to the recipient… and from the treasury or directory… both parties are recorded in the document and then again approved by the treasurer or director after recipient acknowledges.</w:t>
+      </w:r>
+      <w:r>
+        <w:t xml:space="preserve">”</w:t>
+      </w:r>
+    </w:p>
+    <w:p>
+      <w:pPr>
+        <w:pStyle w:val="Heading5"/>
+      </w:pPr>
+      <w:bookmarkStart w:id="274" w:name="data-model-31"/>
+      <w:r>
+        <w:t xml:space="preserve">35.2 Data model</w:t>
+      </w:r>
+      <w:bookmarkEnd w:id="274"/>
     </w:p>
     <w:p>
       <w:pPr>
         <w:pStyle w:val="FirstParagraph"/>
       </w:pPr>
       <w:r>
-        <w:t xml:space="preserve">Render hosts three things per company: the Node/Express backend (a real long-running server process — needed because this app has scheduled cron jobs, not just request/response), the React frontend (built once into static files), and a managed PostgreSQL database. Render was chosen specifically because it supports long-lived server processes with scheduled background jobs, which serverless platforms (Vercel and similar) are not designed for.</w:t>
+        <w:rPr>
+          <w:rStyle w:val="VerbatimChar"/>
+          <w:b/>
+        </w:rPr>
+        <w:t xml:space="preserve">payment_acknowledgements</w:t>
+      </w:r>
+      <w:r>
+        <w:t xml:space="preserve">: id, reference_id, source_type (</w:t>
+      </w:r>
+      <w:r>
+        <w:rPr>
+          <w:rStyle w:val="VerbatimChar"/>
+        </w:rPr>
+        <w:t xml:space="preserve">DIVIDEND</w:t>
+      </w:r>
+      <w:r>
+        <w:t xml:space="preserve"> </w:t>
+      </w:r>
+      <w:r>
+        <w:t xml:space="preserve">/</w:t>
+      </w:r>
+      <w:r>
+        <w:t xml:space="preserve"> </w:t>
+      </w:r>
+      <w:r>
+        <w:rPr>
+          <w:rStyle w:val="VerbatimChar"/>
+        </w:rPr>
+        <w:t xml:space="preserve">SERVICE_FEE_PAYMENT</w:t>
+      </w:r>
+      <w:r>
+        <w:t xml:space="preserve"> </w:t>
+      </w:r>
+      <w:r>
+        <w:t xml:space="preserve">/</w:t>
+      </w:r>
+      <w:r>
+        <w:t xml:space="preserve"> </w:t>
+      </w:r>
+      <w:r>
+        <w:rPr>
+          <w:rStyle w:val="VerbatimChar"/>
+        </w:rPr>
+        <w:t xml:space="preserve">REIMBURSEMENT</w:t>
+      </w:r>
+      <w:r>
+        <w:t xml:space="preserve"> </w:t>
+      </w:r>
+      <w:r>
+        <w:t xml:space="preserve">— a CHECK list, deliberately easy to extend with more payout types later rather than a free-form polymorphic field), source_id (points at the specific</w:t>
+      </w:r>
+      <w:r>
+        <w:t xml:space="preserve"> </w:t>
+      </w:r>
+      <w:r>
+        <w:rPr>
+          <w:rStyle w:val="VerbatimChar"/>
+        </w:rPr>
+        <w:t xml:space="preserve">dividend_distributions</w:t>
+      </w:r>
+      <w:r>
+        <w:t xml:space="preserve"> </w:t>
+      </w:r>
+      <w:r>
+        <w:t xml:space="preserve">/</w:t>
+      </w:r>
+      <w:r>
+        <w:t xml:space="preserve"> </w:t>
+      </w:r>
+      <w:r>
+        <w:rPr>
+          <w:rStyle w:val="VerbatimChar"/>
+        </w:rPr>
+        <w:t xml:space="preserve">service_fee_payments</w:t>
+      </w:r>
+      <w:r>
+        <w:t xml:space="preserve"> </w:t>
+      </w:r>
+      <w:r>
+        <w:t xml:space="preserve">/</w:t>
+      </w:r>
+      <w:r>
+        <w:t xml:space="preserve"> </w:t>
+      </w:r>
+      <w:r>
+        <w:rPr>
+          <w:rStyle w:val="VerbatimChar"/>
+        </w:rPr>
+        <w:t xml:space="preserve">service_reimbursement_requests</w:t>
+      </w:r>
+      <w:r>
+        <w:t xml:space="preserve"> </w:t>
+      </w:r>
+      <w:r>
+        <w:t xml:space="preserve">row), transaction_id (the real ledger transaction that moved the money), payer_id, recipient_id, amount, currency_id, purpose, status (</w:t>
+      </w:r>
+      <w:r>
+        <w:rPr>
+          <w:rStyle w:val="VerbatimChar"/>
+        </w:rPr>
+        <w:t xml:space="preserve">PENDING_ACK</w:t>
+      </w:r>
+      <w:r>
+        <w:t xml:space="preserve"> </w:t>
+      </w:r>
+      <w:r>
+        <w:t xml:space="preserve">/</w:t>
+      </w:r>
+      <w:r>
+        <w:t xml:space="preserve"> </w:t>
+      </w:r>
+      <w:r>
+        <w:rPr>
+          <w:rStyle w:val="VerbatimChar"/>
+        </w:rPr>
+        <w:t xml:space="preserve">ACKNOWLEDGED</w:t>
+      </w:r>
+      <w:r>
+        <w:t xml:space="preserve"> </w:t>
+      </w:r>
+      <w:r>
+        <w:t xml:space="preserve">/</w:t>
+      </w:r>
+      <w:r>
+        <w:t xml:space="preserve"> </w:t>
+      </w:r>
+      <w:r>
+        <w:rPr>
+          <w:rStyle w:val="VerbatimChar"/>
+        </w:rPr>
+        <w:t xml:space="preserve">DISPUTED</w:t>
+      </w:r>
+      <w:r>
+        <w:t xml:space="preserve"> </w:t>
+      </w:r>
+      <w:r>
+        <w:t xml:space="preserve">/</w:t>
+      </w:r>
+      <w:r>
+        <w:t xml:space="preserve"> </w:t>
+      </w:r>
+      <w:r>
+        <w:rPr>
+          <w:rStyle w:val="VerbatimChar"/>
+        </w:rPr>
+        <w:t xml:space="preserve">FINAL_APPROVED</w:t>
+      </w:r>
+      <w:r>
+        <w:t xml:space="preserve">), acknowledged_at, acknowledgement_note, dispute_reason, disputed_at, final_approved_by, final_approved_at, created_at.</w:t>
       </w:r>
     </w:p>
     <w:p>
@@ -57304,284 +57591,59 @@
       </w:pPr>
       <w:r>
         <w:rPr>
-          <w:b/>
-        </w:rPr>
-        <w:t xml:space="preserve">Cost</w:t>
-      </w:r>
-      <w:r>
-        <w:t xml:space="preserve">: backend</w:t>
-      </w:r>
-      <w:r>
-        <w:t xml:space="preserve"> </w:t>
-      </w:r>
-      <w:r>
-        <w:rPr>
-          <w:rStyle w:val="VerbatimChar"/>
-        </w:rPr>
-        <w:t xml:space="preserve">starter</w:t>
-      </w:r>
-      <w:r>
-        <w:t xml:space="preserve"> </w:t>
-      </w:r>
-      <w:r>
-        <w:t xml:space="preserve">plan (~$7/month — deliberately not the Free tier, which spins down after 15 minutes idle and would silently kill the nightly/monthly cron jobs), database</w:t>
-      </w:r>
-      <w:r>
-        <w:t xml:space="preserve"> </w:t>
-      </w:r>
-      <w:r>
-        <w:rPr>
-          <w:rStyle w:val="VerbatimChar"/>
-        </w:rPr>
-        <w:t xml:space="preserve">basic-256mb</w:t>
-      </w:r>
-      <w:r>
-        <w:t xml:space="preserve"> </w:t>
-      </w:r>
-      <w:r>
-        <w:t xml:space="preserve">plan ($6/month for the instance — deliberately not Free, since Free-tier databases expire after 90 days and this app holds real financial records), frontend static site (free). Render’s Blueprint deploy screen also attaches a 15 GB disk to the database by default, billed separately at $0.30/GB/month (~$4.50/month) — so the database actually runs ~$10.50/month total, not just the $6/month instance price.</w:t>
-      </w:r>
-      <w:r>
-        <w:t xml:space="preserve"> </w:t>
-      </w:r>
-      <w:r>
-        <w:rPr>
-          <w:b/>
-        </w:rPr>
-        <w:t xml:space="preserve">Total roughly $17.50/month per company deployed</w:t>
-      </w:r>
-      <w:r>
-        <w:t xml:space="preserve"> </w:t>
-      </w:r>
-      <w:r>
-        <w:t xml:space="preserve">(confirmed directly against Render’s Blueprint cost estimate, not just the base per-plan prices — those alone undercount the real bill by the disk cost).</w:t>
-      </w:r>
-    </w:p>
-    <w:p>
-      <w:pPr>
-        <w:pStyle w:val="Heading3"/>
-      </w:pPr>
-      <w:bookmarkStart w:id="274" w:name="before-you-start"/>
-      <w:r>
-        <w:t xml:space="preserve">5.2 Before you start</w:t>
-      </w:r>
-      <w:bookmarkEnd w:id="274"/>
-    </w:p>
-    <w:p>
-      <w:pPr>
-        <w:pStyle w:val="FirstParagraph"/>
-      </w:pPr>
-      <w:r>
-        <w:t xml:space="preserve">You’ll need: a free GitHub account, a free Render account with a card on file (for the paid Starter/Basic plans), and Git installed locally.</w:t>
-      </w:r>
-      <w:r>
-        <w:t xml:space="preserve"> </w:t>
-      </w:r>
-      <w:r>
-        <w:rPr>
-          <w:rStyle w:val="VerbatimChar"/>
-        </w:rPr>
-        <w:t xml:space="preserve">psql</w:t>
-      </w:r>
-      <w:r>
-        <w:t xml:space="preserve"> </w:t>
-      </w:r>
-      <w:r>
-        <w:t xml:space="preserve">(PostgreSQL’s command-line client) is also needed for the one-time schema load in Step 5.4 below — installing just the client tools (not a full local Postgres server) is enough.</w:t>
-      </w:r>
-    </w:p>
-    <w:p>
-      <w:pPr>
-        <w:pStyle w:val="Heading3"/>
-      </w:pPr>
-      <w:bookmarkStart w:id="275" w:name="step-1-push-the-code-to-github"/>
-      <w:r>
-        <w:t xml:space="preserve">5.3 Step 1 — Push the code to GitHub</w:t>
+          <w:rStyle w:val="VerbatimChar"/>
+        </w:rPr>
+        <w:t xml:space="preserve">amount</w:t>
+      </w:r>
+      <w:r>
+        <w:t xml:space="preserve">/</w:t>
+      </w:r>
+      <w:r>
+        <w:rPr>
+          <w:rStyle w:val="VerbatimChar"/>
+        </w:rPr>
+        <w:t xml:space="preserve">currency_id</w:t>
+      </w:r>
+      <w:r>
+        <w:t xml:space="preserve">/</w:t>
+      </w:r>
+      <w:r>
+        <w:rPr>
+          <w:rStyle w:val="VerbatimChar"/>
+        </w:rPr>
+        <w:t xml:space="preserve">purpose</w:t>
+      </w:r>
+      <w:r>
+        <w:t xml:space="preserve"> </w:t>
+      </w:r>
+      <w:r>
+        <w:t xml:space="preserve">are a</w:t>
+      </w:r>
+      <w:r>
+        <w:t xml:space="preserve"> </w:t>
+      </w:r>
+      <w:r>
+        <w:rPr>
+          <w:b/>
+        </w:rPr>
+        <w:t xml:space="preserve">point-in-time snapshot</w:t>
+      </w:r>
+      <w:r>
+        <w:t xml:space="preserve"> </w:t>
+      </w:r>
+      <w:r>
+        <w:t xml:space="preserve">taken when the row is created, not read live off the source record — so the printed acknowledgement always reflects exactly what the recipient actually reviewed and signed off on, even if the underlying agreement/category is edited or renamed afterwards.</w:t>
+      </w:r>
+    </w:p>
+    <w:p>
+      <w:pPr>
+        <w:pStyle w:val="Heading5"/>
+      </w:pPr>
+      <w:bookmarkStart w:id="275" w:name="business-rules-key-logic-30"/>
+      <w:r>
+        <w:t xml:space="preserve">35.3 Business rules / key logic</w:t>
       </w:r>
       <w:bookmarkEnd w:id="275"/>
-    </w:p>
-    <w:p>
-      <w:pPr>
-        <w:pStyle w:val="FirstParagraph"/>
-      </w:pPr>
-      <w:r>
-        <w:t xml:space="preserve">Render deploys from a Git repository, not from files on your computer directly.</w:t>
-      </w:r>
-      <w:r>
-        <w:t xml:space="preserve"> </w:t>
-      </w:r>
-      <w:r>
-        <w:t xml:space="preserve">1. Create a new</w:t>
-      </w:r>
-      <w:r>
-        <w:t xml:space="preserve"> </w:t>
-      </w:r>
-      <w:r>
-        <w:rPr>
-          <w:b/>
-        </w:rPr>
-        <w:t xml:space="preserve">private</w:t>
-      </w:r>
-      <w:r>
-        <w:t xml:space="preserve"> </w:t>
-      </w:r>
-      <w:r>
-        <w:t xml:space="preserve">GitHub repository (e.g. </w:t>
-      </w:r>
-      <w:r>
-        <w:rPr>
-          <w:rStyle w:val="VerbatimChar"/>
-        </w:rPr>
-        <w:t xml:space="preserve">cms</w:t>
-      </w:r>
-      <w:r>
-        <w:t xml:space="preserve">) — leave it empty, no README/.gitignore/license.</w:t>
-      </w:r>
-      <w:r>
-        <w:t xml:space="preserve"> </w:t>
-      </w:r>
-      <w:r>
-        <w:t xml:space="preserve">2. From a terminal in the project root (the folder containing both</w:t>
-      </w:r>
-      <w:r>
-        <w:t xml:space="preserve"> </w:t>
-      </w:r>
-      <w:r>
-        <w:rPr>
-          <w:rStyle w:val="VerbatimChar"/>
-        </w:rPr>
-        <w:t xml:space="preserve">cms/</w:t>
-      </w:r>
-      <w:r>
-        <w:t xml:space="preserve"> </w:t>
-      </w:r>
-      <w:r>
-        <w:t xml:space="preserve">and</w:t>
-      </w:r>
-      <w:r>
-        <w:t xml:space="preserve"> </w:t>
-      </w:r>
-      <w:r>
-        <w:rPr>
-          <w:rStyle w:val="VerbatimChar"/>
-        </w:rPr>
-        <w:t xml:space="preserve">cms-frontend/</w:t>
-      </w:r>
-      <w:r>
-        <w:t xml:space="preserve">):</w:t>
-      </w:r>
-      <w:r>
-        <w:t xml:space="preserve"> </w:t>
-      </w:r>
-      <w:r>
-        <w:rPr>
-          <w:rStyle w:val="VerbatimChar"/>
-        </w:rPr>
-        <w:t xml:space="preserve">git init    git add .    git commit -m "Initial commit"    git branch -M main    git remote add origin https://github.com/YOUR_USERNAME/cms.git    git push -u origin main</w:t>
-      </w:r>
-      <w:r>
-        <w:t xml:space="preserve"> </w:t>
-      </w:r>
-      <w:r>
-        <w:t xml:space="preserve">3. A</w:t>
-      </w:r>
-      <w:r>
-        <w:t xml:space="preserve"> </w:t>
-      </w:r>
-      <w:r>
-        <w:rPr>
-          <w:rStyle w:val="VerbatimChar"/>
-        </w:rPr>
-        <w:t xml:space="preserve">.gitignore</w:t>
-      </w:r>
-      <w:r>
-        <w:t xml:space="preserve"> </w:t>
-      </w:r>
-      <w:r>
-        <w:t xml:space="preserve">is already in place at the root and inside both</w:t>
-      </w:r>
-      <w:r>
-        <w:t xml:space="preserve"> </w:t>
-      </w:r>
-      <w:r>
-        <w:rPr>
-          <w:rStyle w:val="VerbatimChar"/>
-        </w:rPr>
-        <w:t xml:space="preserve">cms/</w:t>
-      </w:r>
-      <w:r>
-        <w:t xml:space="preserve"> </w:t>
-      </w:r>
-      <w:r>
-        <w:t xml:space="preserve">and</w:t>
-      </w:r>
-      <w:r>
-        <w:t xml:space="preserve"> </w:t>
-      </w:r>
-      <w:r>
-        <w:rPr>
-          <w:rStyle w:val="VerbatimChar"/>
-        </w:rPr>
-        <w:t xml:space="preserve">cms-frontend/</w:t>
-      </w:r>
-      <w:r>
-        <w:t xml:space="preserve">, so</w:t>
-      </w:r>
-      <w:r>
-        <w:t xml:space="preserve"> </w:t>
-      </w:r>
-      <w:r>
-        <w:rPr>
-          <w:rStyle w:val="VerbatimChar"/>
-        </w:rPr>
-        <w:t xml:space="preserve">node_modules/</w:t>
-      </w:r>
-      <w:r>
-        <w:t xml:space="preserve"> </w:t>
-      </w:r>
-      <w:r>
-        <w:t xml:space="preserve">and your real local</w:t>
-      </w:r>
-      <w:r>
-        <w:t xml:space="preserve"> </w:t>
-      </w:r>
-      <w:r>
-        <w:rPr>
-          <w:rStyle w:val="VerbatimChar"/>
-        </w:rPr>
-        <w:t xml:space="preserve">.env</w:t>
-      </w:r>
-      <w:r>
-        <w:t xml:space="preserve"> </w:t>
-      </w:r>
-      <w:r>
-        <w:t xml:space="preserve">(with live secrets) are automatically excluded — nothing extra to do here, just don’t delete those</w:t>
-      </w:r>
-      <w:r>
-        <w:t xml:space="preserve"> </w:t>
-      </w:r>
-      <w:r>
-        <w:rPr>
-          <w:rStyle w:val="VerbatimChar"/>
-        </w:rPr>
-        <w:t xml:space="preserve">.gitignore</w:t>
-      </w:r>
-      <w:r>
-        <w:t xml:space="preserve"> </w:t>
-      </w:r>
-      <w:r>
-        <w:t xml:space="preserve">files.</w:t>
-      </w:r>
-    </w:p>
-    <w:p>
-      <w:pPr>
-        <w:pStyle w:val="Heading3"/>
-      </w:pPr>
-      <w:bookmarkStart w:id="276" w:name="step-2-connect-render-via-blueprint"/>
-      <w:r>
-        <w:t xml:space="preserve">5.4 Step 2 — Connect Render via Blueprint</w:t>
-      </w:r>
-      <w:bookmarkEnd w:id="276"/>
     </w:p>
     <w:p>
       <w:pPr>
@@ -57592,12 +57654,1557 @@
         <w:pStyle w:val="Compact"/>
       </w:pPr>
       <w:r>
+        <w:rPr>
+          <w:b/>
+        </w:rPr>
+        <w:t xml:space="preserve">Always system-created, never created by hand.</w:t>
+      </w:r>
+      <w:r>
+        <w:t xml:space="preserve"> </w:t>
+      </w:r>
+      <w:r>
+        <w:rPr>
+          <w:rStyle w:val="VerbatimChar"/>
+        </w:rPr>
+        <w:t xml:space="preserve">paymentAcknowledgementsController.createPaymentAcknowledgement()</w:t>
+      </w:r>
+      <w:r>
+        <w:t xml:space="preserve"> </w:t>
+      </w:r>
+      <w:r>
+        <w:t xml:space="preserve">is called from inside the same database transaction as the real payment, immediately after it posts —</w:t>
+      </w:r>
+      <w:r>
+        <w:t xml:space="preserve"> </w:t>
+      </w:r>
+      <w:r>
+        <w:rPr>
+          <w:rStyle w:val="VerbatimChar"/>
+        </w:rPr>
+        <w:t xml:space="preserve">dividendsController.approveDividend</w:t>
+      </w:r>
+      <w:r>
+        <w:t xml:space="preserve"> </w:t>
+      </w:r>
+      <w:r>
+        <w:t xml:space="preserve">(once per shareholder distribution),</w:t>
+      </w:r>
+      <w:r>
+        <w:t xml:space="preserve"> </w:t>
+      </w:r>
+      <w:r>
+        <w:rPr>
+          <w:rStyle w:val="VerbatimChar"/>
+        </w:rPr>
+        <w:t xml:space="preserve">serviceFeesController.recordPayment</w:t>
+      </w:r>
+      <w:r>
+        <w:t xml:space="preserve">, and</w:t>
+      </w:r>
+      <w:r>
+        <w:t xml:space="preserve"> </w:t>
+      </w:r>
+      <w:r>
+        <w:rPr>
+          <w:rStyle w:val="VerbatimChar"/>
+        </w:rPr>
+        <w:t xml:space="preserve">serviceFeesController.approveReimbursement</w:t>
+      </w:r>
+      <w:r>
+        <w:t xml:space="preserve">. If the payment succeeds, the acknowledgement row exists; there is no path where a payment posts without a matching acknowledgement.</w:t>
+      </w:r>
+    </w:p>
+    <w:p>
+      <w:pPr>
+        <w:numPr>
+          <w:ilvl w:val="0"/>
+          <w:numId w:val="1089"/>
+        </w:numPr>
+        <w:pStyle w:val="Compact"/>
+      </w:pPr>
+      <w:r>
+        <w:rPr>
+          <w:b/>
+        </w:rPr>
+        <w:t xml:space="preserve">Step 1 — recipient reviews and acts.</w:t>
+      </w:r>
+      <w:r>
+        <w:t xml:space="preserve"> </w:t>
+      </w:r>
+      <w:r>
+        <w:rPr>
+          <w:rStyle w:val="VerbatimChar"/>
+        </w:rPr>
+        <w:t xml:space="preserve">POST /:id/acknowledge</w:t>
+      </w:r>
+      <w:r>
+        <w:t xml:space="preserve"> </w:t>
+      </w:r>
+      <w:r>
+        <w:t xml:space="preserve">(self-service, PENDING_ACK or DISPUTED → ACKNOWLEDGED, optional note) confirms the snapshot is correct.</w:t>
+      </w:r>
+      <w:r>
+        <w:t xml:space="preserve"> </w:t>
+      </w:r>
+      <w:r>
+        <w:rPr>
+          <w:rStyle w:val="VerbatimChar"/>
+        </w:rPr>
+        <w:t xml:space="preserve">POST /:id/dispute</w:t>
+      </w:r>
+      <w:r>
+        <w:t xml:space="preserve"> </w:t>
+      </w:r>
+      <w:r>
+        <w:t xml:space="preserve">(self-service, PENDING_ACK → DISPUTED, reason required) flags it for Treasury attention.</w:t>
+      </w:r>
+      <w:r>
+        <w:t xml:space="preserve"> </w:t>
+      </w:r>
+      <w:r>
+        <w:rPr>
+          <w:b/>
+        </w:rPr>
+        <w:t xml:space="preserve">Neither action reverses, re-posts, or otherwise touches the underlying payment or ledger</w:t>
+      </w:r>
+      <w:r>
+        <w:t xml:space="preserve"> </w:t>
+      </w:r>
+      <w:r>
+        <w:t xml:space="preserve">— this is a paper-trail confirmation step, not a second approval of the money movement itself, deliberately mirroring how Dividends/Reimbursements already keep</w:t>
+      </w:r>
+      <w:r>
+        <w:t xml:space="preserve"> </w:t>
+      </w:r>
+      <w:r>
+        <w:t xml:space="preserve">“</w:t>
+      </w:r>
+      <w:r>
+        <w:t xml:space="preserve">the payment is final once posted</w:t>
+      </w:r>
+      <w:r>
+        <w:t xml:space="preserve">”</w:t>
+      </w:r>
+      <w:r>
+        <w:t xml:space="preserve"> </w:t>
+      </w:r>
+      <w:r>
+        <w:t xml:space="preserve">as a hard boundary (Sections 4.12, 4.28).</w:t>
+      </w:r>
+    </w:p>
+    <w:p>
+      <w:pPr>
+        <w:numPr>
+          <w:ilvl w:val="0"/>
+          <w:numId w:val="1089"/>
+        </w:numPr>
+        <w:pStyle w:val="Compact"/>
+      </w:pPr>
+      <w:r>
+        <w:rPr>
+          <w:b/>
+        </w:rPr>
+        <w:t xml:space="preserve">Step 2 — final sign-off.</w:t>
+      </w:r>
+      <w:r>
+        <w:t xml:space="preserve"> </w:t>
+      </w:r>
+      <w:r>
+        <w:rPr>
+          <w:rStyle w:val="VerbatimChar"/>
+        </w:rPr>
+        <w:t xml:space="preserve">POST /:id/final-approve</w:t>
+      </w:r>
+      <w:r>
+        <w:t xml:space="preserve"> </w:t>
+      </w:r>
+      <w:r>
+        <w:t xml:space="preserve">(ACKNOWLEDGED → FINAL_APPROVED) requires</w:t>
+      </w:r>
+      <w:r>
+        <w:t xml:space="preserve"> </w:t>
+      </w:r>
+      <w:r>
+        <w:rPr>
+          <w:rStyle w:val="VerbatimChar"/>
+        </w:rPr>
+        <w:t xml:space="preserve">PAYMENT_ACK_MANAGE</w:t>
+      </w:r>
+      <w:r>
+        <w:t xml:space="preserve"> </w:t>
+      </w:r>
+      <w:r>
+        <w:t xml:space="preserve">— starts ungranted for every role including Admin, per this system’s standing convention for new permissions (an Admin must grant it via Settings → Roles &amp; Permissions before anyone can use it). Not required to be a different person from the original payer.</w:t>
+      </w:r>
+    </w:p>
+    <w:p>
+      <w:pPr>
+        <w:numPr>
+          <w:ilvl w:val="0"/>
+          <w:numId w:val="1089"/>
+        </w:numPr>
+        <w:pStyle w:val="Compact"/>
+      </w:pPr>
+      <w:r>
+        <w:rPr>
+          <w:b/>
+        </w:rPr>
+        <w:t xml:space="preserve">Reopening a dispute.</w:t>
+      </w:r>
+      <w:r>
+        <w:t xml:space="preserve"> </w:t>
+      </w:r>
+      <w:r>
+        <w:rPr>
+          <w:rStyle w:val="VerbatimChar"/>
+        </w:rPr>
+        <w:t xml:space="preserve">POST /:id/reopen</w:t>
+      </w:r>
+      <w:r>
+        <w:t xml:space="preserve"> </w:t>
+      </w:r>
+      <w:r>
+        <w:t xml:space="preserve">(DISPUTED → PENDING_ACK,</w:t>
+      </w:r>
+      <w:r>
+        <w:t xml:space="preserve"> </w:t>
+      </w:r>
+      <w:r>
+        <w:rPr>
+          <w:rStyle w:val="VerbatimChar"/>
+        </w:rPr>
+        <w:t xml:space="preserve">PAYMENT_ACK_MANAGE</w:t>
+      </w:r>
+      <w:r>
+        <w:t xml:space="preserve">) — for once whatever the recipient flagged has been sorted out off-system (a phone call, a corrected figure elsewhere); puts the record back in front of the recipient to acknowledge again rather than needing a brand-new row.</w:t>
+      </w:r>
+    </w:p>
+    <w:p>
+      <w:pPr>
+        <w:numPr>
+          <w:ilvl w:val="0"/>
+          <w:numId w:val="1089"/>
+        </w:numPr>
+        <w:pStyle w:val="Compact"/>
+      </w:pPr>
+      <w:r>
+        <w:rPr>
+          <w:b/>
+        </w:rPr>
+        <w:t xml:space="preserve">Who gets notified.</w:t>
+      </w:r>
+      <w:r>
+        <w:t xml:space="preserve"> </w:t>
+      </w:r>
+      <w:r>
+        <w:t xml:space="preserve">Creation notifies the recipient (</w:t>
+      </w:r>
+      <w:r>
+        <w:t xml:space="preserve">“</w:t>
+      </w:r>
+      <w:r>
+        <w:t xml:space="preserve">please confirm</w:t>
+      </w:r>
+      <w:r>
+        <w:t xml:space="preserve">”</w:t>
+      </w:r>
+      <w:r>
+        <w:t xml:space="preserve">); acknowledging or disputing notifies everyone holding Treasurer/Assistant Treasurer/Director/Admin (</w:t>
+      </w:r>
+      <w:r>
+        <w:rPr>
+          <w:rStyle w:val="VerbatimChar"/>
+        </w:rPr>
+        <w:t xml:space="preserve">getFinalApprovers()</w:t>
+      </w:r>
+      <w:r>
+        <w:t xml:space="preserve">, same shape as</w:t>
+      </w:r>
+      <w:r>
+        <w:t xml:space="preserve"> </w:t>
+      </w:r>
+      <w:r>
+        <w:rPr>
+          <w:rStyle w:val="VerbatimChar"/>
+        </w:rPr>
+        <w:t xml:space="preserve">serviceFeesController</w:t>
+      </w:r>
+      <w:r>
+        <w:t xml:space="preserve">’s own</w:t>
+      </w:r>
+      <w:r>
+        <w:t xml:space="preserve"> </w:t>
+      </w:r>
+      <w:r>
+        <w:rPr>
+          <w:rStyle w:val="VerbatimChar"/>
+        </w:rPr>
+        <w:t xml:space="preserve">getTreasurers()</w:t>
+      </w:r>
+      <w:r>
+        <w:t xml:space="preserve"> </w:t>
+      </w:r>
+      <w:r>
+        <w:t xml:space="preserve">helper) that action is needed; final approval notifies the recipient that a printable copy is ready. All best-effort bell + email, same</w:t>
+      </w:r>
+      <w:r>
+        <w:t xml:space="preserve"> </w:t>
+      </w:r>
+      <w:r>
+        <w:rPr>
+          <w:rStyle w:val="VerbatimChar"/>
+        </w:rPr>
+        <w:t xml:space="preserve">notify()</w:t>
+      </w:r>
+      <w:r>
+        <w:t xml:space="preserve">/</w:t>
+      </w:r>
+      <w:r>
+        <w:rPr>
+          <w:rStyle w:val="VerbatimChar"/>
+        </w:rPr>
+        <w:t xml:space="preserve">notifyMany()</w:t>
+      </w:r>
+      <w:r>
+        <w:t xml:space="preserve"> </w:t>
+      </w:r>
+      <w:r>
+        <w:t xml:space="preserve">pattern used everywhere else in this codebase.</w:t>
+      </w:r>
+    </w:p>
+    <w:p>
+      <w:pPr>
+        <w:numPr>
+          <w:ilvl w:val="0"/>
+          <w:numId w:val="1089"/>
+        </w:numPr>
+        <w:pStyle w:val="Compact"/>
+      </w:pPr>
+      <w:r>
+        <w:rPr>
+          <w:b/>
+        </w:rPr>
+        <w:t xml:space="preserve">Self-service access is not permission-gated.</w:t>
+      </w:r>
+      <w:r>
+        <w:t xml:space="preserve"> </w:t>
+      </w:r>
+      <w:r>
+        <w:t xml:space="preserve">Viewing/acknowledging/disputing your own records works for any authenticated user, including the Administrative Officer role — unlike most finance-adjacent routes, this route file does</w:t>
+      </w:r>
+      <w:r>
+        <w:t xml:space="preserve"> </w:t>
+      </w:r>
+      <w:r>
+        <w:rPr>
+          <w:b/>
+        </w:rPr>
+        <w:t xml:space="preserve">not</w:t>
+      </w:r>
+      <w:r>
+        <w:t xml:space="preserve"> </w:t>
+      </w:r>
+      <w:r>
+        <w:t xml:space="preserve">apply</w:t>
+      </w:r>
+      <w:r>
+        <w:t xml:space="preserve"> </w:t>
+      </w:r>
+      <w:r>
+        <w:rPr>
+          <w:rStyle w:val="VerbatimChar"/>
+        </w:rPr>
+        <w:t xml:space="preserve">blockFinanceRestricted</w:t>
+      </w:r>
+      <w:r>
+        <w:t xml:space="preserve">, since an Administrative Officer is a legitimate recipient of their own service fee payments (same reasoning</w:t>
+      </w:r>
+      <w:r>
+        <w:t xml:space="preserve"> </w:t>
+      </w:r>
+      <w:r>
+        <w:rPr>
+          <w:rStyle w:val="VerbatimChar"/>
+        </w:rPr>
+        <w:t xml:space="preserve">routes/serviceFees.js</w:t>
+      </w:r>
+      <w:r>
+        <w:t xml:space="preserve"> </w:t>
+      </w:r>
+      <w:r>
+        <w:t xml:space="preserve">already follows for its own self-service endpoints, Section 28).</w:t>
+      </w:r>
+    </w:p>
+    <w:p>
+      <w:pPr>
+        <w:pStyle w:val="Heading5"/>
+      </w:pPr>
+      <w:bookmarkStart w:id="276" w:name="X3c98446464f7f76e2ed0774b5db2be0598dc544"/>
+      <w:r>
+        <w:t xml:space="preserve">35.4 API endpoints (</w:t>
+      </w:r>
+      <w:r>
+        <w:rPr>
+          <w:rStyle w:val="VerbatimChar"/>
+        </w:rPr>
+        <w:t xml:space="preserve">cms/src/routes/paymentAcknowledgements.js</w:t>
+      </w:r>
+      <w:r>
+        <w:t xml:space="preserve">, prefix</w:t>
+      </w:r>
+      <w:r>
+        <w:t xml:space="preserve"> </w:t>
+      </w:r>
+      <w:r>
+        <w:rPr>
+          <w:rStyle w:val="VerbatimChar"/>
+        </w:rPr>
+        <w:t xml:space="preserve">/api/payment-acknowledgements</w:t>
+      </w:r>
+      <w:r>
+        <w:t xml:space="preserve">)</w:t>
+      </w:r>
+      <w:bookmarkEnd w:id="276"/>
+    </w:p>
+    <w:tbl>
+      <w:tblPr>
+        <w:tblStyle w:val="Table"/>
+        <w:tblW w:type="pct" w:w="5000.0"/>
+        <w:tblLook w:firstRow="1"/>
+      </w:tblPr>
+      <w:tblGrid>
+        <w:gridCol w:w="1980"/>
+        <w:gridCol w:w="1980"/>
+        <w:gridCol w:w="1980"/>
+        <w:gridCol w:w="1980"/>
+      </w:tblGrid>
+      <w:tr>
+        <w:trPr>
+          <w:cnfStyle w:firstRow="1"/>
+        </w:trPr>
+        <w:tc>
+          <w:tcPr>
+            <w:tcBorders>
+              <w:bottom w:val="single"/>
+            </w:tcBorders>
+            <w:vAlign w:val="bottom"/>
+          </w:tcPr>
+          <w:p>
+            <w:pPr>
+              <w:pStyle w:val="Compact"/>
+              <w:jc w:val="left"/>
+            </w:pPr>
+            <w:r>
+              <w:t xml:space="preserve">Method</w:t>
+            </w:r>
+          </w:p>
+        </w:tc>
+        <w:tc>
+          <w:tcPr>
+            <w:tcBorders>
+              <w:bottom w:val="single"/>
+            </w:tcBorders>
+            <w:vAlign w:val="bottom"/>
+          </w:tcPr>
+          <w:p>
+            <w:pPr>
+              <w:pStyle w:val="Compact"/>
+              <w:jc w:val="left"/>
+            </w:pPr>
+            <w:r>
+              <w:t xml:space="preserve">Path</w:t>
+            </w:r>
+          </w:p>
+        </w:tc>
+        <w:tc>
+          <w:tcPr>
+            <w:tcBorders>
+              <w:bottom w:val="single"/>
+            </w:tcBorders>
+            <w:vAlign w:val="bottom"/>
+          </w:tcPr>
+          <w:p>
+            <w:pPr>
+              <w:pStyle w:val="Compact"/>
+              <w:jc w:val="left"/>
+            </w:pPr>
+            <w:r>
+              <w:t xml:space="preserve">Access</w:t>
+            </w:r>
+          </w:p>
+        </w:tc>
+        <w:tc>
+          <w:tcPr>
+            <w:tcBorders>
+              <w:bottom w:val="single"/>
+            </w:tcBorders>
+            <w:vAlign w:val="bottom"/>
+          </w:tcPr>
+          <w:p>
+            <w:pPr>
+              <w:pStyle w:val="Compact"/>
+              <w:jc w:val="left"/>
+            </w:pPr>
+            <w:r>
+              <w:t xml:space="preserve">Description</w:t>
+            </w:r>
+          </w:p>
+        </w:tc>
+      </w:tr>
+      <w:tr>
+        <w:tc>
+          <w:p>
+            <w:pPr>
+              <w:pStyle w:val="Compact"/>
+              <w:jc w:val="left"/>
+            </w:pPr>
+            <w:r>
+              <w:t xml:space="preserve">GET</w:t>
+            </w:r>
+          </w:p>
+        </w:tc>
+        <w:tc>
+          <w:p>
+            <w:pPr>
+              <w:pStyle w:val="Compact"/>
+              <w:jc w:val="left"/>
+            </w:pPr>
+            <w:r>
+              <w:rPr>
+                <w:rStyle w:val="VerbatimChar"/>
+              </w:rPr>
+              <w:t xml:space="preserve">/my</w:t>
+            </w:r>
+          </w:p>
+        </w:tc>
+        <w:tc>
+          <w:p>
+            <w:pPr>
+              <w:pStyle w:val="Compact"/>
+              <w:jc w:val="left"/>
+            </w:pPr>
+            <w:r>
+              <w:t xml:space="preserve">Any authenticated user</w:t>
+            </w:r>
+          </w:p>
+        </w:tc>
+        <w:tc>
+          <w:p>
+            <w:pPr>
+              <w:pStyle w:val="Compact"/>
+              <w:jc w:val="left"/>
+            </w:pPr>
+            <w:r>
+              <w:t xml:space="preserve">My own acknowledgements (all statuses)</w:t>
+            </w:r>
+          </w:p>
+        </w:tc>
+      </w:tr>
+      <w:tr>
+        <w:tc>
+          <w:p>
+            <w:pPr>
+              <w:pStyle w:val="Compact"/>
+              <w:jc w:val="left"/>
+            </w:pPr>
+            <w:r>
+              <w:t xml:space="preserve">POST</w:t>
+            </w:r>
+          </w:p>
+        </w:tc>
+        <w:tc>
+          <w:p>
+            <w:pPr>
+              <w:pStyle w:val="Compact"/>
+              <w:jc w:val="left"/>
+            </w:pPr>
+            <w:r>
+              <w:rPr>
+                <w:rStyle w:val="VerbatimChar"/>
+              </w:rPr>
+              <w:t xml:space="preserve">/:id/acknowledge</w:t>
+            </w:r>
+          </w:p>
+        </w:tc>
+        <w:tc>
+          <w:p>
+            <w:pPr>
+              <w:pStyle w:val="Compact"/>
+              <w:jc w:val="left"/>
+            </w:pPr>
+            <w:r>
+              <w:t xml:space="preserve">Recipient only</w:t>
+            </w:r>
+          </w:p>
+        </w:tc>
+        <w:tc>
+          <w:p>
+            <w:pPr>
+              <w:pStyle w:val="Compact"/>
+              <w:jc w:val="left"/>
+            </w:pPr>
+            <w:r>
+              <w:t xml:space="preserve">Confirm receipt (PENDING_ACK/DISPUTED → ACKNOWLEDGED)</w:t>
+            </w:r>
+          </w:p>
+        </w:tc>
+      </w:tr>
+      <w:tr>
+        <w:tc>
+          <w:p>
+            <w:pPr>
+              <w:pStyle w:val="Compact"/>
+              <w:jc w:val="left"/>
+            </w:pPr>
+            <w:r>
+              <w:t xml:space="preserve">POST</w:t>
+            </w:r>
+          </w:p>
+        </w:tc>
+        <w:tc>
+          <w:p>
+            <w:pPr>
+              <w:pStyle w:val="Compact"/>
+              <w:jc w:val="left"/>
+            </w:pPr>
+            <w:r>
+              <w:rPr>
+                <w:rStyle w:val="VerbatimChar"/>
+              </w:rPr>
+              <w:t xml:space="preserve">/:id/dispute</w:t>
+            </w:r>
+          </w:p>
+        </w:tc>
+        <w:tc>
+          <w:p>
+            <w:pPr>
+              <w:pStyle w:val="Compact"/>
+              <w:jc w:val="left"/>
+            </w:pPr>
+            <w:r>
+              <w:t xml:space="preserve">Recipient only</w:t>
+            </w:r>
+          </w:p>
+        </w:tc>
+        <w:tc>
+          <w:p>
+            <w:pPr>
+              <w:pStyle w:val="Compact"/>
+              <w:jc w:val="left"/>
+            </w:pPr>
+            <w:r>
+              <w:t xml:space="preserve">Flag an issue, reason required (PENDING_ACK → DISPUTED)</w:t>
+            </w:r>
+          </w:p>
+        </w:tc>
+      </w:tr>
+      <w:tr>
+        <w:tc>
+          <w:p>
+            <w:pPr>
+              <w:pStyle w:val="Compact"/>
+              <w:jc w:val="left"/>
+            </w:pPr>
+            <w:r>
+              <w:t xml:space="preserve">GET</w:t>
+            </w:r>
+          </w:p>
+        </w:tc>
+        <w:tc>
+          <w:p>
+            <w:pPr>
+              <w:pStyle w:val="Compact"/>
+              <w:jc w:val="left"/>
+            </w:pPr>
+            <w:r>
+              <w:rPr>
+                <w:rStyle w:val="VerbatimChar"/>
+              </w:rPr>
+              <w:t xml:space="preserve">/</w:t>
+            </w:r>
+          </w:p>
+        </w:tc>
+        <w:tc>
+          <w:p>
+            <w:pPr>
+              <w:pStyle w:val="Compact"/>
+              <w:jc w:val="left"/>
+            </w:pPr>
+            <w:r>
+              <w:rPr>
+                <w:rStyle w:val="VerbatimChar"/>
+              </w:rPr>
+              <w:t xml:space="preserve">PAYMENT_ACK_VIEW</w:t>
+            </w:r>
+          </w:p>
+        </w:tc>
+        <w:tc>
+          <w:p>
+            <w:pPr>
+              <w:pStyle w:val="Compact"/>
+              <w:jc w:val="left"/>
+            </w:pPr>
+            <w:r>
+              <w:t xml:space="preserve">Every acknowledgement, filterable by status/source_type</w:t>
+            </w:r>
+          </w:p>
+        </w:tc>
+      </w:tr>
+      <w:tr>
+        <w:tc>
+          <w:p>
+            <w:pPr>
+              <w:pStyle w:val="Compact"/>
+              <w:jc w:val="left"/>
+            </w:pPr>
+            <w:r>
+              <w:t xml:space="preserve">POST</w:t>
+            </w:r>
+          </w:p>
+        </w:tc>
+        <w:tc>
+          <w:p>
+            <w:pPr>
+              <w:pStyle w:val="Compact"/>
+              <w:jc w:val="left"/>
+            </w:pPr>
+            <w:r>
+              <w:rPr>
+                <w:rStyle w:val="VerbatimChar"/>
+              </w:rPr>
+              <w:t xml:space="preserve">/:id/reopen</w:t>
+            </w:r>
+          </w:p>
+        </w:tc>
+        <w:tc>
+          <w:p>
+            <w:pPr>
+              <w:pStyle w:val="Compact"/>
+              <w:jc w:val="left"/>
+            </w:pPr>
+            <w:r>
+              <w:rPr>
+                <w:rStyle w:val="VerbatimChar"/>
+              </w:rPr>
+              <w:t xml:space="preserve">PAYMENT_ACK_MANAGE</w:t>
+            </w:r>
+          </w:p>
+        </w:tc>
+        <w:tc>
+          <w:p>
+            <w:pPr>
+              <w:pStyle w:val="Compact"/>
+              <w:jc w:val="left"/>
+            </w:pPr>
+            <w:r>
+              <w:t xml:space="preserve">DISPUTED → PENDING_ACK</w:t>
+            </w:r>
+          </w:p>
+        </w:tc>
+      </w:tr>
+      <w:tr>
+        <w:tc>
+          <w:p>
+            <w:pPr>
+              <w:pStyle w:val="Compact"/>
+              <w:jc w:val="left"/>
+            </w:pPr>
+            <w:r>
+              <w:t xml:space="preserve">POST</w:t>
+            </w:r>
+          </w:p>
+        </w:tc>
+        <w:tc>
+          <w:p>
+            <w:pPr>
+              <w:pStyle w:val="Compact"/>
+              <w:jc w:val="left"/>
+            </w:pPr>
+            <w:r>
+              <w:rPr>
+                <w:rStyle w:val="VerbatimChar"/>
+              </w:rPr>
+              <w:t xml:space="preserve">/:id/final-approve</w:t>
+            </w:r>
+          </w:p>
+        </w:tc>
+        <w:tc>
+          <w:p>
+            <w:pPr>
+              <w:pStyle w:val="Compact"/>
+              <w:jc w:val="left"/>
+            </w:pPr>
+            <w:r>
+              <w:rPr>
+                <w:rStyle w:val="VerbatimChar"/>
+              </w:rPr>
+              <w:t xml:space="preserve">PAYMENT_ACK_MANAGE</w:t>
+            </w:r>
+          </w:p>
+        </w:tc>
+        <w:tc>
+          <w:p>
+            <w:pPr>
+              <w:pStyle w:val="Compact"/>
+              <w:jc w:val="left"/>
+            </w:pPr>
+            <w:r>
+              <w:t xml:space="preserve">ACKNOWLEDGED → FINAL_APPROVED</w:t>
+            </w:r>
+          </w:p>
+        </w:tc>
+      </w:tr>
+      <w:tr>
+        <w:tc>
+          <w:p>
+            <w:pPr>
+              <w:pStyle w:val="Compact"/>
+              <w:jc w:val="left"/>
+            </w:pPr>
+            <w:r>
+              <w:t xml:space="preserve">GET</w:t>
+            </w:r>
+          </w:p>
+        </w:tc>
+        <w:tc>
+          <w:p>
+            <w:pPr>
+              <w:pStyle w:val="Compact"/>
+              <w:jc w:val="left"/>
+            </w:pPr>
+            <w:r>
+              <w:rPr>
+                <w:rStyle w:val="VerbatimChar"/>
+              </w:rPr>
+              <w:t xml:space="preserve">/:id</w:t>
+            </w:r>
+          </w:p>
+        </w:tc>
+        <w:tc>
+          <w:p>
+            <w:pPr>
+              <w:pStyle w:val="Compact"/>
+              <w:jc w:val="left"/>
+            </w:pPr>
+            <w:r>
+              <w:t xml:space="preserve">Recipient, payer, or</w:t>
+            </w:r>
+            <w:r>
+              <w:t xml:space="preserve"> </w:t>
+            </w:r>
+            <w:r>
+              <w:rPr>
+                <w:rStyle w:val="VerbatimChar"/>
+              </w:rPr>
+              <w:t xml:space="preserve">PAYMENT_ACK_VIEW</w:t>
+            </w:r>
+          </w:p>
+        </w:tc>
+        <w:tc>
+          <w:p>
+            <w:pPr>
+              <w:pStyle w:val="Compact"/>
+              <w:jc w:val="left"/>
+            </w:pPr>
+            <w:r>
+              <w:t xml:space="preserve">Full detail, used for the printable document</w:t>
+            </w:r>
+          </w:p>
+        </w:tc>
+      </w:tr>
+    </w:tbl>
+    <w:p>
+      <w:pPr>
+        <w:pStyle w:val="Heading5"/>
+      </w:pPr>
+      <w:bookmarkStart w:id="277" w:name="frontend-28"/>
+      <w:r>
+        <w:t xml:space="preserve">35.5 Frontend</w:t>
+      </w:r>
+      <w:bookmarkEnd w:id="277"/>
+    </w:p>
+    <w:p>
+      <w:pPr>
+        <w:numPr>
+          <w:ilvl w:val="0"/>
+          <w:numId w:val="1090"/>
+        </w:numPr>
+        <w:pStyle w:val="Compact"/>
+      </w:pPr>
+      <w:r>
+        <w:rPr>
+          <w:rStyle w:val="VerbatimChar"/>
+          <w:b/>
+        </w:rPr>
+        <w:t xml:space="preserve">PaymentAcknowledgementsPage.jsx</w:t>
+      </w:r>
+      <w:r>
+        <w:t xml:space="preserve"> </w:t>
+      </w:r>
+      <w:r>
+        <w:t xml:space="preserve">(</w:t>
+      </w:r>
+      <w:r>
+        <w:rPr>
+          <w:rStyle w:val="VerbatimChar"/>
+        </w:rPr>
+        <w:t xml:space="preserve">/payment-acknowledgements</w:t>
+      </w:r>
+      <w:r>
+        <w:t xml:space="preserve">) — one page, two tabs, same split as</w:t>
+      </w:r>
+      <w:r>
+        <w:t xml:space="preserve"> </w:t>
+      </w:r>
+      <w:r>
+        <w:rPr>
+          <w:rStyle w:val="VerbatimChar"/>
+        </w:rPr>
+        <w:t xml:space="preserve">ServiceFeesPage.jsx</w:t>
+      </w:r>
+      <w:r>
+        <w:t xml:space="preserve"> </w:t>
+      </w:r>
+      <w:r>
+        <w:t xml:space="preserve">(Section 28.5):</w:t>
+      </w:r>
+      <w:r>
+        <w:t xml:space="preserve"> </w:t>
+      </w:r>
+      <w:r>
+        <w:t xml:space="preserve">“</w:t>
+      </w:r>
+      <w:r>
+        <w:t xml:space="preserve">My Acknowledgements</w:t>
+      </w:r>
+      <w:r>
+        <w:t xml:space="preserve">”</w:t>
+      </w:r>
+      <w:r>
+        <w:t xml:space="preserve"> </w:t>
+      </w:r>
+      <w:r>
+        <w:t xml:space="preserve">(everyone, always visible in the sidebar including Administrative Officer) with Acknowledge/Dispute actions on anything PENDING_ACK and a Print/Preview action once FINAL_APPROVED;</w:t>
+      </w:r>
+      <w:r>
+        <w:t xml:space="preserve"> </w:t>
+      </w:r>
+      <w:r>
+        <w:t xml:space="preserve">“</w:t>
+      </w:r>
+      <w:r>
+        <w:t xml:space="preserve">All (Treasury)</w:t>
+      </w:r>
+      <w:r>
+        <w:t xml:space="preserve">”</w:t>
+      </w:r>
+      <w:r>
+        <w:t xml:space="preserve"> </w:t>
+      </w:r>
+      <w:r>
+        <w:t xml:space="preserve">(only shown if</w:t>
+      </w:r>
+      <w:r>
+        <w:t xml:space="preserve"> </w:t>
+      </w:r>
+      <w:r>
+        <w:rPr>
+          <w:rStyle w:val="VerbatimChar"/>
+        </w:rPr>
+        <w:t xml:space="preserve">PAYMENT_ACK_VIEW</w:t>
+      </w:r>
+      <w:r>
+        <w:t xml:space="preserve"> </w:t>
+      </w:r>
+      <w:r>
+        <w:t xml:space="preserve">is held) with status filter chips, a Final Approve action on ACKNOWLEDGED rows, and a Reopen action on DISPUTED rows. Pending-action counts show as a badge on each tab, same visual convention as Service Fees’ reimbursement-count badge.</w:t>
+      </w:r>
+    </w:p>
+    <w:p>
+      <w:pPr>
+        <w:numPr>
+          <w:ilvl w:val="0"/>
+          <w:numId w:val="1090"/>
+        </w:numPr>
+        <w:pStyle w:val="Compact"/>
+      </w:pPr>
+      <w:r>
+        <w:rPr>
+          <w:rStyle w:val="VerbatimChar"/>
+          <w:b/>
+        </w:rPr>
+        <w:t xml:space="preserve">paymentAcknowledgementTemplate()</w:t>
+      </w:r>
+      <w:r>
+        <w:t xml:space="preserve"> </w:t>
+      </w:r>
+      <w:r>
+        <w:t xml:space="preserve">(</w:t>
+      </w:r>
+      <w:r>
+        <w:rPr>
+          <w:rStyle w:val="VerbatimChar"/>
+        </w:rPr>
+        <w:t xml:space="preserve">exportUtils.js</w:t>
+      </w:r>
+      <w:r>
+        <w:t xml:space="preserve">) — the two-party printable document: letterhead, amount/purpose/status meta box, a document trail (Disbursed By → Acknowledged By → Final Approved By, each with their own date), and two signature blocks (Paid By / Received By) — structured as the direct mirror of the existing</w:t>
+      </w:r>
+      <w:r>
+        <w:t xml:space="preserve"> </w:t>
+      </w:r>
+      <w:r>
+        <w:rPr>
+          <w:rStyle w:val="VerbatimChar"/>
+        </w:rPr>
+        <w:t xml:space="preserve">receiptTemplate()</w:t>
+      </w:r>
+      <w:r>
+        <w:t xml:space="preserve"> </w:t>
+      </w:r>
+      <w:r>
+        <w:t xml:space="preserve">(money coming in), for money going out. Opened via the same</w:t>
+      </w:r>
+      <w:r>
+        <w:t xml:space="preserve"> </w:t>
+      </w:r>
+      <w:r>
+        <w:rPr>
+          <w:rStyle w:val="VerbatimChar"/>
+        </w:rPr>
+        <w:t xml:space="preserve">printDocument()</w:t>
+      </w:r>
+      <w:r>
+        <w:t xml:space="preserve">/</w:t>
+      </w:r>
+      <w:r>
+        <w:rPr>
+          <w:rStyle w:val="VerbatimChar"/>
+        </w:rPr>
+        <w:t xml:space="preserve">previewDocument()</w:t>
+      </w:r>
+      <w:r>
+        <w:t xml:space="preserve"> </w:t>
+      </w:r>
+      <w:r>
+        <w:t xml:space="preserve">helpers every other on-demand document in this system already uses (Sections 21, 27).</w:t>
+      </w:r>
+    </w:p>
+    <w:p>
+      <w:pPr>
+        <w:numPr>
+          <w:ilvl w:val="0"/>
+          <w:numId w:val="1090"/>
+        </w:numPr>
+        <w:pStyle w:val="Compact"/>
+      </w:pPr>
+      <w:r>
+        <w:t xml:space="preserve">Sidebar nav entry</w:t>
+      </w:r>
+      <w:r>
+        <w:t xml:space="preserve"> </w:t>
+      </w:r>
+      <w:r>
+        <w:t xml:space="preserve">“</w:t>
+      </w:r>
+      <w:r>
+        <w:t xml:space="preserve">Payment Acknowledgements</w:t>
+      </w:r>
+      <w:r>
+        <w:t xml:space="preserve">”</w:t>
+      </w:r>
+      <w:r>
+        <w:t xml:space="preserve"> </w:t>
+      </w:r>
+      <w:r>
+        <w:t xml:space="preserve">(</w:t>
+      </w:r>
+      <w:r>
+        <w:rPr>
+          <w:rStyle w:val="VerbatimChar"/>
+        </w:rPr>
+        <w:t xml:space="preserve">CheckBadgeIcon</w:t>
+      </w:r>
+      <w:r>
+        <w:t xml:space="preserve">),</w:t>
+      </w:r>
+      <w:r>
+        <w:t xml:space="preserve"> </w:t>
+      </w:r>
+      <w:r>
+        <w:rPr>
+          <w:rStyle w:val="VerbatimChar"/>
+        </w:rPr>
+        <w:t xml:space="preserve">show: true</w:t>
+      </w:r>
+      <w:r>
+        <w:t xml:space="preserve"> </w:t>
+      </w:r>
+      <w:r>
+        <w:t xml:space="preserve">— visible to every role including Administrative Officer, since anyone can be a payment recipient; unlike most finance-adjacent nav items, this one is deliberately not gated behind</w:t>
+      </w:r>
+      <w:r>
+        <w:t xml:space="preserve"> </w:t>
+      </w:r>
+      <w:r>
+        <w:rPr>
+          <w:rStyle w:val="VerbatimChar"/>
+        </w:rPr>
+        <w:t xml:space="preserve">!isAdminOfficer</w:t>
+      </w:r>
+      <w:r>
+        <w:t xml:space="preserve">.</w:t>
+      </w:r>
+    </w:p>
+    <w:p>
+      <w:pPr>
+        <w:pStyle w:val="Heading5"/>
+      </w:pPr>
+      <w:bookmarkStart w:id="278" w:name="known-issues-open-items-7"/>
+      <w:r>
+        <w:t xml:space="preserve">35.6 Known issues / open items</w:t>
+      </w:r>
+      <w:bookmarkEnd w:id="278"/>
+    </w:p>
+    <w:p>
+      <w:pPr>
+        <w:numPr>
+          <w:ilvl w:val="0"/>
+          <w:numId w:val="1091"/>
+        </w:numPr>
+        <w:pStyle w:val="Compact"/>
+      </w:pPr>
+      <w:r>
+        <w:rPr>
+          <w:rStyle w:val="VerbatimChar"/>
+        </w:rPr>
+        <w:t xml:space="preserve">source_type</w:t>
+      </w:r>
+      <w:r>
+        <w:t xml:space="preserve"> </w:t>
+      </w:r>
+      <w:r>
+        <w:t xml:space="preserve">currently only covers the three payout types the requesting brief named by name (dividends, service fee payments, reimbursements) — grant/loan disbursements to an individual, if this system ever adds one, would need a new CHECK value and a new hook point, not an automatic pickup.</w:t>
+      </w:r>
+    </w:p>
+    <w:p>
+      <w:pPr>
+        <w:numPr>
+          <w:ilvl w:val="0"/>
+          <w:numId w:val="1091"/>
+        </w:numPr>
+        <w:pStyle w:val="Compact"/>
+      </w:pPr>
+      <w:r>
+        <w:t xml:space="preserve">No automated reminder job for a payment sitting in PENDING_ACK or ACKNOWLEDGED for a long time (unlike, say, the Audit extension-request reminders or the document-signature reminder cron) — currently a one-time notification only, relying on the recipient/approver to act on it from their bell.</w:t>
+      </w:r>
+    </w:p>
+    <w:p>
+      <w:pPr>
+        <w:numPr>
+          <w:ilvl w:val="0"/>
+          <w:numId w:val="1091"/>
+        </w:numPr>
+        <w:pStyle w:val="Compact"/>
+      </w:pPr>
+      <w:r>
+        <w:t xml:space="preserve">A disputed acknowledgement has no structured</w:t>
+      </w:r>
+      <w:r>
+        <w:t xml:space="preserve"> </w:t>
+      </w:r>
+      <w:r>
+        <w:t xml:space="preserve">“</w:t>
+      </w:r>
+      <w:r>
+        <w:t xml:space="preserve">resolution</w:t>
+      </w:r>
+      <w:r>
+        <w:t xml:space="preserve">”</w:t>
+      </w:r>
+      <w:r>
+        <w:t xml:space="preserve"> </w:t>
+      </w:r>
+      <w:r>
+        <w:t xml:space="preserve">record beyond the reopen action itself — what actually got sorted out is expected to live in the dispute_reason text and whatever conversation happened off-system, not a second audit trail inside this feature.</w:t>
+      </w:r>
+    </w:p>
+    <w:p>
+      <w:r>
+        <w:pict>
+          <v:rect style="width:0;height:1.5pt" o:hralign="center" o:hrstd="t" o:hr="t"/>
+        </w:pict>
+      </w:r>
+    </w:p>
+    <w:p>
+      <w:pPr>
+        <w:pStyle w:val="Heading2"/>
+      </w:pPr>
+      <w:bookmarkStart w:id="279" w:name="deployment-guide"/>
+      <w:r>
+        <w:t xml:space="preserve">5. Deployment Guide</w:t>
+      </w:r>
+      <w:bookmarkEnd w:id="279"/>
+    </w:p>
+    <w:p>
+      <w:pPr>
+        <w:pStyle w:val="FirstParagraph"/>
+      </w:pPr>
+      <w:r>
+        <w:t xml:space="preserve">This section is the Bible’s own copy of</w:t>
+      </w:r>
+      <w:r>
+        <w:t xml:space="preserve"> </w:t>
+      </w:r>
+      <w:r>
+        <w:t xml:space="preserve">“</w:t>
+      </w:r>
+      <w:r>
+        <w:t xml:space="preserve">how to put this system online,</w:t>
+      </w:r>
+      <w:r>
+        <w:t xml:space="preserve">”</w:t>
+      </w:r>
+      <w:r>
+        <w:t xml:space="preserve"> </w:t>
+      </w:r>
+      <w:r>
+        <w:t xml:space="preserve">written to stand alone — but the repo root also keeps</w:t>
+      </w:r>
+      <w:r>
+        <w:t xml:space="preserve"> </w:t>
+      </w:r>
+      <w:r>
+        <w:rPr>
+          <w:rStyle w:val="VerbatimChar"/>
+        </w:rPr>
+        <w:t xml:space="preserve">DEPLOYMENT_GUIDE.md</w:t>
+      </w:r>
+      <w:r>
+        <w:t xml:space="preserve"> </w:t>
+      </w:r>
+      <w:r>
+        <w:t xml:space="preserve">as a shorter, copy-paste-friendly companion for when you just need the exact commands without the surrounding explanation. The two are kept in sync; if they ever disagree, trust whichever was edited most recently (check the file’s own timestamp) and update the other to match.</w:t>
+      </w:r>
+    </w:p>
+    <w:p>
+      <w:pPr>
+        <w:pStyle w:val="Heading3"/>
+      </w:pPr>
+      <w:bookmarkStart w:id="280" w:name="whats-being-deployed-and-where"/>
+      <w:r>
+        <w:t xml:space="preserve">5.1 What’s being deployed, and where</w:t>
+      </w:r>
+      <w:bookmarkEnd w:id="280"/>
+    </w:p>
+    <w:p>
+      <w:pPr>
+        <w:pStyle w:val="FirstParagraph"/>
+      </w:pPr>
+      <w:r>
+        <w:t xml:space="preserve">Render hosts three things per company: the Node/Express backend (a real long-running server process — needed because this app has scheduled cron jobs, not just request/response), the React frontend (built once into static files), and a managed PostgreSQL database. Render was chosen specifically because it supports long-lived server processes with scheduled background jobs, which serverless platforms (Vercel and similar) are not designed for.</w:t>
+      </w:r>
+    </w:p>
+    <w:p>
+      <w:pPr>
+        <w:pStyle w:val="BodyText"/>
+      </w:pPr>
+      <w:r>
+        <w:rPr>
+          <w:b/>
+        </w:rPr>
+        <w:t xml:space="preserve">Cost</w:t>
+      </w:r>
+      <w:r>
+        <w:t xml:space="preserve">: backend</w:t>
+      </w:r>
+      <w:r>
+        <w:t xml:space="preserve"> </w:t>
+      </w:r>
+      <w:r>
+        <w:rPr>
+          <w:rStyle w:val="VerbatimChar"/>
+        </w:rPr>
+        <w:t xml:space="preserve">starter</w:t>
+      </w:r>
+      <w:r>
+        <w:t xml:space="preserve"> </w:t>
+      </w:r>
+      <w:r>
+        <w:t xml:space="preserve">plan (~$7/month — deliberately not the Free tier, which spins down after 15 minutes idle and would silently kill the nightly/monthly cron jobs), database</w:t>
+      </w:r>
+      <w:r>
+        <w:t xml:space="preserve"> </w:t>
+      </w:r>
+      <w:r>
+        <w:rPr>
+          <w:rStyle w:val="VerbatimChar"/>
+        </w:rPr>
+        <w:t xml:space="preserve">basic-256mb</w:t>
+      </w:r>
+      <w:r>
+        <w:t xml:space="preserve"> </w:t>
+      </w:r>
+      <w:r>
+        <w:t xml:space="preserve">plan ($6/month for the instance — deliberately not Free, since Free-tier databases expire after 90 days and this app holds real financial records), frontend static site (free). Render’s Blueprint deploy screen also attaches a 15 GB disk to the database by default, billed separately at $0.30/GB/month (~$4.50/month) — so the database actually runs ~$10.50/month total, not just the $6/month instance price.</w:t>
+      </w:r>
+      <w:r>
+        <w:t xml:space="preserve"> </w:t>
+      </w:r>
+      <w:r>
+        <w:rPr>
+          <w:b/>
+        </w:rPr>
+        <w:t xml:space="preserve">Total roughly $17.50/month per company deployed</w:t>
+      </w:r>
+      <w:r>
+        <w:t xml:space="preserve"> </w:t>
+      </w:r>
+      <w:r>
+        <w:t xml:space="preserve">(confirmed directly against Render’s Blueprint cost estimate, not just the base per-plan prices — those alone undercount the real bill by the disk cost).</w:t>
+      </w:r>
+    </w:p>
+    <w:p>
+      <w:pPr>
+        <w:pStyle w:val="Heading3"/>
+      </w:pPr>
+      <w:bookmarkStart w:id="281" w:name="before-you-start"/>
+      <w:r>
+        <w:t xml:space="preserve">5.2 Before you start</w:t>
+      </w:r>
+      <w:bookmarkEnd w:id="281"/>
+    </w:p>
+    <w:p>
+      <w:pPr>
+        <w:pStyle w:val="FirstParagraph"/>
+      </w:pPr>
+      <w:r>
+        <w:t xml:space="preserve">You’ll need: a free GitHub account, a free Render account with a card on file (for the paid Starter/Basic plans), and Git installed locally.</w:t>
+      </w:r>
+      <w:r>
+        <w:t xml:space="preserve"> </w:t>
+      </w:r>
+      <w:r>
+        <w:rPr>
+          <w:rStyle w:val="VerbatimChar"/>
+        </w:rPr>
+        <w:t xml:space="preserve">psql</w:t>
+      </w:r>
+      <w:r>
+        <w:t xml:space="preserve"> </w:t>
+      </w:r>
+      <w:r>
+        <w:t xml:space="preserve">(PostgreSQL’s command-line client) is also needed for the one-time schema load in Step 5.4 below — installing just the client tools (not a full local Postgres server) is enough.</w:t>
+      </w:r>
+    </w:p>
+    <w:p>
+      <w:pPr>
+        <w:pStyle w:val="Heading3"/>
+      </w:pPr>
+      <w:bookmarkStart w:id="282" w:name="step-1-push-the-code-to-github"/>
+      <w:r>
+        <w:t xml:space="preserve">5.3 Step 1 — Push the code to GitHub</w:t>
+      </w:r>
+      <w:bookmarkEnd w:id="282"/>
+    </w:p>
+    <w:p>
+      <w:pPr>
+        <w:pStyle w:val="FirstParagraph"/>
+      </w:pPr>
+      <w:r>
+        <w:t xml:space="preserve">Render deploys from a Git repository, not from files on your computer directly.</w:t>
+      </w:r>
+      <w:r>
+        <w:t xml:space="preserve"> </w:t>
+      </w:r>
+      <w:r>
+        <w:t xml:space="preserve">1. Create a new</w:t>
+      </w:r>
+      <w:r>
+        <w:t xml:space="preserve"> </w:t>
+      </w:r>
+      <w:r>
+        <w:rPr>
+          <w:b/>
+        </w:rPr>
+        <w:t xml:space="preserve">private</w:t>
+      </w:r>
+      <w:r>
+        <w:t xml:space="preserve"> </w:t>
+      </w:r>
+      <w:r>
+        <w:t xml:space="preserve">GitHub repository (e.g. </w:t>
+      </w:r>
+      <w:r>
+        <w:rPr>
+          <w:rStyle w:val="VerbatimChar"/>
+        </w:rPr>
+        <w:t xml:space="preserve">cms</w:t>
+      </w:r>
+      <w:r>
+        <w:t xml:space="preserve">) — leave it empty, no README/.gitignore/license.</w:t>
+      </w:r>
+      <w:r>
+        <w:t xml:space="preserve"> </w:t>
+      </w:r>
+      <w:r>
+        <w:t xml:space="preserve">2. From a terminal in the project root (the folder containing both</w:t>
+      </w:r>
+      <w:r>
+        <w:t xml:space="preserve"> </w:t>
+      </w:r>
+      <w:r>
+        <w:rPr>
+          <w:rStyle w:val="VerbatimChar"/>
+        </w:rPr>
+        <w:t xml:space="preserve">cms/</w:t>
+      </w:r>
+      <w:r>
+        <w:t xml:space="preserve"> </w:t>
+      </w:r>
+      <w:r>
+        <w:t xml:space="preserve">and</w:t>
+      </w:r>
+      <w:r>
+        <w:t xml:space="preserve"> </w:t>
+      </w:r>
+      <w:r>
+        <w:rPr>
+          <w:rStyle w:val="VerbatimChar"/>
+        </w:rPr>
+        <w:t xml:space="preserve">cms-frontend/</w:t>
+      </w:r>
+      <w:r>
+        <w:t xml:space="preserve">):</w:t>
+      </w:r>
+      <w:r>
+        <w:t xml:space="preserve"> </w:t>
+      </w:r>
+      <w:r>
+        <w:rPr>
+          <w:rStyle w:val="VerbatimChar"/>
+        </w:rPr>
+        <w:t xml:space="preserve">git init    git add .    git commit -m "Initial commit"    git branch -M main    git remote add origin https://github.com/YOUR_USERNAME/cms.git    git push -u origin main</w:t>
+      </w:r>
+      <w:r>
+        <w:t xml:space="preserve"> </w:t>
+      </w:r>
+      <w:r>
+        <w:t xml:space="preserve">3. A</w:t>
+      </w:r>
+      <w:r>
+        <w:t xml:space="preserve"> </w:t>
+      </w:r>
+      <w:r>
+        <w:rPr>
+          <w:rStyle w:val="VerbatimChar"/>
+        </w:rPr>
+        <w:t xml:space="preserve">.gitignore</w:t>
+      </w:r>
+      <w:r>
+        <w:t xml:space="preserve"> </w:t>
+      </w:r>
+      <w:r>
+        <w:t xml:space="preserve">is already in place at the root and inside both</w:t>
+      </w:r>
+      <w:r>
+        <w:t xml:space="preserve"> </w:t>
+      </w:r>
+      <w:r>
+        <w:rPr>
+          <w:rStyle w:val="VerbatimChar"/>
+        </w:rPr>
+        <w:t xml:space="preserve">cms/</w:t>
+      </w:r>
+      <w:r>
+        <w:t xml:space="preserve"> </w:t>
+      </w:r>
+      <w:r>
+        <w:t xml:space="preserve">and</w:t>
+      </w:r>
+      <w:r>
+        <w:t xml:space="preserve"> </w:t>
+      </w:r>
+      <w:r>
+        <w:rPr>
+          <w:rStyle w:val="VerbatimChar"/>
+        </w:rPr>
+        <w:t xml:space="preserve">cms-frontend/</w:t>
+      </w:r>
+      <w:r>
+        <w:t xml:space="preserve">, so</w:t>
+      </w:r>
+      <w:r>
+        <w:t xml:space="preserve"> </w:t>
+      </w:r>
+      <w:r>
+        <w:rPr>
+          <w:rStyle w:val="VerbatimChar"/>
+        </w:rPr>
+        <w:t xml:space="preserve">node_modules/</w:t>
+      </w:r>
+      <w:r>
+        <w:t xml:space="preserve"> </w:t>
+      </w:r>
+      <w:r>
+        <w:t xml:space="preserve">and your real local</w:t>
+      </w:r>
+      <w:r>
+        <w:t xml:space="preserve"> </w:t>
+      </w:r>
+      <w:r>
+        <w:rPr>
+          <w:rStyle w:val="VerbatimChar"/>
+        </w:rPr>
+        <w:t xml:space="preserve">.env</w:t>
+      </w:r>
+      <w:r>
+        <w:t xml:space="preserve"> </w:t>
+      </w:r>
+      <w:r>
+        <w:t xml:space="preserve">(with live secrets) are automatically excluded — nothing extra to do here, just don’t delete those</w:t>
+      </w:r>
+      <w:r>
+        <w:t xml:space="preserve"> </w:t>
+      </w:r>
+      <w:r>
+        <w:rPr>
+          <w:rStyle w:val="VerbatimChar"/>
+        </w:rPr>
+        <w:t xml:space="preserve">.gitignore</w:t>
+      </w:r>
+      <w:r>
+        <w:t xml:space="preserve"> </w:t>
+      </w:r>
+      <w:r>
+        <w:t xml:space="preserve">files.</w:t>
+      </w:r>
+    </w:p>
+    <w:p>
+      <w:pPr>
+        <w:pStyle w:val="Heading3"/>
+      </w:pPr>
+      <w:bookmarkStart w:id="283" w:name="step-2-connect-render-via-blueprint"/>
+      <w:r>
+        <w:t xml:space="preserve">5.4 Step 2 — Connect Render via Blueprint</w:t>
+      </w:r>
+      <w:bookmarkEnd w:id="283"/>
+    </w:p>
+    <w:p>
+      <w:pPr>
+        <w:numPr>
+          <w:ilvl w:val="0"/>
+          <w:numId w:val="1092"/>
+        </w:numPr>
+        <w:pStyle w:val="Compact"/>
+      </w:pPr>
+      <w:r>
         <w:t xml:space="preserve">In the</w:t>
       </w:r>
       <w:r>
         <w:t xml:space="preserve"> </w:t>
       </w:r>
-      <w:hyperlink r:id="rId277">
+      <w:hyperlink r:id="rId284">
         <w:r>
           <w:rPr>
             <w:rStyle w:val="Hyperlink"/>
@@ -57640,7 +59247,7 @@
       <w:pPr>
         <w:numPr>
           <w:ilvl w:val="0"/>
-          <w:numId w:val="1089"/>
+          <w:numId w:val="1092"/>
         </w:numPr>
         <w:pStyle w:val="Compact"/>
       </w:pPr>
@@ -57652,7 +59259,7 @@
       <w:pPr>
         <w:numPr>
           <w:ilvl w:val="0"/>
-          <w:numId w:val="1089"/>
+          <w:numId w:val="1092"/>
         </w:numPr>
         <w:pStyle w:val="Compact"/>
       </w:pPr>
@@ -57718,7 +59325,7 @@
       <w:pPr>
         <w:numPr>
           <w:ilvl w:val="0"/>
-          <w:numId w:val="1089"/>
+          <w:numId w:val="1092"/>
         </w:numPr>
         <w:pStyle w:val="Compact"/>
       </w:pPr>
@@ -57742,11 +59349,11 @@
       <w:pPr>
         <w:pStyle w:val="Heading3"/>
       </w:pPr>
-      <w:bookmarkStart w:id="278" w:name="Xa2dd1daddd8fb6ba9c65153d327a372a9d23726"/>
+      <w:bookmarkStart w:id="285" w:name="Xa2dd1daddd8fb6ba9c65153d327a372a9d23726"/>
       <w:r>
         <w:t xml:space="preserve">5.5 Step 3 — Fill in the secrets Render couldn’t guess</w:t>
       </w:r>
-      <w:bookmarkEnd w:id="278"/>
+      <w:bookmarkEnd w:id="285"/>
     </w:p>
     <w:p>
       <w:pPr>
@@ -57839,7 +59446,7 @@
       <w:r>
         <w:t xml:space="preserve"> </w:t>
       </w:r>
-      <w:hyperlink r:id="rId279">
+      <w:hyperlink r:id="rId286">
         <w:r>
           <w:rPr>
             <w:rStyle w:val="Hyperlink"/>
@@ -57917,11 +59524,11 @@
       <w:pPr>
         <w:pStyle w:val="Heading3"/>
       </w:pPr>
-      <w:bookmarkStart w:id="280" w:name="step-4-load-the-database-schema-one-time"/>
+      <w:bookmarkStart w:id="287" w:name="step-4-load-the-database-schema-one-time"/>
       <w:r>
         <w:t xml:space="preserve">5.6 Step 4 — Load the database schema (one-time)</w:t>
       </w:r>
-      <w:bookmarkEnd w:id="280"/>
+      <w:bookmarkEnd w:id="287"/>
     </w:p>
     <w:p>
       <w:pPr>
@@ -58063,17 +59670,17 @@
       <w:pPr>
         <w:pStyle w:val="Heading3"/>
       </w:pPr>
-      <w:bookmarkStart w:id="281" w:name="step-5-verify-its-actually-live"/>
+      <w:bookmarkStart w:id="288" w:name="step-5-verify-its-actually-live"/>
       <w:r>
         <w:t xml:space="preserve">5.7 Step 5 — Verify it’s actually live</w:t>
       </w:r>
-      <w:bookmarkEnd w:id="281"/>
+      <w:bookmarkEnd w:id="288"/>
     </w:p>
     <w:p>
       <w:pPr>
         <w:numPr>
           <w:ilvl w:val="0"/>
-          <w:numId w:val="1090"/>
+          <w:numId w:val="1093"/>
         </w:numPr>
         <w:pStyle w:val="Compact"/>
       </w:pPr>
@@ -58112,7 +59719,7 @@
       <w:pPr>
         <w:numPr>
           <w:ilvl w:val="0"/>
-          <w:numId w:val="1090"/>
+          <w:numId w:val="1093"/>
         </w:numPr>
         <w:pStyle w:val="Compact"/>
       </w:pPr>
@@ -58124,7 +59731,7 @@
       <w:pPr>
         <w:numPr>
           <w:ilvl w:val="0"/>
-          <w:numId w:val="1090"/>
+          <w:numId w:val="1093"/>
         </w:numPr>
         <w:pStyle w:val="Compact"/>
       </w:pPr>
@@ -58136,11 +59743,11 @@
       <w:pPr>
         <w:pStyle w:val="Heading3"/>
       </w:pPr>
-      <w:bookmarkStart w:id="282" w:name="running-a-second-separate-company"/>
+      <w:bookmarkStart w:id="289" w:name="running-a-second-separate-company"/>
       <w:r>
         <w:t xml:space="preserve">5.8 Running a second, separate company</w:t>
       </w:r>
-      <w:bookmarkEnd w:id="282"/>
+      <w:bookmarkEnd w:id="289"/>
     </w:p>
     <w:p>
       <w:pPr>
@@ -58292,17 +59899,17 @@
       <w:pPr>
         <w:pStyle w:val="Heading3"/>
       </w:pPr>
-      <w:bookmarkStart w:id="283" w:name="ongoing-maintenance"/>
+      <w:bookmarkStart w:id="290" w:name="ongoing-maintenance"/>
       <w:r>
         <w:t xml:space="preserve">5.9 Ongoing maintenance</w:t>
       </w:r>
-      <w:bookmarkEnd w:id="283"/>
+      <w:bookmarkEnd w:id="290"/>
     </w:p>
     <w:p>
       <w:pPr>
         <w:numPr>
           <w:ilvl w:val="0"/>
-          <w:numId w:val="1091"/>
+          <w:numId w:val="1094"/>
         </w:numPr>
         <w:pStyle w:val="Compact"/>
       </w:pPr>
@@ -58335,7 +59942,7 @@
       <w:pPr>
         <w:numPr>
           <w:ilvl w:val="0"/>
-          <w:numId w:val="1091"/>
+          <w:numId w:val="1094"/>
         </w:numPr>
         <w:pStyle w:val="Compact"/>
       </w:pPr>
@@ -58419,7 +60026,7 @@
       <w:pPr>
         <w:numPr>
           <w:ilvl w:val="0"/>
-          <w:numId w:val="1091"/>
+          <w:numId w:val="1094"/>
         </w:numPr>
         <w:pStyle w:val="Compact"/>
       </w:pPr>
@@ -58464,7 +60071,7 @@
       <w:pPr>
         <w:numPr>
           <w:ilvl w:val="0"/>
-          <w:numId w:val="1091"/>
+          <w:numId w:val="1094"/>
         </w:numPr>
         <w:pStyle w:val="Compact"/>
       </w:pPr>
@@ -58569,11 +60176,11 @@
       <w:pPr>
         <w:pStyle w:val="Heading3"/>
       </w:pPr>
-      <w:bookmarkStart w:id="284" w:name="Xdf0ea96ef3b309936510edc60fc764ebbedc31b"/>
+      <w:bookmarkStart w:id="291" w:name="Xdf0ea96ef3b309936510edc60fc764ebbedc31b"/>
       <w:r>
         <w:t xml:space="preserve">5.10 Updating the system safely once it holds real data</w:t>
       </w:r>
-      <w:bookmarkEnd w:id="284"/>
+      <w:bookmarkEnd w:id="291"/>
     </w:p>
     <w:p>
       <w:pPr>
@@ -59142,7 +60749,7 @@
       <w:r>
         <w:t xml:space="preserve"> </w:t>
       </w:r>
-      <w:hyperlink r:id="rId285">
+      <w:hyperlink r:id="rId292">
         <w:r>
           <w:rPr>
             <w:rStyle w:val="Hyperlink"/>
@@ -59323,11 +60930,11 @@
       <w:pPr>
         <w:pStyle w:val="Heading2"/>
       </w:pPr>
-      <w:bookmarkStart w:id="286" w:name="going-live-guide"/>
+      <w:bookmarkStart w:id="293" w:name="going-live-guide"/>
       <w:r>
         <w:t xml:space="preserve">6. Going Live Guide</w:t>
       </w:r>
-      <w:bookmarkEnd w:id="286"/>
+      <w:bookmarkEnd w:id="293"/>
     </w:p>
     <w:p>
       <w:pPr>
@@ -59392,11 +60999,11 @@
       <w:pPr>
         <w:pStyle w:val="Heading3"/>
       </w:pPr>
-      <w:bookmarkStart w:id="287" w:name="the-short-version"/>
+      <w:bookmarkStart w:id="294" w:name="the-short-version"/>
       <w:r>
         <w:t xml:space="preserve">6.1 The short version</w:t>
       </w:r>
-      <w:bookmarkEnd w:id="287"/>
+      <w:bookmarkEnd w:id="294"/>
     </w:p>
     <w:p>
       <w:pPr>
@@ -59452,1215 +61059,11 @@
       <w:pPr>
         <w:pStyle w:val="Heading3"/>
       </w:pPr>
-      <w:bookmarkStart w:id="288" w:name="step-1-which-situation-are-you-in"/>
+      <w:bookmarkStart w:id="295" w:name="step-1-which-situation-are-you-in"/>
       <w:r>
         <w:t xml:space="preserve">6.2 Step 1 — Which situation are you in?</w:t>
       </w:r>
-      <w:bookmarkEnd w:id="288"/>
-    </w:p>
-    <w:p>
-      <w:pPr>
-        <w:numPr>
-          <w:ilvl w:val="0"/>
-          <w:numId w:val="1092"/>
-        </w:numPr>
-        <w:pStyle w:val="Compact"/>
-      </w:pPr>
-      <w:r>
-        <w:rPr>
-          <w:b/>
-        </w:rPr>
-        <w:t xml:space="preserve">Situation A</w:t>
-      </w:r>
-      <w:r>
-        <w:t xml:space="preserve"> </w:t>
-      </w:r>
-      <w:r>
-        <w:t xml:space="preserve">— the Render database has never really been touched (never ran</w:t>
-      </w:r>
-      <w:r>
-        <w:t xml:space="preserve"> </w:t>
-      </w:r>
-      <w:r>
-        <w:rPr>
-          <w:rStyle w:val="VerbatimChar"/>
-        </w:rPr>
-        <w:t xml:space="preserve">schema.sql</w:t>
-      </w:r>
-      <w:r>
-        <w:t xml:space="preserve"> </w:t>
-      </w:r>
-      <w:r>
-        <w:t xml:space="preserve">against it for real, or only poked around briefly). Confirm with</w:t>
-      </w:r>
-      <w:r>
-        <w:t xml:space="preserve"> </w:t>
-      </w:r>
-      <w:r>
-        <w:rPr>
-          <w:rStyle w:val="VerbatimChar"/>
-        </w:rPr>
-        <w:t xml:space="preserve">psql "CONNECTION_STRING" -c "SELECT COUNT(*) FROM users;"</w:t>
-      </w:r>
-      <w:r>
-        <w:t xml:space="preserve"> </w:t>
-      </w:r>
-      <w:r>
-        <w:t xml:space="preserve">— a</w:t>
-      </w:r>
-      <w:r>
-        <w:t xml:space="preserve"> </w:t>
-      </w:r>
-      <w:r>
-        <w:rPr>
-          <w:rStyle w:val="VerbatimChar"/>
-        </w:rPr>
-        <w:t xml:space="preserve">0</w:t>
-      </w:r>
-      <w:r>
-        <w:t xml:space="preserve"> </w:t>
-      </w:r>
-      <w:r>
-        <w:t xml:space="preserve">result (or a table-doesn’t-exist error) means you’re genuinely clean; skip straight to Section 6.5 (bootstrap the first Admin).</w:t>
-      </w:r>
-    </w:p>
-    <w:p>
-      <w:pPr>
-        <w:numPr>
-          <w:ilvl w:val="0"/>
-          <w:numId w:val="1092"/>
-        </w:numPr>
-        <w:pStyle w:val="Compact"/>
-      </w:pPr>
-      <w:r>
-        <w:rPr>
-          <w:b/>
-        </w:rPr>
-        <w:t xml:space="preserve">Situation B</w:t>
-      </w:r>
-      <w:r>
-        <w:t xml:space="preserve"> </w:t>
-      </w:r>
-      <w:r>
-        <w:t xml:space="preserve">— the live database has real test activity (recorded contributions, loans, etc.) sitting in it. This is the common case if the app was demoed on the live URL. Proceed through 6.3.</w:t>
-      </w:r>
-    </w:p>
-    <w:p>
-      <w:pPr>
-        <w:pStyle w:val="Heading3"/>
-      </w:pPr>
-      <w:bookmarkStart w:id="289" w:name="X595313d3fa81092fe7c8af17828e9edcaa6da73"/>
-      <w:r>
-        <w:t xml:space="preserve">6.3 Step 2B — Wipe and rebuild (the recommended path)</w:t>
-      </w:r>
-      <w:bookmarkEnd w:id="289"/>
-    </w:p>
-    <w:p>
-      <w:pPr>
-        <w:pStyle w:val="FirstParagraph"/>
-      </w:pPr>
-      <w:r>
-        <w:t xml:space="preserve">Two approaches exist: surgically deleting rows table-by-table, or wiping the whole database and reloading</w:t>
-      </w:r>
-      <w:r>
-        <w:t xml:space="preserve"> </w:t>
-      </w:r>
-      <w:r>
-        <w:rPr>
-          <w:rStyle w:val="VerbatimChar"/>
-        </w:rPr>
-        <w:t xml:space="preserve">schema.sql</w:t>
-      </w:r>
-      <w:r>
-        <w:t xml:space="preserve"> </w:t>
-      </w:r>
-      <w:r>
-        <w:t xml:space="preserve">fresh.</w:t>
-      </w:r>
-      <w:r>
-        <w:t xml:space="preserve"> </w:t>
-      </w:r>
-      <w:r>
-        <w:rPr>
-          <w:b/>
-        </w:rPr>
-        <w:t xml:space="preserve">Wiping and reloading is recommended</w:t>
-      </w:r>
-      <w:r>
-        <w:t xml:space="preserve"> </w:t>
-      </w:r>
-      <w:r>
-        <w:t xml:space="preserve">— with roughly 50 interconnected tables and deep foreign-key chains (a transaction references a category, an account, and a user; a loan references an account; and so on), deleting rows by hand in the correct dependency order is genuinely easy to get wrong, and a partial failure can leave the database in a worse, half-deleted state than before.</w:t>
-      </w:r>
-    </w:p>
-    <w:p>
-      <w:pPr>
-        <w:pStyle w:val="BodyText"/>
-      </w:pPr>
-      <w:r>
-        <w:rPr>
-          <w:b/>
-        </w:rPr>
-        <w:t xml:space="preserve">What gets erased</w:t>
-      </w:r>
-      <w:r>
-        <w:t xml:space="preserve">: every user, account, transaction, loan, investment, grant, dividend, savings record, side fund entry, requisition, event, document, notification, and internal audit log entry — everything anyone has ever saved through the app.</w:t>
-      </w:r>
-    </w:p>
-    <w:p>
-      <w:pPr>
-        <w:pStyle w:val="BodyText"/>
-      </w:pPr>
-      <w:r>
-        <w:rPr>
-          <w:b/>
-        </w:rPr>
-        <w:t xml:space="preserve">What survives, rebuilt automatically and unchanged</w:t>
-      </w:r>
-      <w:r>
-        <w:t xml:space="preserve">: the 9 system roles, every finance/document/event category, currencies, the real company name/address (already the actual seed value in</w:t>
-      </w:r>
-      <w:r>
-        <w:t xml:space="preserve"> </w:t>
-      </w:r>
-      <w:r>
-        <w:rPr>
-          <w:rStyle w:val="VerbatimChar"/>
-        </w:rPr>
-        <w:t xml:space="preserve">schema.sql</w:t>
-      </w:r>
-      <w:r>
-        <w:t xml:space="preserve">, not a placeholder), and the structural shape of every table.</w:t>
-      </w:r>
-    </w:p>
-    <w:p>
-      <w:pPr>
-        <w:pStyle w:val="BodyText"/>
-      </w:pPr>
-      <w:r>
-        <w:rPr>
-          <w:b/>
-        </w:rPr>
-        <w:t xml:space="preserve">What needs redoing afterward</w:t>
-      </w:r>
-      <w:r>
-        <w:t xml:space="preserve"> </w:t>
-      </w:r>
-      <w:r>
-        <w:t xml:space="preserve">(lives in the database, not in</w:t>
-      </w:r>
-      <w:r>
-        <w:t xml:space="preserve"> </w:t>
-      </w:r>
-      <w:r>
-        <w:rPr>
-          <w:rStyle w:val="VerbatimChar"/>
-        </w:rPr>
-        <w:t xml:space="preserve">schema.sql</w:t>
-      </w:r>
-      <w:r>
-        <w:t xml:space="preserve">): any custom</w:t>
-      </w:r>
-      <w:r>
-        <w:t xml:space="preserve"> </w:t>
-      </w:r>
-      <w:r>
-        <w:rPr>
-          <w:rStyle w:val="VerbatimChar"/>
-        </w:rPr>
-        <w:t xml:space="preserve">role_permissions</w:t>
-      </w:r>
-      <w:r>
-        <w:t xml:space="preserve"> </w:t>
-      </w:r>
-      <w:r>
-        <w:t xml:space="preserve">grants made via Settings → Roles &amp; Permissions (Section 4.24 — remember</w:t>
-      </w:r>
-      <w:r>
-        <w:t xml:space="preserve"> </w:t>
-      </w:r>
-      <w:r>
-        <w:rPr>
-          <w:rStyle w:val="VerbatimChar"/>
-        </w:rPr>
-        <w:t xml:space="preserve">role_permissions</w:t>
-      </w:r>
-      <w:r>
-        <w:t xml:space="preserve"> </w:t>
-      </w:r>
-      <w:r>
-        <w:t xml:space="preserve">ships empty even on a fresh install), the uploaded company logo, Side Fund activation, and the Savings interest rate if changed from default.</w:t>
-      </w:r>
-    </w:p>
-    <w:p>
-      <w:pPr>
-        <w:pStyle w:val="BodyText"/>
-      </w:pPr>
-      <w:r>
-        <w:t xml:space="preserve">Procedure:</w:t>
-      </w:r>
-      <w:r>
-        <w:t xml:space="preserve"> </w:t>
-      </w:r>
-      <w:r>
-        <w:t xml:space="preserve">1.</w:t>
-      </w:r>
-      <w:r>
-        <w:t xml:space="preserve"> </w:t>
-      </w:r>
-      <w:r>
-        <w:rPr>
-          <w:b/>
-        </w:rPr>
-        <w:t xml:space="preserve">Back up first</w:t>
-      </w:r>
-      <w:r>
-        <w:t xml:space="preserve"> </w:t>
-      </w:r>
-      <w:r>
-        <w:t xml:space="preserve">—</w:t>
-      </w:r>
-      <w:r>
-        <w:t xml:space="preserve"> </w:t>
-      </w:r>
-      <w:r>
-        <w:rPr>
-          <w:rStyle w:val="VerbatimChar"/>
-        </w:rPr>
-        <w:t xml:space="preserve">pg_dump "CONNECTION_STRING" &gt; backup-before-reset-$(date +%Y%m%d).sql</w:t>
-      </w:r>
-      <w:r>
-        <w:t xml:space="preserve">. Costs two minutes, restorable later with</w:t>
-      </w:r>
-      <w:r>
-        <w:t xml:space="preserve"> </w:t>
-      </w:r>
-      <w:r>
-        <w:rPr>
-          <w:rStyle w:val="VerbatimChar"/>
-        </w:rPr>
-        <w:t xml:space="preserve">psql "CONNECTION_STRING" -f backup-file.sql</w:t>
-      </w:r>
-      <w:r>
-        <w:t xml:space="preserve"> </w:t>
-      </w:r>
-      <w:r>
-        <w:t xml:space="preserve">against a fresh database.</w:t>
-      </w:r>
-      <w:r>
-        <w:t xml:space="preserve"> </w:t>
-      </w:r>
-      <w:r>
-        <w:t xml:space="preserve">2.</w:t>
-      </w:r>
-      <w:r>
-        <w:t xml:space="preserve"> </w:t>
-      </w:r>
-      <w:r>
-        <w:rPr>
-          <w:b/>
-        </w:rPr>
-        <w:t xml:space="preserve">Drop and reload</w:t>
-      </w:r>
-      <w:r>
-        <w:t xml:space="preserve"> </w:t>
-      </w:r>
-      <w:r>
-        <w:t xml:space="preserve">—</w:t>
-      </w:r>
-      <w:r>
-        <w:t xml:space="preserve"> </w:t>
-      </w:r>
-      <w:r>
-        <w:rPr>
-          <w:rStyle w:val="VerbatimChar"/>
-        </w:rPr>
-        <w:t xml:space="preserve">psql "CONNECTION_STRING" -c "DROP SCHEMA public CASCADE; CREATE SCHEMA public;"    psql "CONNECTION_STRING" -f cms/schema.sql</w:t>
-      </w:r>
-      <w:r>
-        <w:t xml:space="preserve"> </w:t>
-      </w:r>
-      <w:r>
-        <w:t xml:space="preserve">3.</w:t>
-      </w:r>
-      <w:r>
-        <w:t xml:space="preserve"> </w:t>
-      </w:r>
-      <w:r>
-        <w:rPr>
-          <w:b/>
-        </w:rPr>
-        <w:t xml:space="preserve">Clear the uploads folder</w:t>
-      </w:r>
-      <w:r>
-        <w:t xml:space="preserve"> </w:t>
-      </w:r>
-      <w:r>
-        <w:t xml:space="preserve">— required for a genuinely blank slate, since uploaded files live on disk, not in the database; wiping the DB just orphans them, it doesn’t delete them. Clear</w:t>
-      </w:r>
-      <w:r>
-        <w:t xml:space="preserve"> </w:t>
-      </w:r>
-      <w:r>
-        <w:rPr>
-          <w:rStyle w:val="VerbatimChar"/>
-        </w:rPr>
-        <w:t xml:space="preserve">cms/uploads/documents/*</w:t>
-      </w:r>
-      <w:r>
-        <w:t xml:space="preserve">,</w:t>
-      </w:r>
-      <w:r>
-        <w:t xml:space="preserve"> </w:t>
-      </w:r>
-      <w:r>
-        <w:rPr>
-          <w:rStyle w:val="VerbatimChar"/>
-        </w:rPr>
-        <w:t xml:space="preserve">cms/uploads/profiles/*</w:t>
-      </w:r>
-      <w:r>
-        <w:t xml:space="preserve">,</w:t>
-      </w:r>
-      <w:r>
-        <w:t xml:space="preserve"> </w:t>
-      </w:r>
-      <w:r>
-        <w:rPr>
-          <w:rStyle w:val="VerbatimChar"/>
-        </w:rPr>
-        <w:t xml:space="preserve">cms/uploads/branding/*</w:t>
-      </w:r>
-      <w:r>
-        <w:t xml:space="preserve"> </w:t>
-      </w:r>
-      <w:r>
-        <w:t xml:space="preserve">(locally) or the equivalent path via the Render</w:t>
-      </w:r>
-      <w:r>
-        <w:t xml:space="preserve"> </w:t>
-      </w:r>
-      <w:r>
-        <w:rPr>
-          <w:b/>
-        </w:rPr>
-        <w:t xml:space="preserve">cms-backend → Shell</w:t>
-      </w:r>
-      <w:r>
-        <w:t xml:space="preserve"> </w:t>
-      </w:r>
-      <w:r>
-        <w:t xml:space="preserve">tab for the live disk (though as noted in Section 4.26.5/5.9, the Starter plan’s disk isn’t persistent across deploys anyway, so this may already be empty — still worth running once to be sure).</w:t>
-      </w:r>
-    </w:p>
-    <w:p>
-      <w:pPr>
-        <w:pStyle w:val="BodyText"/>
-      </w:pPr>
-      <w:r>
-        <w:t xml:space="preserve">A</w:t>
-      </w:r>
-      <w:r>
-        <w:t xml:space="preserve"> </w:t>
-      </w:r>
-      <w:r>
-        <w:rPr>
-          <w:b/>
-        </w:rPr>
-        <w:t xml:space="preserve">targeted delete</w:t>
-      </w:r>
-      <w:r>
-        <w:t xml:space="preserve"> </w:t>
-      </w:r>
-      <w:r>
-        <w:t xml:space="preserve">(keeping most data, removing only specific test records) is the alternative if you’ve already spent real time customizing permissions/branding and don’t want to redo that — but because the safe deletion order depends entirely on which specific records exist, this isn’t a generic copy-paste script; it needs to be worked out case by case against the actual data in front of you.</w:t>
-      </w:r>
-    </w:p>
-    <w:p>
-      <w:pPr>
-        <w:pStyle w:val="Heading3"/>
-      </w:pPr>
-      <w:bookmarkStart w:id="290" w:name="Xa5602a83dc211d0a560352f0a74e687cfb093ba"/>
-      <w:r>
-        <w:t xml:space="preserve">6.4 Step 3 — Reconciling company identity on a true fresh start</w:t>
-      </w:r>
-      <w:bookmarkEnd w:id="290"/>
-    </w:p>
-    <w:p>
-      <w:pPr>
-        <w:pStyle w:val="FirstParagraph"/>
-      </w:pPr>
-      <w:r>
-        <w:t xml:space="preserve">If this deployment is for a genuinely different company (not just your own data after testing),</w:t>
-      </w:r>
-      <w:r>
-        <w:t xml:space="preserve"> </w:t>
-      </w:r>
-      <w:r>
-        <w:rPr>
-          <w:rStyle w:val="VerbatimChar"/>
-        </w:rPr>
-        <w:t xml:space="preserve">schema.sql</w:t>
-      </w:r>
-      <w:r>
-        <w:t xml:space="preserve">’s seed row hardcodes</w:t>
-      </w:r>
-      <w:r>
-        <w:t xml:space="preserve"> </w:t>
-      </w:r>
-      <w:r>
-        <w:rPr>
-          <w:rStyle w:val="VerbatimChar"/>
-        </w:rPr>
-        <w:t xml:space="preserve">company_name = 'ZWECK TUKULA Ltd'</w:t>
-      </w:r>
-      <w:r>
-        <w:t xml:space="preserve"> </w:t>
-      </w:r>
-      <w:r>
-        <w:t xml:space="preserve">/</w:t>
-      </w:r>
-      <w:r>
-        <w:t xml:space="preserve"> </w:t>
-      </w:r>
-      <w:r>
-        <w:rPr>
-          <w:rStyle w:val="VerbatimChar"/>
-        </w:rPr>
-        <w:t xml:space="preserve">company_address = 'WAKISO, UGANDA'</w:t>
-      </w:r>
-      <w:r>
-        <w:t xml:space="preserve"> </w:t>
-      </w:r>
-      <w:r>
-        <w:t xml:space="preserve">— a fresh reload shows that until someone changes it. No source file needs editing for this: log in as the new Admin and update it via</w:t>
-      </w:r>
-      <w:r>
-        <w:t xml:space="preserve"> </w:t>
-      </w:r>
-      <w:r>
-        <w:rPr>
-          <w:b/>
-        </w:rPr>
-        <w:t xml:space="preserve">Settings → Company</w:t>
-      </w:r>
-      <w:r>
-        <w:t xml:space="preserve"> </w:t>
-      </w:r>
-      <w:r>
-        <w:t xml:space="preserve">(Section 4.19), the same as the logo.</w:t>
-      </w:r>
-    </w:p>
-    <w:p>
-      <w:pPr>
-        <w:pStyle w:val="Heading3"/>
-      </w:pPr>
-      <w:bookmarkStart w:id="291" w:name="X8e083765fee721cbfb722a4a222196107dde290"/>
-      <w:r>
-        <w:t xml:space="preserve">6.5 Step 4 — Bootstrap the first real Admin user</w:t>
-      </w:r>
-      <w:bookmarkEnd w:id="291"/>
-    </w:p>
-    <w:p>
-      <w:pPr>
-        <w:pStyle w:val="FirstParagraph"/>
-      </w:pPr>
-      <w:r>
-        <w:t xml:space="preserve">There is no default/seeded Admin login anywhere in this system — the very first person always has to register normally through the app and then be manually promoted, because granting a role normally requires already being logged in as someone who can grant roles (a chicken-and-egg problem every fresh install hits exactly once).</w:t>
-      </w:r>
-      <w:r>
-        <w:t xml:space="preserve"> </w:t>
-      </w:r>
-      <w:r>
-        <w:t xml:space="preserve">1. Register a real account through the live app with your own name/email.</w:t>
-      </w:r>
-      <w:r>
-        <w:t xml:space="preserve"> </w:t>
-      </w:r>
-      <w:r>
-        <w:t xml:space="preserve">2. Verify the email (works correctly even before first login).</w:t>
-      </w:r>
-      <w:r>
-        <w:t xml:space="preserve"> </w:t>
-      </w:r>
-      <w:r>
-        <w:t xml:space="preserve">3. Promote yourself directly against the database:</w:t>
-      </w:r>
-      <w:r>
-        <w:t xml:space="preserve"> </w:t>
-      </w:r>
-      <w:r>
-        <w:rPr>
-          <w:rStyle w:val="VerbatimChar"/>
-        </w:rPr>
-        <w:t xml:space="preserve">psql "CONNECTION_STRING" -c "      INSERT INTO user_roles (user_id, role_id, assigned_by)      SELECT u.id, r.id, u.id      FROM users u, roles r      WHERE u.email = 'YOUR_EMAIL_HERE' AND r.name = 'Admin';    "</w:t>
-      </w:r>
-      <w:r>
-        <w:t xml:space="preserve"> </w:t>
-      </w:r>
-      <w:r>
-        <w:t xml:space="preserve">(Using yourself as the</w:t>
-      </w:r>
-      <w:r>
-        <w:t xml:space="preserve"> </w:t>
-      </w:r>
-      <w:r>
-        <w:rPr>
-          <w:rStyle w:val="VerbatimChar"/>
-        </w:rPr>
-        <w:t xml:space="preserve">assigned_by</w:t>
-      </w:r>
-      <w:r>
-        <w:t xml:space="preserve"> </w:t>
-      </w:r>
-      <w:r>
-        <w:t xml:space="preserve">value is a deliberate one-time exception to the normal flow where an existing Admin assigns roles to others.)</w:t>
-      </w:r>
-      <w:r>
-        <w:t xml:space="preserve"> </w:t>
-      </w:r>
-      <w:r>
-        <w:t xml:space="preserve">4. Log out and back in (or refresh) to pick up the new role — every menu item, including Users and Settings, should now appear.</w:t>
-      </w:r>
-      <w:r>
-        <w:t xml:space="preserve"> </w:t>
-      </w:r>
-      <w:r>
-        <w:t xml:space="preserve">5. From here on, use</w:t>
-      </w:r>
-      <w:r>
-        <w:t xml:space="preserve"> </w:t>
-      </w:r>
-      <w:r>
-        <w:rPr>
-          <w:b/>
-        </w:rPr>
-        <w:t xml:space="preserve">Users → Assign Role</w:t>
-      </w:r>
-      <w:r>
-        <w:t xml:space="preserve"> </w:t>
-      </w:r>
-      <w:r>
-        <w:t xml:space="preserve">in the app itself for every other person; the manual SQL step is only ever needed once, for the very first Admin, per database.</w:t>
-      </w:r>
-    </w:p>
-    <w:p>
-      <w:pPr>
-        <w:pStyle w:val="Heading3"/>
-      </w:pPr>
-      <w:bookmarkStart w:id="292" w:name="Xf748d054eeb83394f7a3230108a6c78c22f605a"/>
-      <w:r>
-        <w:t xml:space="preserve">6.6 Step 5 — Reconfigure what a fresh database doesn’t remember</w:t>
-      </w:r>
-      <w:bookmarkEnd w:id="292"/>
-    </w:p>
-    <w:p>
-      <w:pPr>
-        <w:pStyle w:val="FirstParagraph"/>
-      </w:pPr>
-      <w:r>
-        <w:t xml:space="preserve">After a full wipe (Section 6.3), walk through once, logged in as the new Admin:</w:t>
-      </w:r>
-      <w:r>
-        <w:t xml:space="preserve"> </w:t>
-      </w:r>
-      <w:r>
-        <w:t xml:space="preserve">-</w:t>
-      </w:r>
-      <w:r>
-        <w:t xml:space="preserve"> </w:t>
-      </w:r>
-      <w:r>
-        <w:rPr>
-          <w:b/>
-        </w:rPr>
-        <w:t xml:space="preserve">Settings → Company</w:t>
-      </w:r>
-      <w:r>
-        <w:t xml:space="preserve">: confirm name/address (survive automatically), re-upload the logo if one was set before.</w:t>
-      </w:r>
-      <w:r>
-        <w:t xml:space="preserve"> </w:t>
-      </w:r>
-      <w:r>
-        <w:t xml:space="preserve">-</w:t>
-      </w:r>
-      <w:r>
-        <w:t xml:space="preserve"> </w:t>
-      </w:r>
-      <w:r>
-        <w:rPr>
-          <w:b/>
-        </w:rPr>
-        <w:t xml:space="preserve">Settings → Roles &amp; Permissions</w:t>
-      </w:r>
-      <w:r>
-        <w:t xml:space="preserve">: grant</w:t>
-      </w:r>
-      <w:r>
-        <w:t xml:space="preserve"> </w:t>
-      </w:r>
-      <w:r>
-        <w:rPr>
-          <w:rStyle w:val="VerbatimChar"/>
-        </w:rPr>
-        <w:t xml:space="preserve">FINANCE_FLOOR_LIMIT_UPDATE</w:t>
-      </w:r>
-      <w:r>
-        <w:t xml:space="preserve"> </w:t>
-      </w:r>
-      <w:r>
-        <w:t xml:space="preserve">to Treasurer and Assistant Treasurer (this permission has</w:t>
-      </w:r>
-      <w:r>
-        <w:t xml:space="preserve"> </w:t>
-      </w:r>
-      <w:r>
-        <w:rPr>
-          <w:b/>
-        </w:rPr>
-        <w:t xml:space="preserve">no default grant</w:t>
-      </w:r>
-      <w:r>
-        <w:t xml:space="preserve"> </w:t>
-      </w:r>
-      <w:r>
-        <w:t xml:space="preserve">— Section 4.24.3’s</w:t>
-      </w:r>
-      <w:r>
-        <w:t xml:space="preserve"> </w:t>
-      </w:r>
-      <w:r>
-        <w:t xml:space="preserve">“</w:t>
-      </w:r>
-      <w:r>
-        <w:t xml:space="preserve">zero seed permissions</w:t>
-      </w:r>
-      <w:r>
-        <w:t xml:space="preserve">”</w:t>
-      </w:r>
-      <w:r>
-        <w:t xml:space="preserve"> </w:t>
-      </w:r>
-      <w:r>
-        <w:t xml:space="preserve">fact applies here directly) and review any other permission customizations.</w:t>
-      </w:r>
-      <w:r>
-        <w:t xml:space="preserve"> </w:t>
-      </w:r>
-      <w:r>
-        <w:t xml:space="preserve">-</w:t>
-      </w:r>
-      <w:r>
-        <w:t xml:space="preserve"> </w:t>
-      </w:r>
-      <w:r>
-        <w:rPr>
-          <w:b/>
-        </w:rPr>
-        <w:t xml:space="preserve">Accounts</w:t>
-      </w:r>
-      <w:r>
-        <w:t xml:space="preserve"> </w:t>
-      </w:r>
-      <w:r>
-        <w:t xml:space="preserve">(Section 4.1): create the real Primary account and, if used, the Savings account.</w:t>
-      </w:r>
-      <w:r>
-        <w:t xml:space="preserve"> </w:t>
-      </w:r>
-      <w:r>
-        <w:t xml:space="preserve">-</w:t>
-      </w:r>
-      <w:r>
-        <w:t xml:space="preserve"> </w:t>
-      </w:r>
-      <w:r>
-        <w:rPr>
-          <w:b/>
-        </w:rPr>
-        <w:t xml:space="preserve">Side Fund</w:t>
-      </w:r>
-      <w:r>
-        <w:t xml:space="preserve"> </w:t>
-      </w:r>
-      <w:r>
-        <w:t xml:space="preserve">(Section 4.10): re-activate if used, set the real allocation.</w:t>
-      </w:r>
-      <w:r>
-        <w:t xml:space="preserve"> </w:t>
-      </w:r>
-      <w:r>
-        <w:t xml:space="preserve">-</w:t>
-      </w:r>
-      <w:r>
-        <w:t xml:space="preserve"> </w:t>
-      </w:r>
-      <w:r>
-        <w:rPr>
-          <w:b/>
-        </w:rPr>
-        <w:t xml:space="preserve">Savings</w:t>
-      </w:r>
-      <w:r>
-        <w:t xml:space="preserve"> </w:t>
-      </w:r>
-      <w:r>
-        <w:t xml:space="preserve">(Section 4.11): re-set the interest rate/period if changed from default.</w:t>
-      </w:r>
-      <w:r>
-        <w:t xml:space="preserve"> </w:t>
-      </w:r>
-      <w:r>
-        <w:t xml:space="preserve">-</w:t>
-      </w:r>
-      <w:r>
-        <w:t xml:space="preserve"> </w:t>
-      </w:r>
-      <w:r>
-        <w:rPr>
-          <w:b/>
-        </w:rPr>
-        <w:t xml:space="preserve">Users → Assign Role</w:t>
-      </w:r>
-      <w:r>
-        <w:t xml:space="preserve">: bring the real Directors/Treasurer/Secretary etc. on board — each person registers, then gets their role assigned.</w:t>
-      </w:r>
-    </w:p>
-    <w:p>
-      <w:pPr>
-        <w:pStyle w:val="Heading3"/>
-      </w:pPr>
-      <w:bookmarkStart w:id="293" w:name="step-6-final-go-live-checklist"/>
-      <w:r>
-        <w:t xml:space="preserve">6.7 Step 6 — Final go-live checklist</w:t>
-      </w:r>
-      <w:bookmarkEnd w:id="293"/>
-    </w:p>
-    <w:p>
-      <w:pPr>
-        <w:numPr>
-          <w:ilvl w:val="0"/>
-          <w:numId w:val="1093"/>
-        </w:numPr>
-        <w:pStyle w:val="Compact"/>
-      </w:pPr>
-      <w:r>
-        <w:t xml:space="preserve">☐ Fresh</w:t>
-      </w:r>
-      <w:r>
-        <w:t xml:space="preserve"> </w:t>
-      </w:r>
-      <w:r>
-        <w:rPr>
-          <w:rStyle w:val="VerbatimChar"/>
-        </w:rPr>
-        <w:t xml:space="preserve">schema.sql</w:t>
-      </w:r>
-      <w:r>
-        <w:t xml:space="preserve"> </w:t>
-      </w:r>
-      <w:r>
-        <w:t xml:space="preserve">run (or confirmed genuinely clean database)</w:t>
-      </w:r>
-    </w:p>
-    <w:p>
-      <w:pPr>
-        <w:numPr>
-          <w:ilvl w:val="0"/>
-          <w:numId w:val="1093"/>
-        </w:numPr>
-        <w:pStyle w:val="Compact"/>
-      </w:pPr>
-      <w:r>
-        <w:t xml:space="preserve">☐ Uploads folders cleared (Section 6.3, step 3)</w:t>
-      </w:r>
-    </w:p>
-    <w:p>
-      <w:pPr>
-        <w:numPr>
-          <w:ilvl w:val="0"/>
-          <w:numId w:val="1093"/>
-        </w:numPr>
-        <w:pStyle w:val="Compact"/>
-      </w:pPr>
-      <w:r>
-        <w:t xml:space="preserve">☐ Admin bootstrapped and login confirmed working</w:t>
-      </w:r>
-    </w:p>
-    <w:p>
-      <w:pPr>
-        <w:numPr>
-          <w:ilvl w:val="0"/>
-          <w:numId w:val="1093"/>
-        </w:numPr>
-        <w:pStyle w:val="Compact"/>
-      </w:pPr>
-      <w:r>
-        <w:t xml:space="preserve">☐ Company name/address/logo correct in Settings</w:t>
-      </w:r>
-    </w:p>
-    <w:p>
-      <w:pPr>
-        <w:numPr>
-          <w:ilvl w:val="0"/>
-          <w:numId w:val="1093"/>
-        </w:numPr>
-        <w:pStyle w:val="Compact"/>
-      </w:pPr>
-      <w:r>
-        <w:t xml:space="preserve">☐</w:t>
-      </w:r>
-      <w:r>
-        <w:t xml:space="preserve"> </w:t>
-      </w:r>
-      <w:r>
-        <w:rPr>
-          <w:rStyle w:val="VerbatimChar"/>
-        </w:rPr>
-        <w:t xml:space="preserve">FINANCE_FLOOR_LIMIT_UPDATE</w:t>
-      </w:r>
-      <w:r>
-        <w:t xml:space="preserve"> </w:t>
-      </w:r>
-      <w:r>
-        <w:t xml:space="preserve">granted to the right roles</w:t>
-      </w:r>
-    </w:p>
-    <w:p>
-      <w:pPr>
-        <w:numPr>
-          <w:ilvl w:val="0"/>
-          <w:numId w:val="1093"/>
-        </w:numPr>
-        <w:pStyle w:val="Compact"/>
-      </w:pPr>
-      <w:r>
-        <w:t xml:space="preserve">☐ Real Primary account created (and Savings account, if used)</w:t>
-      </w:r>
-    </w:p>
-    <w:p>
-      <w:pPr>
-        <w:numPr>
-          <w:ilvl w:val="0"/>
-          <w:numId w:val="1093"/>
-        </w:numPr>
-        <w:pStyle w:val="Compact"/>
-      </w:pPr>
-      <w:r>
-        <w:t xml:space="preserve">☐ Real Directors/Treasurer/Secretary users created and roles assigned</w:t>
-      </w:r>
-    </w:p>
-    <w:p>
-      <w:pPr>
-        <w:numPr>
-          <w:ilvl w:val="0"/>
-          <w:numId w:val="1093"/>
-        </w:numPr>
-        <w:pStyle w:val="Compact"/>
-      </w:pPr>
-      <w:r>
-        <w:t xml:space="preserve">☐</w:t>
-      </w:r>
-      <w:r>
-        <w:t xml:space="preserve"> </w:t>
-      </w:r>
-      <w:r>
-        <w:rPr>
-          <w:rStyle w:val="VerbatimChar"/>
-        </w:rPr>
-        <w:t xml:space="preserve">GMAIL_USER</w:t>
-      </w:r>
-      <w:r>
-        <w:t xml:space="preserve">/</w:t>
-      </w:r>
-      <w:r>
-        <w:rPr>
-          <w:rStyle w:val="VerbatimChar"/>
-        </w:rPr>
-        <w:t xml:space="preserve">GMAIL_APP_PASSWORD</w:t>
-      </w:r>
-      <w:r>
-        <w:t xml:space="preserve"> </w:t>
-      </w:r>
-      <w:r>
-        <w:t xml:space="preserve">set so verification/notification emails actually send</w:t>
-      </w:r>
-    </w:p>
-    <w:p>
-      <w:pPr>
-        <w:numPr>
-          <w:ilvl w:val="0"/>
-          <w:numId w:val="1093"/>
-        </w:numPr>
-        <w:pStyle w:val="Compact"/>
-      </w:pPr>
-      <w:r>
-        <w:t xml:space="preserve">☐ A test contribution/expense sent and confirmed correct on the Dashboard and in Transactions</w:t>
-      </w:r>
-    </w:p>
-    <w:p>
-      <w:pPr>
-        <w:numPr>
-          <w:ilvl w:val="0"/>
-          <w:numId w:val="1093"/>
-        </w:numPr>
-        <w:pStyle w:val="Compact"/>
-      </w:pPr>
-      <w:r>
-        <w:t xml:space="preserve">☐ Email verification and password-reset links tested end-to-end</w:t>
-      </w:r>
-    </w:p>
-    <w:p>
-      <w:pPr>
-        <w:pStyle w:val="FirstParagraph"/>
-      </w:pPr>
-      <w:r>
-        <w:t xml:space="preserve">Once every box is checked, the system is live for real use.</w:t>
-      </w:r>
-    </w:p>
-    <w:p>
-      <w:r>
-        <w:pict>
-          <v:rect style="width:0;height:1.5pt" o:hralign="center" o:hrstd="t" o:hr="t"/>
-        </w:pict>
-      </w:r>
-    </w:p>
-    <w:p>
-      <w:pPr>
-        <w:pStyle w:val="Heading2"/>
-      </w:pPr>
-      <w:bookmarkStart w:id="294" w:name="known-issues-technical-debt-registry"/>
-      <w:r>
-        <w:t xml:space="preserve">7. Known Issues &amp; Technical Debt Registry</w:t>
-      </w:r>
-      <w:bookmarkEnd w:id="294"/>
-    </w:p>
-    <w:p>
-      <w:pPr>
-        <w:pStyle w:val="FirstParagraph"/>
-      </w:pPr>
-      <w:r>
-        <w:t xml:space="preserve">This section pulls together every open item mentioned throughout Section 4’s per-module</w:t>
-      </w:r>
-      <w:r>
-        <w:t xml:space="preserve"> </w:t>
-      </w:r>
-      <w:r>
-        <w:t xml:space="preserve">“</w:t>
-      </w:r>
-      <w:r>
-        <w:t xml:space="preserve">Known issues</w:t>
-      </w:r>
-      <w:r>
-        <w:t xml:space="preserve">”</w:t>
-      </w:r>
-      <w:r>
-        <w:t xml:space="preserve"> </w:t>
-      </w:r>
-      <w:r>
-        <w:t xml:space="preserve">notes, plus the standing findings of</w:t>
-      </w:r>
-      <w:r>
-        <w:t xml:space="preserve"> </w:t>
-      </w:r>
-      <w:r>
-        <w:rPr>
-          <w:rStyle w:val="VerbatimChar"/>
-        </w:rPr>
-        <w:t xml:space="preserve">SYSTEM_DIAGNOSTIC_REPORT.md</w:t>
-      </w:r>
-      <w:r>
-        <w:t xml:space="preserve"> </w:t>
-      </w:r>
-      <w:r>
-        <w:t xml:space="preserve">(dated 19 July 2026, still kept at the repo root as the detailed original write-up), into one place — so nobody has to read all 27 module sections to get a picture of what’s actually outstanding. Items are grouped by status, not by module.</w:t>
-      </w:r>
-    </w:p>
-    <w:p>
-      <w:pPr>
-        <w:pStyle w:val="Heading3"/>
-      </w:pPr>
-      <w:bookmarkStart w:id="295" w:name="X3ad496dccfc246f8b1cccc852136270b28eeb61"/>
-      <w:r>
-        <w:t xml:space="preserve">7.1 Fixed this engagement (for the historical record)</w:t>
-      </w:r>
       <w:bookmarkEnd w:id="295"/>
-    </w:p>
-    <w:p>
-      <w:pPr>
-        <w:numPr>
-          <w:ilvl w:val="0"/>
-          <w:numId w:val="1094"/>
-        </w:numPr>
-        <w:pStyle w:val="Compact"/>
-      </w:pPr>
-      <w:r>
-        <w:rPr>
-          <w:b/>
-        </w:rPr>
-        <w:t xml:space="preserve">Auditor visibility leak</w:t>
-      </w:r>
-      <w:r>
-        <w:t xml:space="preserve"> </w:t>
-      </w:r>
-      <w:r>
-        <w:t xml:space="preserve">(Section 3) — TopBar amounts/notifications,</w:t>
-      </w:r>
-      <w:r>
-        <w:t xml:space="preserve"> </w:t>
-      </w:r>
-      <w:r>
-        <w:rPr>
-          <w:rStyle w:val="VerbatimChar"/>
-        </w:rPr>
-        <w:t xml:space="preserve">GET /api/users/shareholding</w:t>
-      </w:r>
-      <w:r>
-        <w:t xml:space="preserve">, and 16 other route files were open to any authenticated user, unintentionally including the new Auditor role. Fixed via the</w:t>
-      </w:r>
-      <w:r>
-        <w:t xml:space="preserve"> </w:t>
-      </w:r>
-      <w:r>
-        <w:rPr>
-          <w:rStyle w:val="VerbatimChar"/>
-        </w:rPr>
-        <w:t xml:space="preserve">blockAuditor</w:t>
-      </w:r>
-      <w:r>
-        <w:t xml:space="preserve"> </w:t>
-      </w:r>
-      <w:r>
-        <w:t xml:space="preserve">middleware + frontend</w:t>
-      </w:r>
-      <w:r>
-        <w:t xml:space="preserve"> </w:t>
-      </w:r>
-      <w:r>
-        <w:rPr>
-          <w:rStyle w:val="VerbatimChar"/>
-        </w:rPr>
-        <w:t xml:space="preserve">isAuditor</w:t>
-      </w:r>
-      <w:r>
-        <w:t xml:space="preserve"> </w:t>
-      </w:r>
-      <w:r>
-        <w:t xml:space="preserve">gating in</w:t>
-      </w:r>
-      <w:r>
-        <w:t xml:space="preserve"> </w:t>
-      </w:r>
-      <w:r>
-        <w:rPr>
-          <w:rStyle w:val="VerbatimChar"/>
-        </w:rPr>
-        <w:t xml:space="preserve">TopBar.jsx</w:t>
-      </w:r>
-      <w:r>
-        <w:t xml:space="preserve">. Version 1.20.1.</w:t>
-      </w:r>
-    </w:p>
-    <w:p>
-      <w:pPr>
-        <w:numPr>
-          <w:ilvl w:val="0"/>
-          <w:numId w:val="1094"/>
-        </w:numPr>
-        <w:pStyle w:val="Compact"/>
-      </w:pPr>
-      <w:r>
-        <w:t xml:space="preserve">All 6 Critical items from</w:t>
-      </w:r>
-      <w:r>
-        <w:t xml:space="preserve"> </w:t>
-      </w:r>
-      <w:r>
-        <w:rPr>
-          <w:rStyle w:val="VerbatimChar"/>
-        </w:rPr>
-        <w:t xml:space="preserve">SYSTEM_DIAGNOSTIC_REPORT.md</w:t>
-      </w:r>
-      <w:r>
-        <w:t xml:space="preserve">: the savings-handout</w:t>
-      </w:r>
-      <w:r>
-        <w:t xml:space="preserve"> </w:t>
-      </w:r>
-      <w:r>
-        <w:rPr>
-          <w:rStyle w:val="VerbatimChar"/>
-        </w:rPr>
-        <w:t xml:space="preserve">category_id: null</w:t>
-      </w:r>
-      <w:r>
-        <w:t xml:space="preserve"> </w:t>
-      </w:r>
-      <w:r>
-        <w:t xml:space="preserve">crash, the floor-limit permission mismatch (route vs. frontend), reference-code mislabeling across 6+2 call sites, missing password-reset UI, missing transaction-reversal UI, missing loan-rate-amendment UI.</w:t>
-      </w:r>
-    </w:p>
-    <w:p>
-      <w:pPr>
-        <w:numPr>
-          <w:ilvl w:val="0"/>
-          <w:numId w:val="1094"/>
-        </w:numPr>
-        <w:pStyle w:val="Compact"/>
-      </w:pPr>
-      <w:r>
-        <w:rPr>
-          <w:b/>
-        </w:rPr>
-        <w:t xml:space="preserve">Local-disk, non-persistent file uploads</w:t>
-      </w:r>
-      <w:r>
-        <w:t xml:space="preserve"> </w:t>
-      </w:r>
-      <w:r>
-        <w:t xml:space="preserve">(Sections 4.16.6, 4.26.5, 4.26.8, 5.9) — fixed in</w:t>
-      </w:r>
-      <w:r>
-        <w:t xml:space="preserve"> </w:t>
-      </w:r>
-      <w:r>
-        <w:rPr>
-          <w:b/>
-        </w:rPr>
-        <w:t xml:space="preserve">1.29.1</w:t>
-      </w:r>
-      <w:r>
-        <w:t xml:space="preserve"> </w:t>
-      </w:r>
-      <w:r>
-        <w:t xml:space="preserve">via</w:t>
-      </w:r>
-      <w:r>
-        <w:t xml:space="preserve"> </w:t>
-      </w:r>
-      <w:r>
-        <w:rPr>
-          <w:rStyle w:val="VerbatimChar"/>
-        </w:rPr>
-        <w:t xml:space="preserve">services/storageService.js</w:t>
-      </w:r>
-      <w:r>
-        <w:t xml:space="preserve"> </w:t>
-      </w:r>
-      <w:r>
-        <w:t xml:space="preserve">(Section 4.34), an S3-compatible abstraction moving every upload type (Documents, avatars, signatures, branding logos, stamps, audit-report uploads, expense receipts) onto Cloudflare R2, with a local-disk fallback for dev.</w:t>
-      </w:r>
-    </w:p>
-    <w:p>
-      <w:pPr>
-        <w:pStyle w:val="Heading3"/>
-      </w:pPr>
-      <w:bookmarkStart w:id="296" w:name="Xc4c486f3b33cbd0e6a942510797caf80e82b553"/>
-      <w:r>
-        <w:t xml:space="preserve">7.2 Open — architectural / worth a deliberate decision</w:t>
-      </w:r>
-      <w:bookmarkEnd w:id="296"/>
     </w:p>
     <w:p>
       <w:pPr>
@@ -60672,62 +61075,60 @@
       </w:pPr>
       <w:r>
         <w:rPr>
-          <w:rStyle w:val="VerbatimChar"/>
-          <w:b/>
-        </w:rPr>
-        <w:t xml:space="preserve">requireRoles</w:t>
-      </w:r>
-      <w:r>
-        <w:rPr>
-          <w:b/>
-        </w:rPr>
-        <w:t xml:space="preserve"> </w:t>
-      </w:r>
-      <w:r>
-        <w:rPr>
-          <w:b/>
-        </w:rPr>
-        <w:t xml:space="preserve">vs. </w:t>
-      </w:r>
-      <w:r>
-        <w:rPr>
-          <w:rStyle w:val="VerbatimChar"/>
-          <w:b/>
-        </w:rPr>
-        <w:t xml:space="preserve">requirePermissions</w:t>
-      </w:r>
-      <w:r>
-        <w:rPr>
-          <w:b/>
-        </w:rPr>
-        <w:t xml:space="preserve"> </w:t>
-      </w:r>
-      <w:r>
-        <w:rPr>
-          <w:b/>
-        </w:rPr>
-        <w:t xml:space="preserve">inconsistency</w:t>
-      </w:r>
-      <w:r>
-        <w:t xml:space="preserve"> </w:t>
-      </w:r>
-      <w:r>
-        <w:t xml:space="preserve">(Section 4.24.3,</w:t>
-      </w:r>
-      <w:r>
-        <w:t xml:space="preserve"> </w:t>
-      </w:r>
-      <w:r>
-        <w:rPr>
-          <w:rStyle w:val="VerbatimChar"/>
-        </w:rPr>
-        <w:t xml:space="preserve">SYSTEM_DIAGNOSTIC_REPORT.md</w:t>
-      </w:r>
-      <w:r>
-        <w:t xml:space="preserve"> </w:t>
-      </w:r>
-      <w:r>
-        <w:t xml:space="preserve">Moderate #7) — two enforcement mechanisms coexist per-route with no guaranteed consistency; the Roles &amp; Permissions settings screen only controls the subset of routes actually written against the permission system. Resolving this fully means auditing every route file module by module — a real but non-trivial refactor.</w:t>
+          <w:b/>
+        </w:rPr>
+        <w:t xml:space="preserve">Situation A</w:t>
+      </w:r>
+      <w:r>
+        <w:t xml:space="preserve"> </w:t>
+      </w:r>
+      <w:r>
+        <w:t xml:space="preserve">— the Render database has never really been touched (never ran</w:t>
+      </w:r>
+      <w:r>
+        <w:t xml:space="preserve"> </w:t>
+      </w:r>
+      <w:r>
+        <w:rPr>
+          <w:rStyle w:val="VerbatimChar"/>
+        </w:rPr>
+        <w:t xml:space="preserve">schema.sql</w:t>
+      </w:r>
+      <w:r>
+        <w:t xml:space="preserve"> </w:t>
+      </w:r>
+      <w:r>
+        <w:t xml:space="preserve">against it for real, or only poked around briefly). Confirm with</w:t>
+      </w:r>
+      <w:r>
+        <w:t xml:space="preserve"> </w:t>
+      </w:r>
+      <w:r>
+        <w:rPr>
+          <w:rStyle w:val="VerbatimChar"/>
+        </w:rPr>
+        <w:t xml:space="preserve">psql "CONNECTION_STRING" -c "SELECT COUNT(*) FROM users;"</w:t>
+      </w:r>
+      <w:r>
+        <w:t xml:space="preserve"> </w:t>
+      </w:r>
+      <w:r>
+        <w:t xml:space="preserve">— a</w:t>
+      </w:r>
+      <w:r>
+        <w:t xml:space="preserve"> </w:t>
+      </w:r>
+      <w:r>
+        <w:rPr>
+          <w:rStyle w:val="VerbatimChar"/>
+        </w:rPr>
+        <w:t xml:space="preserve">0</w:t>
+      </w:r>
+      <w:r>
+        <w:t xml:space="preserve"> </w:t>
+      </w:r>
+      <w:r>
+        <w:t xml:space="preserve">result (or a table-doesn’t-exist error) means you’re genuinely clean; skip straight to Section 6.5 (bootstrap the first Admin).</w:t>
       </w:r>
     </w:p>
     <w:p>
@@ -60742,238 +61143,706 @@
         <w:rPr>
           <w:b/>
         </w:rPr>
-        <w:t xml:space="preserve">Single-instance-only scheduled jobs</w:t>
-      </w:r>
-      <w:r>
-        <w:t xml:space="preserve"> </w:t>
-      </w:r>
-      <w:r>
-        <w:t xml:space="preserve">(Section 4.26.2, and the earlier scaling-advice conversation) — every cron job runs in-process on the one backend web service; scaling the backend to multiple instances would fire every job once per instance without an added locking mechanism.</w:t>
-      </w:r>
-    </w:p>
-    <w:p>
-      <w:pPr>
-        <w:numPr>
-          <w:ilvl w:val="0"/>
-          <w:numId w:val="1095"/>
-        </w:numPr>
-        <w:pStyle w:val="Compact"/>
-      </w:pPr>
-      <w:r>
-        <w:rPr>
-          <w:b/>
-        </w:rPr>
-        <w:t xml:space="preserve">No automated test suite</w:t>
-      </w:r>
-      <w:r>
-        <w:t xml:space="preserve"> </w:t>
-      </w:r>
-      <w:r>
-        <w:t xml:space="preserve">(Section 4.26.8, scaling-advice conversation) — every fix and feature to date, including everything built this session, is verified via manual</w:t>
-      </w:r>
-      <w:r>
-        <w:t xml:space="preserve"> </w:t>
-      </w:r>
-      <w:r>
-        <w:rPr>
-          <w:rStyle w:val="VerbatimChar"/>
-        </w:rPr>
-        <w:t xml:space="preserve">node --check</w:t>
-      </w:r>
-      <w:r>
-        <w:t xml:space="preserve">/syntax validation and logical review rather than regression tests. Reasonable at the current solo-owner-plus-AI-developer scale; worth revisiting if more people ever touch the code.</w:t>
-      </w:r>
-    </w:p>
-    <w:p>
-      <w:pPr>
-        <w:numPr>
-          <w:ilvl w:val="0"/>
-          <w:numId w:val="1095"/>
-        </w:numPr>
-        <w:pStyle w:val="Compact"/>
-      </w:pPr>
-      <w:r>
-        <w:rPr>
-          <w:rStyle w:val="VerbatimChar"/>
-          <w:b/>
-        </w:rPr>
-        <w:t xml:space="preserve">investment_milestones</w:t>
-      </w:r>
-      <w:r>
-        <w:t xml:space="preserve"> </w:t>
-      </w:r>
-      <w:r>
-        <w:t xml:space="preserve">(Section 4.8.6,</w:t>
-      </w:r>
-      <w:r>
-        <w:t xml:space="preserve"> </w:t>
-      </w:r>
-      <w:r>
-        <w:rPr>
-          <w:rStyle w:val="VerbatimChar"/>
-        </w:rPr>
-        <w:t xml:space="preserve">SYSTEM_DIAGNOSTIC_REPORT.md</w:t>
-      </w:r>
-      <w:r>
-        <w:t xml:space="preserve"> </w:t>
-      </w:r>
-      <w:r>
-        <w:t xml:space="preserve">Moderate #12) — a fully built backend feature with zero frontend surface. Needs a decision: build the UI, or remove the unused backend routes.</w:t>
-      </w:r>
-    </w:p>
-    <w:p>
-      <w:pPr>
-        <w:numPr>
-          <w:ilvl w:val="0"/>
-          <w:numId w:val="1095"/>
-        </w:numPr>
-        <w:pStyle w:val="Compact"/>
-      </w:pPr>
-      <w:r>
-        <w:rPr>
-          <w:b/>
-        </w:rPr>
-        <w:t xml:space="preserve">401-refresh interceptor bypass</w:t>
-      </w:r>
-      <w:r>
-        <w:t xml:space="preserve"> </w:t>
-      </w:r>
-      <w:r>
-        <w:t xml:space="preserve">(Section 4.22.6,</w:t>
-      </w:r>
-      <w:r>
-        <w:t xml:space="preserve"> </w:t>
-      </w:r>
-      <w:r>
-        <w:rPr>
-          <w:rStyle w:val="VerbatimChar"/>
-        </w:rPr>
-        <w:t xml:space="preserve">SYSTEM_DIAGNOSTIC_REPORT.md</w:t>
-      </w:r>
-      <w:r>
-        <w:t xml:space="preserve"> </w:t>
-      </w:r>
-      <w:r>
-        <w:t xml:space="preserve">Moderate #14) — some request paths don’t consistently trigger the frontend’s automatic token-refresh-and-retry on a 401, which can surface as an unexpected logout on those paths. Still open.</w:t>
-      </w:r>
-    </w:p>
-    <w:p>
-      <w:pPr>
-        <w:numPr>
-          <w:ilvl w:val="0"/>
-          <w:numId w:val="1095"/>
-        </w:numPr>
-        <w:pStyle w:val="Compact"/>
-      </w:pPr>
-      <w:r>
-        <w:rPr>
-          <w:b/>
-        </w:rPr>
-        <w:t xml:space="preserve">Company B Blueprint placeholders</w:t>
-      </w:r>
-      <w:r>
-        <w:t xml:space="preserve"> </w:t>
-      </w:r>
-      <w:r>
-        <w:t xml:space="preserve">(Section 4.26.8) —</w:t>
-      </w:r>
-      <w:r>
-        <w:t xml:space="preserve"> </w:t>
-      </w:r>
-      <w:r>
-        <w:rPr>
-          <w:rStyle w:val="VerbatimChar"/>
-        </w:rPr>
-        <w:t xml:space="preserve">render.company-b.yaml</w:t>
-      </w:r>
-      <w:r>
-        <w:t xml:space="preserve">’s backend section still has unfilled</w:t>
-      </w:r>
-      <w:r>
-        <w:t xml:space="preserve"> </w:t>
-      </w:r>
-      <w:r>
-        <w:rPr>
-          <w:rStyle w:val="VerbatimChar"/>
-        </w:rPr>
-        <w:t xml:space="preserve">COMPANY_B_NAME_HERE</w:t>
+        <w:t xml:space="preserve">Situation B</w:t>
+      </w:r>
+      <w:r>
+        <w:t xml:space="preserve"> </w:t>
+      </w:r>
+      <w:r>
+        <w:t xml:space="preserve">— the live database has real test activity (recorded contributions, loans, etc.) sitting in it. This is the common case if the app was demoed on the live URL. Proceed through 6.3.</w:t>
+      </w:r>
+    </w:p>
+    <w:p>
+      <w:pPr>
+        <w:pStyle w:val="Heading3"/>
+      </w:pPr>
+      <w:bookmarkStart w:id="296" w:name="X595313d3fa81092fe7c8af17828e9edcaa6da73"/>
+      <w:r>
+        <w:t xml:space="preserve">6.3 Step 2B — Wipe and rebuild (the recommended path)</w:t>
+      </w:r>
+      <w:bookmarkEnd w:id="296"/>
+    </w:p>
+    <w:p>
+      <w:pPr>
+        <w:pStyle w:val="FirstParagraph"/>
+      </w:pPr>
+      <w:r>
+        <w:t xml:space="preserve">Two approaches exist: surgically deleting rows table-by-table, or wiping the whole database and reloading</w:t>
+      </w:r>
+      <w:r>
+        <w:t xml:space="preserve"> </w:t>
+      </w:r>
+      <w:r>
+        <w:rPr>
+          <w:rStyle w:val="VerbatimChar"/>
+        </w:rPr>
+        <w:t xml:space="preserve">schema.sql</w:t>
+      </w:r>
+      <w:r>
+        <w:t xml:space="preserve"> </w:t>
+      </w:r>
+      <w:r>
+        <w:t xml:space="preserve">fresh.</w:t>
+      </w:r>
+      <w:r>
+        <w:t xml:space="preserve"> </w:t>
+      </w:r>
+      <w:r>
+        <w:rPr>
+          <w:b/>
+        </w:rPr>
+        <w:t xml:space="preserve">Wiping and reloading is recommended</w:t>
+      </w:r>
+      <w:r>
+        <w:t xml:space="preserve"> </w:t>
+      </w:r>
+      <w:r>
+        <w:t xml:space="preserve">— with roughly 50 interconnected tables and deep foreign-key chains (a transaction references a category, an account, and a user; a loan references an account; and so on), deleting rows by hand in the correct dependency order is genuinely easy to get wrong, and a partial failure can leave the database in a worse, half-deleted state than before.</w:t>
+      </w:r>
+    </w:p>
+    <w:p>
+      <w:pPr>
+        <w:pStyle w:val="BodyText"/>
+      </w:pPr>
+      <w:r>
+        <w:rPr>
+          <w:b/>
+        </w:rPr>
+        <w:t xml:space="preserve">What gets erased</w:t>
+      </w:r>
+      <w:r>
+        <w:t xml:space="preserve">: every user, account, transaction, loan, investment, grant, dividend, savings record, side fund entry, requisition, event, document, notification, and internal audit log entry — everything anyone has ever saved through the app.</w:t>
+      </w:r>
+    </w:p>
+    <w:p>
+      <w:pPr>
+        <w:pStyle w:val="BodyText"/>
+      </w:pPr>
+      <w:r>
+        <w:rPr>
+          <w:b/>
+        </w:rPr>
+        <w:t xml:space="preserve">What survives, rebuilt automatically and unchanged</w:t>
+      </w:r>
+      <w:r>
+        <w:t xml:space="preserve">: the 9 system roles, every finance/document/event category, currencies, the real company name/address (already the actual seed value in</w:t>
+      </w:r>
+      <w:r>
+        <w:t xml:space="preserve"> </w:t>
+      </w:r>
+      <w:r>
+        <w:rPr>
+          <w:rStyle w:val="VerbatimChar"/>
+        </w:rPr>
+        <w:t xml:space="preserve">schema.sql</w:t>
+      </w:r>
+      <w:r>
+        <w:t xml:space="preserve">, not a placeholder), and the structural shape of every table.</w:t>
+      </w:r>
+    </w:p>
+    <w:p>
+      <w:pPr>
+        <w:pStyle w:val="BodyText"/>
+      </w:pPr>
+      <w:r>
+        <w:rPr>
+          <w:b/>
+        </w:rPr>
+        <w:t xml:space="preserve">What needs redoing afterward</w:t>
+      </w:r>
+      <w:r>
+        <w:t xml:space="preserve"> </w:t>
+      </w:r>
+      <w:r>
+        <w:t xml:space="preserve">(lives in the database, not in</w:t>
+      </w:r>
+      <w:r>
+        <w:t xml:space="preserve"> </w:t>
+      </w:r>
+      <w:r>
+        <w:rPr>
+          <w:rStyle w:val="VerbatimChar"/>
+        </w:rPr>
+        <w:t xml:space="preserve">schema.sql</w:t>
+      </w:r>
+      <w:r>
+        <w:t xml:space="preserve">): any custom</w:t>
+      </w:r>
+      <w:r>
+        <w:t xml:space="preserve"> </w:t>
+      </w:r>
+      <w:r>
+        <w:rPr>
+          <w:rStyle w:val="VerbatimChar"/>
+        </w:rPr>
+        <w:t xml:space="preserve">role_permissions</w:t>
+      </w:r>
+      <w:r>
+        <w:t xml:space="preserve"> </w:t>
+      </w:r>
+      <w:r>
+        <w:t xml:space="preserve">grants made via Settings → Roles &amp; Permissions (Section 4.24 — remember</w:t>
+      </w:r>
+      <w:r>
+        <w:t xml:space="preserve"> </w:t>
+      </w:r>
+      <w:r>
+        <w:rPr>
+          <w:rStyle w:val="VerbatimChar"/>
+        </w:rPr>
+        <w:t xml:space="preserve">role_permissions</w:t>
+      </w:r>
+      <w:r>
+        <w:t xml:space="preserve"> </w:t>
+      </w:r>
+      <w:r>
+        <w:t xml:space="preserve">ships empty even on a fresh install), the uploaded company logo, Side Fund activation, and the Savings interest rate if changed from default.</w:t>
+      </w:r>
+    </w:p>
+    <w:p>
+      <w:pPr>
+        <w:pStyle w:val="BodyText"/>
+      </w:pPr>
+      <w:r>
+        <w:t xml:space="preserve">Procedure:</w:t>
+      </w:r>
+      <w:r>
+        <w:t xml:space="preserve"> </w:t>
+      </w:r>
+      <w:r>
+        <w:t xml:space="preserve">1.</w:t>
+      </w:r>
+      <w:r>
+        <w:t xml:space="preserve"> </w:t>
+      </w:r>
+      <w:r>
+        <w:rPr>
+          <w:b/>
+        </w:rPr>
+        <w:t xml:space="preserve">Back up first</w:t>
+      </w:r>
+      <w:r>
+        <w:t xml:space="preserve"> </w:t>
+      </w:r>
+      <w:r>
+        <w:t xml:space="preserve">—</w:t>
+      </w:r>
+      <w:r>
+        <w:t xml:space="preserve"> </w:t>
+      </w:r>
+      <w:r>
+        <w:rPr>
+          <w:rStyle w:val="VerbatimChar"/>
+        </w:rPr>
+        <w:t xml:space="preserve">pg_dump "CONNECTION_STRING" &gt; backup-before-reset-$(date +%Y%m%d).sql</w:t>
+      </w:r>
+      <w:r>
+        <w:t xml:space="preserve">. Costs two minutes, restorable later with</w:t>
+      </w:r>
+      <w:r>
+        <w:t xml:space="preserve"> </w:t>
+      </w:r>
+      <w:r>
+        <w:rPr>
+          <w:rStyle w:val="VerbatimChar"/>
+        </w:rPr>
+        <w:t xml:space="preserve">psql "CONNECTION_STRING" -f backup-file.sql</w:t>
+      </w:r>
+      <w:r>
+        <w:t xml:space="preserve"> </w:t>
+      </w:r>
+      <w:r>
+        <w:t xml:space="preserve">against a fresh database.</w:t>
+      </w:r>
+      <w:r>
+        <w:t xml:space="preserve"> </w:t>
+      </w:r>
+      <w:r>
+        <w:t xml:space="preserve">2.</w:t>
+      </w:r>
+      <w:r>
+        <w:t xml:space="preserve"> </w:t>
+      </w:r>
+      <w:r>
+        <w:rPr>
+          <w:b/>
+        </w:rPr>
+        <w:t xml:space="preserve">Drop and reload</w:t>
+      </w:r>
+      <w:r>
+        <w:t xml:space="preserve"> </w:t>
+      </w:r>
+      <w:r>
+        <w:t xml:space="preserve">—</w:t>
+      </w:r>
+      <w:r>
+        <w:t xml:space="preserve"> </w:t>
+      </w:r>
+      <w:r>
+        <w:rPr>
+          <w:rStyle w:val="VerbatimChar"/>
+        </w:rPr>
+        <w:t xml:space="preserve">psql "CONNECTION_STRING" -c "DROP SCHEMA public CASCADE; CREATE SCHEMA public;"    psql "CONNECTION_STRING" -f cms/schema.sql</w:t>
+      </w:r>
+      <w:r>
+        <w:t xml:space="preserve"> </w:t>
+      </w:r>
+      <w:r>
+        <w:t xml:space="preserve">3.</w:t>
+      </w:r>
+      <w:r>
+        <w:t xml:space="preserve"> </w:t>
+      </w:r>
+      <w:r>
+        <w:rPr>
+          <w:b/>
+        </w:rPr>
+        <w:t xml:space="preserve">Clear the uploads folder</w:t>
+      </w:r>
+      <w:r>
+        <w:t xml:space="preserve"> </w:t>
+      </w:r>
+      <w:r>
+        <w:t xml:space="preserve">— required for a genuinely blank slate, since uploaded files live on disk, not in the database; wiping the DB just orphans them, it doesn’t delete them. Clear</w:t>
+      </w:r>
+      <w:r>
+        <w:t xml:space="preserve"> </w:t>
+      </w:r>
+      <w:r>
+        <w:rPr>
+          <w:rStyle w:val="VerbatimChar"/>
+        </w:rPr>
+        <w:t xml:space="preserve">cms/uploads/documents/*</w:t>
+      </w:r>
+      <w:r>
+        <w:t xml:space="preserve">,</w:t>
+      </w:r>
+      <w:r>
+        <w:t xml:space="preserve"> </w:t>
+      </w:r>
+      <w:r>
+        <w:rPr>
+          <w:rStyle w:val="VerbatimChar"/>
+        </w:rPr>
+        <w:t xml:space="preserve">cms/uploads/profiles/*</w:t>
+      </w:r>
+      <w:r>
+        <w:t xml:space="preserve">,</w:t>
+      </w:r>
+      <w:r>
+        <w:t xml:space="preserve"> </w:t>
+      </w:r>
+      <w:r>
+        <w:rPr>
+          <w:rStyle w:val="VerbatimChar"/>
+        </w:rPr>
+        <w:t xml:space="preserve">cms/uploads/branding/*</w:t>
+      </w:r>
+      <w:r>
+        <w:t xml:space="preserve"> </w:t>
+      </w:r>
+      <w:r>
+        <w:t xml:space="preserve">(locally) or the equivalent path via the Render</w:t>
+      </w:r>
+      <w:r>
+        <w:t xml:space="preserve"> </w:t>
+      </w:r>
+      <w:r>
+        <w:rPr>
+          <w:b/>
+        </w:rPr>
+        <w:t xml:space="preserve">cms-backend → Shell</w:t>
+      </w:r>
+      <w:r>
+        <w:t xml:space="preserve"> </w:t>
+      </w:r>
+      <w:r>
+        <w:t xml:space="preserve">tab for the live disk (though as noted in Section 4.26.5/5.9, the Starter plan’s disk isn’t persistent across deploys anyway, so this may already be empty — still worth running once to be sure).</w:t>
+      </w:r>
+    </w:p>
+    <w:p>
+      <w:pPr>
+        <w:pStyle w:val="BodyText"/>
+      </w:pPr>
+      <w:r>
+        <w:t xml:space="preserve">A</w:t>
+      </w:r>
+      <w:r>
+        <w:t xml:space="preserve"> </w:t>
+      </w:r>
+      <w:r>
+        <w:rPr>
+          <w:b/>
+        </w:rPr>
+        <w:t xml:space="preserve">targeted delete</w:t>
+      </w:r>
+      <w:r>
+        <w:t xml:space="preserve"> </w:t>
+      </w:r>
+      <w:r>
+        <w:t xml:space="preserve">(keeping most data, removing only specific test records) is the alternative if you’ve already spent real time customizing permissions/branding and don’t want to redo that — but because the safe deletion order depends entirely on which specific records exist, this isn’t a generic copy-paste script; it needs to be worked out case by case against the actual data in front of you.</w:t>
+      </w:r>
+    </w:p>
+    <w:p>
+      <w:pPr>
+        <w:pStyle w:val="Heading3"/>
+      </w:pPr>
+      <w:bookmarkStart w:id="297" w:name="Xa5602a83dc211d0a560352f0a74e687cfb093ba"/>
+      <w:r>
+        <w:t xml:space="preserve">6.4 Step 3 — Reconciling company identity on a true fresh start</w:t>
+      </w:r>
+      <w:bookmarkEnd w:id="297"/>
+    </w:p>
+    <w:p>
+      <w:pPr>
+        <w:pStyle w:val="FirstParagraph"/>
+      </w:pPr>
+      <w:r>
+        <w:t xml:space="preserve">If this deployment is for a genuinely different company (not just your own data after testing),</w:t>
+      </w:r>
+      <w:r>
+        <w:t xml:space="preserve"> </w:t>
+      </w:r>
+      <w:r>
+        <w:rPr>
+          <w:rStyle w:val="VerbatimChar"/>
+        </w:rPr>
+        <w:t xml:space="preserve">schema.sql</w:t>
+      </w:r>
+      <w:r>
+        <w:t xml:space="preserve">’s seed row hardcodes</w:t>
+      </w:r>
+      <w:r>
+        <w:t xml:space="preserve"> </w:t>
+      </w:r>
+      <w:r>
+        <w:rPr>
+          <w:rStyle w:val="VerbatimChar"/>
+        </w:rPr>
+        <w:t xml:space="preserve">company_name = 'ZWECK TUKULA Ltd'</w:t>
+      </w:r>
+      <w:r>
+        <w:t xml:space="preserve"> </w:t>
       </w:r>
       <w:r>
         <w:t xml:space="preserve">/</w:t>
       </w:r>
       <w:r>
-        <w:rPr>
-          <w:rStyle w:val="VerbatimChar"/>
-        </w:rPr>
-        <w:t xml:space="preserve">CB</w:t>
-      </w:r>
-      <w:r>
-        <w:t xml:space="preserve"> </w:t>
-      </w:r>
-      <w:r>
-        <w:t xml:space="preserve">placeholders in</w:t>
-      </w:r>
-      <w:r>
-        <w:t xml:space="preserve"> </w:t>
-      </w:r>
-      <w:r>
-        <w:rPr>
-          <w:rStyle w:val="VerbatimChar"/>
-        </w:rPr>
-        <w:t xml:space="preserve">TOTP_APP_NAME</w:t>
-      </w:r>
-      <w:r>
-        <w:t xml:space="preserve"> </w:t>
-      </w:r>
-      <w:r>
-        <w:t xml:space="preserve">and</w:t>
-      </w:r>
-      <w:r>
-        <w:t xml:space="preserve"> </w:t>
-      </w:r>
-      <w:r>
-        <w:rPr>
-          <w:rStyle w:val="VerbatimChar"/>
-        </w:rPr>
-        <w:t xml:space="preserve">COMPANY_NAME</w:t>
-      </w:r>
-      <w:r>
-        <w:t xml:space="preserve">, even though the frontend section was already updated to the real name (</w:t>
-      </w:r>
-      <w:r>
-        <w:rPr>
-          <w:rStyle w:val="VerbatimChar"/>
-        </w:rPr>
-        <w:t xml:space="preserve">INVESTABO GLOBAL INVESTMENTS LIMITED</w:t>
-      </w:r>
-      <w:r>
-        <w:t xml:space="preserve"> </w:t>
-      </w:r>
-      <w:r>
-        <w:t xml:space="preserve">/</w:t>
-      </w:r>
-      <w:r>
-        <w:t xml:space="preserve"> </w:t>
-      </w:r>
-      <w:r>
-        <w:rPr>
-          <w:rStyle w:val="VerbatimChar"/>
-        </w:rPr>
-        <w:t xml:space="preserve">IGI</w:t>
-      </w:r>
-      <w:r>
-        <w:t xml:space="preserve">). Needs reconciling before Company B’s next deploy.</w:t>
+        <w:t xml:space="preserve"> </w:t>
+      </w:r>
+      <w:r>
+        <w:rPr>
+          <w:rStyle w:val="VerbatimChar"/>
+        </w:rPr>
+        <w:t xml:space="preserve">company_address = 'WAKISO, UGANDA'</w:t>
+      </w:r>
+      <w:r>
+        <w:t xml:space="preserve"> </w:t>
+      </w:r>
+      <w:r>
+        <w:t xml:space="preserve">— a fresh reload shows that until someone changes it. No source file needs editing for this: log in as the new Admin and update it via</w:t>
+      </w:r>
+      <w:r>
+        <w:t xml:space="preserve"> </w:t>
+      </w:r>
+      <w:r>
+        <w:rPr>
+          <w:b/>
+        </w:rPr>
+        <w:t xml:space="preserve">Settings → Company</w:t>
+      </w:r>
+      <w:r>
+        <w:t xml:space="preserve"> </w:t>
+      </w:r>
+      <w:r>
+        <w:t xml:space="preserve">(Section 4.19), the same as the logo.</w:t>
       </w:r>
     </w:p>
     <w:p>
       <w:pPr>
         <w:pStyle w:val="Heading3"/>
       </w:pPr>
-      <w:bookmarkStart w:id="297" w:name="X5a95c3d2cdc4d0b240cb830bbb79c4699c63184"/>
-      <w:r>
-        <w:t xml:space="preserve">7.3 Open — moderate, low-risk, worth fixing when convenient</w:t>
-      </w:r>
-      <w:bookmarkEnd w:id="297"/>
+      <w:bookmarkStart w:id="298" w:name="X8e083765fee721cbfb722a4a222196107dde290"/>
+      <w:r>
+        <w:t xml:space="preserve">6.5 Step 4 — Bootstrap the first real Admin user</w:t>
+      </w:r>
+      <w:bookmarkEnd w:id="298"/>
+    </w:p>
+    <w:p>
+      <w:pPr>
+        <w:pStyle w:val="FirstParagraph"/>
+      </w:pPr>
+      <w:r>
+        <w:t xml:space="preserve">There is no default/seeded Admin login anywhere in this system — the very first person always has to register normally through the app and then be manually promoted, because granting a role normally requires already being logged in as someone who can grant roles (a chicken-and-egg problem every fresh install hits exactly once).</w:t>
+      </w:r>
+      <w:r>
+        <w:t xml:space="preserve"> </w:t>
+      </w:r>
+      <w:r>
+        <w:t xml:space="preserve">1. Register a real account through the live app with your own name/email.</w:t>
+      </w:r>
+      <w:r>
+        <w:t xml:space="preserve"> </w:t>
+      </w:r>
+      <w:r>
+        <w:t xml:space="preserve">2. Verify the email (works correctly even before first login).</w:t>
+      </w:r>
+      <w:r>
+        <w:t xml:space="preserve"> </w:t>
+      </w:r>
+      <w:r>
+        <w:t xml:space="preserve">3. Promote yourself directly against the database:</w:t>
+      </w:r>
+      <w:r>
+        <w:t xml:space="preserve"> </w:t>
+      </w:r>
+      <w:r>
+        <w:rPr>
+          <w:rStyle w:val="VerbatimChar"/>
+        </w:rPr>
+        <w:t xml:space="preserve">psql "CONNECTION_STRING" -c "      INSERT INTO user_roles (user_id, role_id, assigned_by)      SELECT u.id, r.id, u.id      FROM users u, roles r      WHERE u.email = 'YOUR_EMAIL_HERE' AND r.name = 'Admin';    "</w:t>
+      </w:r>
+      <w:r>
+        <w:t xml:space="preserve"> </w:t>
+      </w:r>
+      <w:r>
+        <w:t xml:space="preserve">(Using yourself as the</w:t>
+      </w:r>
+      <w:r>
+        <w:t xml:space="preserve"> </w:t>
+      </w:r>
+      <w:r>
+        <w:rPr>
+          <w:rStyle w:val="VerbatimChar"/>
+        </w:rPr>
+        <w:t xml:space="preserve">assigned_by</w:t>
+      </w:r>
+      <w:r>
+        <w:t xml:space="preserve"> </w:t>
+      </w:r>
+      <w:r>
+        <w:t xml:space="preserve">value is a deliberate one-time exception to the normal flow where an existing Admin assigns roles to others.)</w:t>
+      </w:r>
+      <w:r>
+        <w:t xml:space="preserve"> </w:t>
+      </w:r>
+      <w:r>
+        <w:t xml:space="preserve">4. Log out and back in (or refresh) to pick up the new role — every menu item, including Users and Settings, should now appear.</w:t>
+      </w:r>
+      <w:r>
+        <w:t xml:space="preserve"> </w:t>
+      </w:r>
+      <w:r>
+        <w:t xml:space="preserve">5. From here on, use</w:t>
+      </w:r>
+      <w:r>
+        <w:t xml:space="preserve"> </w:t>
+      </w:r>
+      <w:r>
+        <w:rPr>
+          <w:b/>
+        </w:rPr>
+        <w:t xml:space="preserve">Users → Assign Role</w:t>
+      </w:r>
+      <w:r>
+        <w:t xml:space="preserve"> </w:t>
+      </w:r>
+      <w:r>
+        <w:t xml:space="preserve">in the app itself for every other person; the manual SQL step is only ever needed once, for the very first Admin, per database.</w:t>
+      </w:r>
+    </w:p>
+    <w:p>
+      <w:pPr>
+        <w:pStyle w:val="Heading3"/>
+      </w:pPr>
+      <w:bookmarkStart w:id="299" w:name="Xf748d054eeb83394f7a3230108a6c78c22f605a"/>
+      <w:r>
+        <w:t xml:space="preserve">6.6 Step 5 — Reconfigure what a fresh database doesn’t remember</w:t>
+      </w:r>
+      <w:bookmarkEnd w:id="299"/>
+    </w:p>
+    <w:p>
+      <w:pPr>
+        <w:pStyle w:val="FirstParagraph"/>
+      </w:pPr>
+      <w:r>
+        <w:t xml:space="preserve">After a full wipe (Section 6.3), walk through once, logged in as the new Admin:</w:t>
+      </w:r>
+      <w:r>
+        <w:t xml:space="preserve"> </w:t>
+      </w:r>
+      <w:r>
+        <w:t xml:space="preserve">-</w:t>
+      </w:r>
+      <w:r>
+        <w:t xml:space="preserve"> </w:t>
+      </w:r>
+      <w:r>
+        <w:rPr>
+          <w:b/>
+        </w:rPr>
+        <w:t xml:space="preserve">Settings → Company</w:t>
+      </w:r>
+      <w:r>
+        <w:t xml:space="preserve">: confirm name/address (survive automatically), re-upload the logo if one was set before.</w:t>
+      </w:r>
+      <w:r>
+        <w:t xml:space="preserve"> </w:t>
+      </w:r>
+      <w:r>
+        <w:t xml:space="preserve">-</w:t>
+      </w:r>
+      <w:r>
+        <w:t xml:space="preserve"> </w:t>
+      </w:r>
+      <w:r>
+        <w:rPr>
+          <w:b/>
+        </w:rPr>
+        <w:t xml:space="preserve">Settings → Roles &amp; Permissions</w:t>
+      </w:r>
+      <w:r>
+        <w:t xml:space="preserve">: grant</w:t>
+      </w:r>
+      <w:r>
+        <w:t xml:space="preserve"> </w:t>
+      </w:r>
+      <w:r>
+        <w:rPr>
+          <w:rStyle w:val="VerbatimChar"/>
+        </w:rPr>
+        <w:t xml:space="preserve">FINANCE_FLOOR_LIMIT_UPDATE</w:t>
+      </w:r>
+      <w:r>
+        <w:t xml:space="preserve"> </w:t>
+      </w:r>
+      <w:r>
+        <w:t xml:space="preserve">to Treasurer and Assistant Treasurer (this permission has</w:t>
+      </w:r>
+      <w:r>
+        <w:t xml:space="preserve"> </w:t>
+      </w:r>
+      <w:r>
+        <w:rPr>
+          <w:b/>
+        </w:rPr>
+        <w:t xml:space="preserve">no default grant</w:t>
+      </w:r>
+      <w:r>
+        <w:t xml:space="preserve"> </w:t>
+      </w:r>
+      <w:r>
+        <w:t xml:space="preserve">— Section 4.24.3’s</w:t>
+      </w:r>
+      <w:r>
+        <w:t xml:space="preserve"> </w:t>
+      </w:r>
+      <w:r>
+        <w:t xml:space="preserve">“</w:t>
+      </w:r>
+      <w:r>
+        <w:t xml:space="preserve">zero seed permissions</w:t>
+      </w:r>
+      <w:r>
+        <w:t xml:space="preserve">”</w:t>
+      </w:r>
+      <w:r>
+        <w:t xml:space="preserve"> </w:t>
+      </w:r>
+      <w:r>
+        <w:t xml:space="preserve">fact applies here directly) and review any other permission customizations.</w:t>
+      </w:r>
+      <w:r>
+        <w:t xml:space="preserve"> </w:t>
+      </w:r>
+      <w:r>
+        <w:t xml:space="preserve">-</w:t>
+      </w:r>
+      <w:r>
+        <w:t xml:space="preserve"> </w:t>
+      </w:r>
+      <w:r>
+        <w:rPr>
+          <w:b/>
+        </w:rPr>
+        <w:t xml:space="preserve">Accounts</w:t>
+      </w:r>
+      <w:r>
+        <w:t xml:space="preserve"> </w:t>
+      </w:r>
+      <w:r>
+        <w:t xml:space="preserve">(Section 4.1): create the real Primary account and, if used, the Savings account.</w:t>
+      </w:r>
+      <w:r>
+        <w:t xml:space="preserve"> </w:t>
+      </w:r>
+      <w:r>
+        <w:t xml:space="preserve">-</w:t>
+      </w:r>
+      <w:r>
+        <w:t xml:space="preserve"> </w:t>
+      </w:r>
+      <w:r>
+        <w:rPr>
+          <w:b/>
+        </w:rPr>
+        <w:t xml:space="preserve">Side Fund</w:t>
+      </w:r>
+      <w:r>
+        <w:t xml:space="preserve"> </w:t>
+      </w:r>
+      <w:r>
+        <w:t xml:space="preserve">(Section 4.10): re-activate if used, set the real allocation.</w:t>
+      </w:r>
+      <w:r>
+        <w:t xml:space="preserve"> </w:t>
+      </w:r>
+      <w:r>
+        <w:t xml:space="preserve">-</w:t>
+      </w:r>
+      <w:r>
+        <w:t xml:space="preserve"> </w:t>
+      </w:r>
+      <w:r>
+        <w:rPr>
+          <w:b/>
+        </w:rPr>
+        <w:t xml:space="preserve">Savings</w:t>
+      </w:r>
+      <w:r>
+        <w:t xml:space="preserve"> </w:t>
+      </w:r>
+      <w:r>
+        <w:t xml:space="preserve">(Section 4.11): re-set the interest rate/period if changed from default.</w:t>
+      </w:r>
+      <w:r>
+        <w:t xml:space="preserve"> </w:t>
+      </w:r>
+      <w:r>
+        <w:t xml:space="preserve">-</w:t>
+      </w:r>
+      <w:r>
+        <w:t xml:space="preserve"> </w:t>
+      </w:r>
+      <w:r>
+        <w:rPr>
+          <w:b/>
+        </w:rPr>
+        <w:t xml:space="preserve">Users → Assign Role</w:t>
+      </w:r>
+      <w:r>
+        <w:t xml:space="preserve">: bring the real Directors/Treasurer/Secretary etc. on board — each person registers, then gets their role assigned.</w:t>
+      </w:r>
+    </w:p>
+    <w:p>
+      <w:pPr>
+        <w:pStyle w:val="Heading3"/>
+      </w:pPr>
+      <w:bookmarkStart w:id="300" w:name="step-6-final-go-live-checklist"/>
+      <w:r>
+        <w:t xml:space="preserve">6.7 Step 6 — Final go-live checklist</w:t>
+      </w:r>
+      <w:bookmarkEnd w:id="300"/>
     </w:p>
     <w:p>
       <w:pPr>
@@ -60984,46 +61853,22 @@
         <w:pStyle w:val="Compact"/>
       </w:pPr>
       <w:r>
-        <w:rPr>
-          <w:b/>
-        </w:rPr>
-        <w:t xml:space="preserve">EUR hard-coded in floor-limit audit description</w:t>
-      </w:r>
-      <w:r>
-        <w:t xml:space="preserve"> </w:t>
-      </w:r>
-      <w:r>
-        <w:t xml:space="preserve">(Section 4.1.6,</w:t>
-      </w:r>
-      <w:r>
-        <w:t xml:space="preserve"> </w:t>
-      </w:r>
-      <w:r>
-        <w:rPr>
-          <w:rStyle w:val="VerbatimChar"/>
-        </w:rPr>
-        <w:t xml:space="preserve">accountsController.js:594</w:t>
-      </w:r>
-      <w:r>
-        <w:t xml:space="preserve">) — floor limits now apply to any account type, but the audit-log description text still always says</w:t>
-      </w:r>
-      <w:r>
-        <w:t xml:space="preserve"> </w:t>
-      </w:r>
-      <w:r>
-        <w:t xml:space="preserve">“</w:t>
-      </w:r>
-      <w:r>
-        <w:t xml:space="preserve">EUR</w:t>
-      </w:r>
-      <w:r>
-        <w:t xml:space="preserve">”</w:t>
-      </w:r>
-      <w:r>
-        <w:t xml:space="preserve"> </w:t>
-      </w:r>
-      <w:r>
-        <w:t xml:space="preserve">regardless of the account’s real currency.</w:t>
+        <w:t xml:space="preserve">☐ Fresh</w:t>
+      </w:r>
+      <w:r>
+        <w:t xml:space="preserve"> </w:t>
+      </w:r>
+      <w:r>
+        <w:rPr>
+          <w:rStyle w:val="VerbatimChar"/>
+        </w:rPr>
+        <w:t xml:space="preserve">schema.sql</w:t>
+      </w:r>
+      <w:r>
+        <w:t xml:space="preserve"> </w:t>
+      </w:r>
+      <w:r>
+        <w:t xml:space="preserve">run (or confirmed genuinely clean database)</w:t>
       </w:r>
     </w:p>
     <w:p>
@@ -61035,17 +61880,7 @@
         <w:pStyle w:val="Compact"/>
       </w:pPr>
       <w:r>
-        <w:rPr>
-          <w:rStyle w:val="VerbatimChar"/>
-          <w:b/>
-        </w:rPr>
-        <w:t xml:space="preserve">GET /exchange-rates/history</w:t>
-      </w:r>
-      <w:r>
-        <w:t xml:space="preserve"> </w:t>
-      </w:r>
-      <w:r>
-        <w:t xml:space="preserve">has no confirmed frontend consumer (Section 4.4.6).</w:t>
+        <w:t xml:space="preserve">☐ Uploads folders cleared (Section 6.3, step 3)</w:t>
       </w:r>
     </w:p>
     <w:p>
@@ -61057,74 +61892,7 @@
         <w:pStyle w:val="Compact"/>
       </w:pPr>
       <w:r>
-        <w:rPr>
-          <w:rStyle w:val="VerbatimChar"/>
-          <w:b/>
-        </w:rPr>
-        <w:t xml:space="preserve">updateCategory</w:t>
-      </w:r>
-      <w:r>
-        <w:rPr>
-          <w:b/>
-        </w:rPr>
-        <w:t xml:space="preserve">’s missing</w:t>
-      </w:r>
-      <w:r>
-        <w:rPr>
-          <w:b/>
-        </w:rPr>
-        <w:t xml:space="preserve"> </w:t>
-      </w:r>
-      <w:r>
-        <w:rPr>
-          <w:rStyle w:val="VerbatimChar"/>
-          <w:b/>
-        </w:rPr>
-        <w:t xml:space="preserve">COALESCE</w:t>
-      </w:r>
-      <w:r>
-        <w:rPr>
-          <w:b/>
-        </w:rPr>
-        <w:t xml:space="preserve"> </w:t>
-      </w:r>
-      <w:r>
-        <w:rPr>
-          <w:b/>
-        </w:rPr>
-        <w:t xml:space="preserve">on</w:t>
-      </w:r>
-      <w:r>
-        <w:rPr>
-          <w:b/>
-        </w:rPr>
-        <w:t xml:space="preserve"> </w:t>
-      </w:r>
-      <w:r>
-        <w:rPr>
-          <w:rStyle w:val="VerbatimChar"/>
-          <w:b/>
-        </w:rPr>
-        <w:t xml:space="preserve">description</w:t>
-      </w:r>
-      <w:r>
-        <w:rPr>
-          <w:b/>
-        </w:rPr>
-        <w:t xml:space="preserve">/</w:t>
-      </w:r>
-      <w:r>
-        <w:rPr>
-          <w:rStyle w:val="VerbatimChar"/>
-          <w:b/>
-        </w:rPr>
-        <w:t xml:space="preserve">is_active</w:t>
-      </w:r>
-      <w:r>
-        <w:t xml:space="preserve"> </w:t>
-      </w:r>
-      <w:r>
-        <w:t xml:space="preserve">(Section 4.5.6) — an update call omitting these could unintentionally clear the description; hasn’t surfaced as a live bug because the frontend always sends a default, but is worth tightening.</w:t>
+        <w:t xml:space="preserve">☐ Admin bootstrapped and login confirmed working</w:t>
       </w:r>
     </w:p>
     <w:p>
@@ -61136,31 +61904,7 @@
         <w:pStyle w:val="Compact"/>
       </w:pPr>
       <w:r>
-        <w:rPr>
-          <w:b/>
-        </w:rPr>
-        <w:t xml:space="preserve">Manual module-code resolution in Requisitions</w:t>
-      </w:r>
-      <w:r>
-        <w:t xml:space="preserve"> </w:t>
-      </w:r>
-      <w:r>
-        <w:t xml:space="preserve">(Section 4.9.6) instead of reusing the shared</w:t>
-      </w:r>
-      <w:r>
-        <w:t xml:space="preserve"> </w:t>
-      </w:r>
-      <w:r>
-        <w:rPr>
-          <w:rStyle w:val="VerbatimChar"/>
-        </w:rPr>
-        <w:t xml:space="preserve">resolveModuleCode()</w:t>
-      </w:r>
-      <w:r>
-        <w:t xml:space="preserve"> </w:t>
-      </w:r>
-      <w:r>
-        <w:t xml:space="preserve">helper — cosmetic inconsistency, not a functional bug.</w:t>
+        <w:t xml:space="preserve">☐ Company name/address/logo correct in Settings</w:t>
       </w:r>
     </w:p>
     <w:p>
@@ -61172,116 +61916,22 @@
         <w:pStyle w:val="Compact"/>
       </w:pPr>
       <w:r>
-        <w:rPr>
-          <w:b/>
-        </w:rPr>
-        <w:t xml:space="preserve">Dead</w:t>
-      </w:r>
-      <w:r>
-        <w:rPr>
-          <w:b/>
-        </w:rPr>
-        <w:t xml:space="preserve"> </w:t>
-      </w:r>
-      <w:r>
-        <w:rPr>
-          <w:rStyle w:val="VerbatimChar"/>
-          <w:b/>
-        </w:rPr>
-        <w:t xml:space="preserve">contributedBy</w:t>
-      </w:r>
-      <w:r>
-        <w:rPr>
-          <w:b/>
-        </w:rPr>
-        <w:t xml:space="preserve"> </w:t>
-      </w:r>
-      <w:r>
-        <w:rPr>
-          <w:b/>
-        </w:rPr>
-        <w:t xml:space="preserve">parameter</w:t>
-      </w:r>
-      <w:r>
-        <w:t xml:space="preserve"> </w:t>
-      </w:r>
-      <w:r>
-        <w:t xml:space="preserve">in the</w:t>
-      </w:r>
-      <w:r>
-        <w:t xml:space="preserve"> </w:t>
-      </w:r>
-      <w:r>
-        <w:rPr>
-          <w:rStyle w:val="VerbatimChar"/>
-        </w:rPr>
-        <w:t xml:space="preserve">postTransaction</w:t>
-      </w:r>
-      <w:r>
-        <w:t xml:space="preserve"> </w:t>
-      </w:r>
-      <w:r>
-        <w:t xml:space="preserve">call inside</w:t>
-      </w:r>
-      <w:r>
-        <w:t xml:space="preserve"> </w:t>
-      </w:r>
-      <w:r>
-        <w:rPr>
-          <w:rStyle w:val="VerbatimChar"/>
-        </w:rPr>
-        <w:t xml:space="preserve">creditShareholderContribution</w:t>
-      </w:r>
-      <w:r>
-        <w:t xml:space="preserve"> </w:t>
-      </w:r>
-      <w:r>
-        <w:t xml:space="preserve">(Section 4.2.6) — silently dropped since</w:t>
-      </w:r>
-      <w:r>
-        <w:t xml:space="preserve"> </w:t>
-      </w:r>
-      <w:r>
-        <w:rPr>
-          <w:rStyle w:val="VerbatimChar"/>
-        </w:rPr>
-        <w:t xml:space="preserve">postTransaction</w:t>
-      </w:r>
-      <w:r>
-        <w:t xml:space="preserve"> </w:t>
-      </w:r>
-      <w:r>
-        <w:t xml:space="preserve">doesn’t destructure it; the real</w:t>
-      </w:r>
-      <w:r>
-        <w:t xml:space="preserve"> </w:t>
-      </w:r>
-      <w:r>
-        <w:rPr>
-          <w:rStyle w:val="VerbatimChar"/>
-        </w:rPr>
-        <w:t xml:space="preserve">contributed_by</w:t>
-      </w:r>
-      <w:r>
-        <w:t xml:space="preserve"> </w:t>
-      </w:r>
-      <w:r>
-        <w:t xml:space="preserve">write happens via a separate</w:t>
-      </w:r>
-      <w:r>
-        <w:t xml:space="preserve"> </w:t>
-      </w:r>
-      <w:r>
-        <w:rPr>
-          <w:rStyle w:val="VerbatimChar"/>
-        </w:rPr>
-        <w:t xml:space="preserve">UPDATE</w:t>
-      </w:r>
-      <w:r>
-        <w:t xml:space="preserve"> </w:t>
-      </w:r>
-      <w:r>
-        <w:t xml:space="preserve">immediately after. Harmless but misleading to read.</w:t>
+        <w:t xml:space="preserve">☐</w:t>
+      </w:r>
+      <w:r>
+        <w:t xml:space="preserve"> </w:t>
+      </w:r>
+      <w:r>
+        <w:rPr>
+          <w:rStyle w:val="VerbatimChar"/>
+        </w:rPr>
+        <w:t xml:space="preserve">FINANCE_FLOOR_LIMIT_UPDATE</w:t>
+      </w:r>
+      <w:r>
+        <w:t xml:space="preserve"> </w:t>
+      </w:r>
+      <w:r>
+        <w:t xml:space="preserve">granted to the right roles</w:t>
       </w:r>
     </w:p>
     <w:p>
@@ -61293,31 +61943,7 @@
         <w:pStyle w:val="Compact"/>
       </w:pPr>
       <w:r>
-        <w:rPr>
-          <w:b/>
-        </w:rPr>
-        <w:t xml:space="preserve">Transfer Approve/Reject buttons shown without a role-specific client-side check</w:t>
-      </w:r>
-      <w:r>
-        <w:t xml:space="preserve"> </w:t>
-      </w:r>
-      <w:r>
-        <w:t xml:space="preserve">(Section 4.3.6) — any holder of</w:t>
-      </w:r>
-      <w:r>
-        <w:t xml:space="preserve"> </w:t>
-      </w:r>
-      <w:r>
-        <w:rPr>
-          <w:rStyle w:val="VerbatimChar"/>
-        </w:rPr>
-        <w:t xml:space="preserve">FINANCE_TRANSFER_APPROVE</w:t>
-      </w:r>
-      <w:r>
-        <w:t xml:space="preserve"> </w:t>
-      </w:r>
-      <w:r>
-        <w:t xml:space="preserve">sees the button even if the backend will ultimately reject their specific approval (P2S needs Treasurer, S2P needs Director) — a UX rough edge, not a security gap, since the backend enforces correctly either way.</w:t>
+        <w:t xml:space="preserve">☐ Real Primary account created (and Savings account, if used)</w:t>
       </w:r>
     </w:p>
     <w:p>
@@ -61329,31 +61955,7 @@
         <w:pStyle w:val="Compact"/>
       </w:pPr>
       <w:r>
-        <w:rPr>
-          <w:b/>
-        </w:rPr>
-        <w:t xml:space="preserve">Stale avatar display spot</w:t>
-      </w:r>
-      <w:r>
-        <w:t xml:space="preserve"> </w:t>
-      </w:r>
-      <w:r>
-        <w:t xml:space="preserve">(Section 4.23.6,</w:t>
-      </w:r>
-      <w:r>
-        <w:t xml:space="preserve"> </w:t>
-      </w:r>
-      <w:r>
-        <w:rPr>
-          <w:rStyle w:val="VerbatimChar"/>
-        </w:rPr>
-        <w:t xml:space="preserve">SYSTEM_DIAGNOSTIC_REPORT.md</w:t>
-      </w:r>
-      <w:r>
-        <w:t xml:space="preserve"> </w:t>
-      </w:r>
-      <w:r>
-        <w:t xml:space="preserve">Minor) — one UI location doesn’t immediately reflect a freshly uploaded avatar without a manual refresh.</w:t>
+        <w:t xml:space="preserve">☐ Real Directors/Treasurer/Secretary users created and roles assigned</w:t>
       </w:r>
     </w:p>
     <w:p>
@@ -61365,157 +61967,63 @@
         <w:pStyle w:val="Compact"/>
       </w:pPr>
       <w:r>
-        <w:rPr>
-          <w:b/>
-        </w:rPr>
-        <w:t xml:space="preserve">Overdue grant-tranche detection is query-driven, not proactively notified</w:t>
-      </w:r>
-      <w:r>
-        <w:t xml:space="preserve"> </w:t>
-      </w:r>
-      <w:r>
-        <w:t xml:space="preserve">(Section 4.6.6) — unlike loans, which have an automated overdue-check cron job.</w:t>
-      </w:r>
-    </w:p>
-    <w:p>
-      <w:pPr>
-        <w:pStyle w:val="Heading3"/>
-      </w:pPr>
-      <w:bookmarkStart w:id="298" w:name="X0b565f0e297b1a8f66e4751afe32682e0f91a18"/>
-      <w:r>
-        <w:t xml:space="preserve">7.4 Open — worth monitoring as the system scales</w:t>
-      </w:r>
-      <w:bookmarkEnd w:id="298"/>
+        <w:t xml:space="preserve">☐</w:t>
+      </w:r>
+      <w:r>
+        <w:t xml:space="preserve"> </w:t>
+      </w:r>
+      <w:r>
+        <w:rPr>
+          <w:rStyle w:val="VerbatimChar"/>
+        </w:rPr>
+        <w:t xml:space="preserve">GMAIL_USER</w:t>
+      </w:r>
+      <w:r>
+        <w:t xml:space="preserve">/</w:t>
+      </w:r>
+      <w:r>
+        <w:rPr>
+          <w:rStyle w:val="VerbatimChar"/>
+        </w:rPr>
+        <w:t xml:space="preserve">GMAIL_APP_PASSWORD</w:t>
+      </w:r>
+      <w:r>
+        <w:t xml:space="preserve"> </w:t>
+      </w:r>
+      <w:r>
+        <w:t xml:space="preserve">set so verification/notification emails actually send</w:t>
+      </w:r>
+    </w:p>
+    <w:p>
+      <w:pPr>
+        <w:numPr>
+          <w:ilvl w:val="0"/>
+          <w:numId w:val="1096"/>
+        </w:numPr>
+        <w:pStyle w:val="Compact"/>
+      </w:pPr>
+      <w:r>
+        <w:t xml:space="preserve">☐ A test contribution/expense sent and confirmed correct on the Dashboard and in Transactions</w:t>
+      </w:r>
+    </w:p>
+    <w:p>
+      <w:pPr>
+        <w:numPr>
+          <w:ilvl w:val="0"/>
+          <w:numId w:val="1096"/>
+        </w:numPr>
+        <w:pStyle w:val="Compact"/>
+      </w:pPr>
+      <w:r>
+        <w:t xml:space="preserve">☐ Email verification and password-reset links tested end-to-end</w:t>
+      </w:r>
     </w:p>
     <w:p>
       <w:pPr>
         <w:pStyle w:val="FirstParagraph"/>
       </w:pPr>
       <w:r>
-        <w:t xml:space="preserve">(Cross-referencing the dedicated scaling-advice conversation that preceded this Bible, and Section 4.26.8’s infrastructure notes.)</w:t>
-      </w:r>
-      <w:r>
-        <w:t xml:space="preserve"> </w:t>
-      </w:r>
-      <w:r>
-        <w:t xml:space="preserve">- Unbounded growth of</w:t>
-      </w:r>
-      <w:r>
-        <w:t xml:space="preserve"> </w:t>
-      </w:r>
-      <w:r>
-        <w:rPr>
-          <w:rStyle w:val="VerbatimChar"/>
-        </w:rPr>
-        <w:t xml:space="preserve">transactions</w:t>
-      </w:r>
-      <w:r>
-        <w:t xml:space="preserve"> </w:t>
-      </w:r>
-      <w:r>
-        <w:t xml:space="preserve">and</w:t>
-      </w:r>
-      <w:r>
-        <w:t xml:space="preserve"> </w:t>
-      </w:r>
-      <w:r>
-        <w:rPr>
-          <w:rStyle w:val="VerbatimChar"/>
-        </w:rPr>
-        <w:t xml:space="preserve">audit_log</w:t>
-      </w:r>
-      <w:r>
-        <w:t xml:space="preserve"> </w:t>
-      </w:r>
-      <w:r>
-        <w:t xml:space="preserve">with no archival/pruning strategy yet (Section 4.25.6 note on the internal audit log applies equally to the transactions ledger).</w:t>
-      </w:r>
-      <w:r>
-        <w:t xml:space="preserve"> </w:t>
-      </w:r>
-      <w:r>
-        <w:t xml:space="preserve">- Full shareholding-registry recompute on every single contribution (Section 4.14.6) — O(number of shareholders) work per contribution; fine at current membership scale, worth watching if membership grows substantially.</w:t>
-      </w:r>
-      <w:r>
-        <w:t xml:space="preserve"> </w:t>
-      </w:r>
-      <w:r>
-        <w:t xml:space="preserve">- Puppeteer’s memory/cold-start footprint on the</w:t>
-      </w:r>
-      <w:r>
-        <w:t xml:space="preserve"> </w:t>
-      </w:r>
-      <w:r>
-        <w:rPr>
-          <w:rStyle w:val="VerbatimChar"/>
-        </w:rPr>
-        <w:t xml:space="preserve">starter</w:t>
-      </w:r>
-      <w:r>
-        <w:t xml:space="preserve"> </w:t>
-      </w:r>
-      <w:r>
-        <w:t xml:space="preserve">Render plan (Section 4.13.6) — the one heavyweight server-side rendering dependency in an otherwise light Node app; the most likely reason the backend would ever need a larger plan.</w:t>
-      </w:r>
-      <w:r>
-        <w:t xml:space="preserve"> </w:t>
-      </w:r>
-      <w:r>
-        <w:t xml:space="preserve">- Regulatory/compliance readiness and a more formal database-growth/backup strategy, both raised in the earlier scaling conversation, remain open strategic questions rather than concrete bugs.</w:t>
-      </w:r>
-    </w:p>
-    <w:p>
-      <w:pPr>
-        <w:pStyle w:val="Heading3"/>
-      </w:pPr>
-      <w:bookmarkStart w:id="299" w:name="how-to-use-this-registry-going-forward"/>
-      <w:r>
-        <w:t xml:space="preserve">7.5 How to use this registry going forward</w:t>
-      </w:r>
-      <w:bookmarkEnd w:id="299"/>
-    </w:p>
-    <w:p>
-      <w:pPr>
-        <w:pStyle w:val="FirstParagraph"/>
-      </w:pPr>
-      <w:r>
-        <w:t xml:space="preserve">When a future session fixes one of these, move it from its current subsection into 7.1 with the version number it was fixed in (matching the pattern used for this session’s Auditor-visibility fix), and update the relevant module’s own</w:t>
-      </w:r>
-      <w:r>
-        <w:t xml:space="preserve"> </w:t>
-      </w:r>
-      <w:r>
-        <w:t xml:space="preserve">“</w:t>
-      </w:r>
-      <w:r>
-        <w:t xml:space="preserve">Known issues</w:t>
-      </w:r>
-      <w:r>
-        <w:t xml:space="preserve">”</w:t>
-      </w:r>
-      <w:r>
-        <w:t xml:space="preserve"> </w:t>
-      </w:r>
-      <w:r>
-        <w:t xml:space="preserve">note in Section 4 to say</w:t>
-      </w:r>
-      <w:r>
-        <w:t xml:space="preserve"> </w:t>
-      </w:r>
-      <w:r>
-        <w:t xml:space="preserve">“</w:t>
-      </w:r>
-      <w:r>
-        <w:t xml:space="preserve">confirmed fixed</w:t>
-      </w:r>
-      <w:r>
-        <w:t xml:space="preserve">”</w:t>
-      </w:r>
-      <w:r>
-        <w:t xml:space="preserve"> </w:t>
-      </w:r>
-      <w:r>
-        <w:t xml:space="preserve">rather than deleting the historical context — the same treatment already given to the diagnostic report’s six Critical items throughout Section 4.</w:t>
+        <w:t xml:space="preserve">Once every box is checked, the system is live for real use.</w:t>
       </w:r>
     </w:p>
     <w:p>
@@ -61529,11 +62037,1110 @@
       <w:pPr>
         <w:pStyle w:val="Heading2"/>
       </w:pPr>
-      <w:bookmarkStart w:id="300" w:name="version-history"/>
+      <w:bookmarkStart w:id="301" w:name="known-issues-technical-debt-registry"/>
+      <w:r>
+        <w:t xml:space="preserve">7. Known Issues &amp; Technical Debt Registry</w:t>
+      </w:r>
+      <w:bookmarkEnd w:id="301"/>
+    </w:p>
+    <w:p>
+      <w:pPr>
+        <w:pStyle w:val="FirstParagraph"/>
+      </w:pPr>
+      <w:r>
+        <w:t xml:space="preserve">This section pulls together every open item mentioned throughout Section 4’s per-module</w:t>
+      </w:r>
+      <w:r>
+        <w:t xml:space="preserve"> </w:t>
+      </w:r>
+      <w:r>
+        <w:t xml:space="preserve">“</w:t>
+      </w:r>
+      <w:r>
+        <w:t xml:space="preserve">Known issues</w:t>
+      </w:r>
+      <w:r>
+        <w:t xml:space="preserve">”</w:t>
+      </w:r>
+      <w:r>
+        <w:t xml:space="preserve"> </w:t>
+      </w:r>
+      <w:r>
+        <w:t xml:space="preserve">notes, plus the standing findings of</w:t>
+      </w:r>
+      <w:r>
+        <w:t xml:space="preserve"> </w:t>
+      </w:r>
+      <w:r>
+        <w:rPr>
+          <w:rStyle w:val="VerbatimChar"/>
+        </w:rPr>
+        <w:t xml:space="preserve">SYSTEM_DIAGNOSTIC_REPORT.md</w:t>
+      </w:r>
+      <w:r>
+        <w:t xml:space="preserve"> </w:t>
+      </w:r>
+      <w:r>
+        <w:t xml:space="preserve">(dated 19 July 2026, still kept at the repo root as the detailed original write-up), into one place — so nobody has to read all 27 module sections to get a picture of what’s actually outstanding. Items are grouped by status, not by module.</w:t>
+      </w:r>
+    </w:p>
+    <w:p>
+      <w:pPr>
+        <w:pStyle w:val="Heading3"/>
+      </w:pPr>
+      <w:bookmarkStart w:id="302" w:name="X3ad496dccfc246f8b1cccc852136270b28eeb61"/>
+      <w:r>
+        <w:t xml:space="preserve">7.1 Fixed this engagement (for the historical record)</w:t>
+      </w:r>
+      <w:bookmarkEnd w:id="302"/>
+    </w:p>
+    <w:p>
+      <w:pPr>
+        <w:numPr>
+          <w:ilvl w:val="0"/>
+          <w:numId w:val="1097"/>
+        </w:numPr>
+        <w:pStyle w:val="Compact"/>
+      </w:pPr>
+      <w:r>
+        <w:rPr>
+          <w:b/>
+        </w:rPr>
+        <w:t xml:space="preserve">Auditor visibility leak</w:t>
+      </w:r>
+      <w:r>
+        <w:t xml:space="preserve"> </w:t>
+      </w:r>
+      <w:r>
+        <w:t xml:space="preserve">(Section 3) — TopBar amounts/notifications,</w:t>
+      </w:r>
+      <w:r>
+        <w:t xml:space="preserve"> </w:t>
+      </w:r>
+      <w:r>
+        <w:rPr>
+          <w:rStyle w:val="VerbatimChar"/>
+        </w:rPr>
+        <w:t xml:space="preserve">GET /api/users/shareholding</w:t>
+      </w:r>
+      <w:r>
+        <w:t xml:space="preserve">, and 16 other route files were open to any authenticated user, unintentionally including the new Auditor role. Fixed via the</w:t>
+      </w:r>
+      <w:r>
+        <w:t xml:space="preserve"> </w:t>
+      </w:r>
+      <w:r>
+        <w:rPr>
+          <w:rStyle w:val="VerbatimChar"/>
+        </w:rPr>
+        <w:t xml:space="preserve">blockAuditor</w:t>
+      </w:r>
+      <w:r>
+        <w:t xml:space="preserve"> </w:t>
+      </w:r>
+      <w:r>
+        <w:t xml:space="preserve">middleware + frontend</w:t>
+      </w:r>
+      <w:r>
+        <w:t xml:space="preserve"> </w:t>
+      </w:r>
+      <w:r>
+        <w:rPr>
+          <w:rStyle w:val="VerbatimChar"/>
+        </w:rPr>
+        <w:t xml:space="preserve">isAuditor</w:t>
+      </w:r>
+      <w:r>
+        <w:t xml:space="preserve"> </w:t>
+      </w:r>
+      <w:r>
+        <w:t xml:space="preserve">gating in</w:t>
+      </w:r>
+      <w:r>
+        <w:t xml:space="preserve"> </w:t>
+      </w:r>
+      <w:r>
+        <w:rPr>
+          <w:rStyle w:val="VerbatimChar"/>
+        </w:rPr>
+        <w:t xml:space="preserve">TopBar.jsx</w:t>
+      </w:r>
+      <w:r>
+        <w:t xml:space="preserve">. Version 1.20.1.</w:t>
+      </w:r>
+    </w:p>
+    <w:p>
+      <w:pPr>
+        <w:numPr>
+          <w:ilvl w:val="0"/>
+          <w:numId w:val="1097"/>
+        </w:numPr>
+        <w:pStyle w:val="Compact"/>
+      </w:pPr>
+      <w:r>
+        <w:t xml:space="preserve">All 6 Critical items from</w:t>
+      </w:r>
+      <w:r>
+        <w:t xml:space="preserve"> </w:t>
+      </w:r>
+      <w:r>
+        <w:rPr>
+          <w:rStyle w:val="VerbatimChar"/>
+        </w:rPr>
+        <w:t xml:space="preserve">SYSTEM_DIAGNOSTIC_REPORT.md</w:t>
+      </w:r>
+      <w:r>
+        <w:t xml:space="preserve">: the savings-handout</w:t>
+      </w:r>
+      <w:r>
+        <w:t xml:space="preserve"> </w:t>
+      </w:r>
+      <w:r>
+        <w:rPr>
+          <w:rStyle w:val="VerbatimChar"/>
+        </w:rPr>
+        <w:t xml:space="preserve">category_id: null</w:t>
+      </w:r>
+      <w:r>
+        <w:t xml:space="preserve"> </w:t>
+      </w:r>
+      <w:r>
+        <w:t xml:space="preserve">crash, the floor-limit permission mismatch (route vs. frontend), reference-code mislabeling across 6+2 call sites, missing password-reset UI, missing transaction-reversal UI, missing loan-rate-amendment UI.</w:t>
+      </w:r>
+    </w:p>
+    <w:p>
+      <w:pPr>
+        <w:numPr>
+          <w:ilvl w:val="0"/>
+          <w:numId w:val="1097"/>
+        </w:numPr>
+        <w:pStyle w:val="Compact"/>
+      </w:pPr>
+      <w:r>
+        <w:rPr>
+          <w:b/>
+        </w:rPr>
+        <w:t xml:space="preserve">Local-disk, non-persistent file uploads</w:t>
+      </w:r>
+      <w:r>
+        <w:t xml:space="preserve"> </w:t>
+      </w:r>
+      <w:r>
+        <w:t xml:space="preserve">(Sections 4.16.6, 4.26.5, 4.26.8, 5.9) — fixed in</w:t>
+      </w:r>
+      <w:r>
+        <w:t xml:space="preserve"> </w:t>
+      </w:r>
+      <w:r>
+        <w:rPr>
+          <w:b/>
+        </w:rPr>
+        <w:t xml:space="preserve">1.29.1</w:t>
+      </w:r>
+      <w:r>
+        <w:t xml:space="preserve"> </w:t>
+      </w:r>
+      <w:r>
+        <w:t xml:space="preserve">via</w:t>
+      </w:r>
+      <w:r>
+        <w:t xml:space="preserve"> </w:t>
+      </w:r>
+      <w:r>
+        <w:rPr>
+          <w:rStyle w:val="VerbatimChar"/>
+        </w:rPr>
+        <w:t xml:space="preserve">services/storageService.js</w:t>
+      </w:r>
+      <w:r>
+        <w:t xml:space="preserve"> </w:t>
+      </w:r>
+      <w:r>
+        <w:t xml:space="preserve">(Section 4.34), an S3-compatible abstraction moving every upload type (Documents, avatars, signatures, branding logos, stamps, audit-report uploads, expense receipts) onto Cloudflare R2, with a local-disk fallback for dev.</w:t>
+      </w:r>
+    </w:p>
+    <w:p>
+      <w:pPr>
+        <w:pStyle w:val="Heading3"/>
+      </w:pPr>
+      <w:bookmarkStart w:id="303" w:name="Xc4c486f3b33cbd0e6a942510797caf80e82b553"/>
+      <w:r>
+        <w:t xml:space="preserve">7.2 Open — architectural / worth a deliberate decision</w:t>
+      </w:r>
+      <w:bookmarkEnd w:id="303"/>
+    </w:p>
+    <w:p>
+      <w:pPr>
+        <w:numPr>
+          <w:ilvl w:val="0"/>
+          <w:numId w:val="1098"/>
+        </w:numPr>
+        <w:pStyle w:val="Compact"/>
+      </w:pPr>
+      <w:r>
+        <w:rPr>
+          <w:rStyle w:val="VerbatimChar"/>
+          <w:b/>
+        </w:rPr>
+        <w:t xml:space="preserve">requireRoles</w:t>
+      </w:r>
+      <w:r>
+        <w:rPr>
+          <w:b/>
+        </w:rPr>
+        <w:t xml:space="preserve"> </w:t>
+      </w:r>
+      <w:r>
+        <w:rPr>
+          <w:b/>
+        </w:rPr>
+        <w:t xml:space="preserve">vs. </w:t>
+      </w:r>
+      <w:r>
+        <w:rPr>
+          <w:rStyle w:val="VerbatimChar"/>
+          <w:b/>
+        </w:rPr>
+        <w:t xml:space="preserve">requirePermissions</w:t>
+      </w:r>
+      <w:r>
+        <w:rPr>
+          <w:b/>
+        </w:rPr>
+        <w:t xml:space="preserve"> </w:t>
+      </w:r>
+      <w:r>
+        <w:rPr>
+          <w:b/>
+        </w:rPr>
+        <w:t xml:space="preserve">inconsistency</w:t>
+      </w:r>
+      <w:r>
+        <w:t xml:space="preserve"> </w:t>
+      </w:r>
+      <w:r>
+        <w:t xml:space="preserve">(Section 4.24.3,</w:t>
+      </w:r>
+      <w:r>
+        <w:t xml:space="preserve"> </w:t>
+      </w:r>
+      <w:r>
+        <w:rPr>
+          <w:rStyle w:val="VerbatimChar"/>
+        </w:rPr>
+        <w:t xml:space="preserve">SYSTEM_DIAGNOSTIC_REPORT.md</w:t>
+      </w:r>
+      <w:r>
+        <w:t xml:space="preserve"> </w:t>
+      </w:r>
+      <w:r>
+        <w:t xml:space="preserve">Moderate #7) — two enforcement mechanisms coexist per-route with no guaranteed consistency; the Roles &amp; Permissions settings screen only controls the subset of routes actually written against the permission system. Resolving this fully means auditing every route file module by module — a real but non-trivial refactor.</w:t>
+      </w:r>
+    </w:p>
+    <w:p>
+      <w:pPr>
+        <w:numPr>
+          <w:ilvl w:val="0"/>
+          <w:numId w:val="1098"/>
+        </w:numPr>
+        <w:pStyle w:val="Compact"/>
+      </w:pPr>
+      <w:r>
+        <w:rPr>
+          <w:b/>
+        </w:rPr>
+        <w:t xml:space="preserve">Single-instance-only scheduled jobs</w:t>
+      </w:r>
+      <w:r>
+        <w:t xml:space="preserve"> </w:t>
+      </w:r>
+      <w:r>
+        <w:t xml:space="preserve">(Section 4.26.2, and the earlier scaling-advice conversation) — every cron job runs in-process on the one backend web service; scaling the backend to multiple instances would fire every job once per instance without an added locking mechanism.</w:t>
+      </w:r>
+    </w:p>
+    <w:p>
+      <w:pPr>
+        <w:numPr>
+          <w:ilvl w:val="0"/>
+          <w:numId w:val="1098"/>
+        </w:numPr>
+        <w:pStyle w:val="Compact"/>
+      </w:pPr>
+      <w:r>
+        <w:rPr>
+          <w:b/>
+        </w:rPr>
+        <w:t xml:space="preserve">No automated test suite</w:t>
+      </w:r>
+      <w:r>
+        <w:t xml:space="preserve"> </w:t>
+      </w:r>
+      <w:r>
+        <w:t xml:space="preserve">(Section 4.26.8, scaling-advice conversation) — every fix and feature to date, including everything built this session, is verified via manual</w:t>
+      </w:r>
+      <w:r>
+        <w:t xml:space="preserve"> </w:t>
+      </w:r>
+      <w:r>
+        <w:rPr>
+          <w:rStyle w:val="VerbatimChar"/>
+        </w:rPr>
+        <w:t xml:space="preserve">node --check</w:t>
+      </w:r>
+      <w:r>
+        <w:t xml:space="preserve">/syntax validation and logical review rather than regression tests. Reasonable at the current solo-owner-plus-AI-developer scale; worth revisiting if more people ever touch the code.</w:t>
+      </w:r>
+    </w:p>
+    <w:p>
+      <w:pPr>
+        <w:numPr>
+          <w:ilvl w:val="0"/>
+          <w:numId w:val="1098"/>
+        </w:numPr>
+        <w:pStyle w:val="Compact"/>
+      </w:pPr>
+      <w:r>
+        <w:rPr>
+          <w:rStyle w:val="VerbatimChar"/>
+          <w:b/>
+        </w:rPr>
+        <w:t xml:space="preserve">investment_milestones</w:t>
+      </w:r>
+      <w:r>
+        <w:t xml:space="preserve"> </w:t>
+      </w:r>
+      <w:r>
+        <w:t xml:space="preserve">(Section 4.8.6,</w:t>
+      </w:r>
+      <w:r>
+        <w:t xml:space="preserve"> </w:t>
+      </w:r>
+      <w:r>
+        <w:rPr>
+          <w:rStyle w:val="VerbatimChar"/>
+        </w:rPr>
+        <w:t xml:space="preserve">SYSTEM_DIAGNOSTIC_REPORT.md</w:t>
+      </w:r>
+      <w:r>
+        <w:t xml:space="preserve"> </w:t>
+      </w:r>
+      <w:r>
+        <w:t xml:space="preserve">Moderate #12) — a fully built backend feature with zero frontend surface. Needs a decision: build the UI, or remove the unused backend routes.</w:t>
+      </w:r>
+    </w:p>
+    <w:p>
+      <w:pPr>
+        <w:numPr>
+          <w:ilvl w:val="0"/>
+          <w:numId w:val="1098"/>
+        </w:numPr>
+        <w:pStyle w:val="Compact"/>
+      </w:pPr>
+      <w:r>
+        <w:rPr>
+          <w:b/>
+        </w:rPr>
+        <w:t xml:space="preserve">401-refresh interceptor bypass</w:t>
+      </w:r>
+      <w:r>
+        <w:t xml:space="preserve"> </w:t>
+      </w:r>
+      <w:r>
+        <w:t xml:space="preserve">(Section 4.22.6,</w:t>
+      </w:r>
+      <w:r>
+        <w:t xml:space="preserve"> </w:t>
+      </w:r>
+      <w:r>
+        <w:rPr>
+          <w:rStyle w:val="VerbatimChar"/>
+        </w:rPr>
+        <w:t xml:space="preserve">SYSTEM_DIAGNOSTIC_REPORT.md</w:t>
+      </w:r>
+      <w:r>
+        <w:t xml:space="preserve"> </w:t>
+      </w:r>
+      <w:r>
+        <w:t xml:space="preserve">Moderate #14) — some request paths don’t consistently trigger the frontend’s automatic token-refresh-and-retry on a 401, which can surface as an unexpected logout on those paths. Still open.</w:t>
+      </w:r>
+    </w:p>
+    <w:p>
+      <w:pPr>
+        <w:numPr>
+          <w:ilvl w:val="0"/>
+          <w:numId w:val="1098"/>
+        </w:numPr>
+        <w:pStyle w:val="Compact"/>
+      </w:pPr>
+      <w:r>
+        <w:rPr>
+          <w:b/>
+        </w:rPr>
+        <w:t xml:space="preserve">Company B Blueprint placeholders</w:t>
+      </w:r>
+      <w:r>
+        <w:t xml:space="preserve"> </w:t>
+      </w:r>
+      <w:r>
+        <w:t xml:space="preserve">(Section 4.26.8) —</w:t>
+      </w:r>
+      <w:r>
+        <w:t xml:space="preserve"> </w:t>
+      </w:r>
+      <w:r>
+        <w:rPr>
+          <w:rStyle w:val="VerbatimChar"/>
+        </w:rPr>
+        <w:t xml:space="preserve">render.company-b.yaml</w:t>
+      </w:r>
+      <w:r>
+        <w:t xml:space="preserve">’s backend section still has unfilled</w:t>
+      </w:r>
+      <w:r>
+        <w:t xml:space="preserve"> </w:t>
+      </w:r>
+      <w:r>
+        <w:rPr>
+          <w:rStyle w:val="VerbatimChar"/>
+        </w:rPr>
+        <w:t xml:space="preserve">COMPANY_B_NAME_HERE</w:t>
+      </w:r>
+      <w:r>
+        <w:t xml:space="preserve">/</w:t>
+      </w:r>
+      <w:r>
+        <w:rPr>
+          <w:rStyle w:val="VerbatimChar"/>
+        </w:rPr>
+        <w:t xml:space="preserve">CB</w:t>
+      </w:r>
+      <w:r>
+        <w:t xml:space="preserve"> </w:t>
+      </w:r>
+      <w:r>
+        <w:t xml:space="preserve">placeholders in</w:t>
+      </w:r>
+      <w:r>
+        <w:t xml:space="preserve"> </w:t>
+      </w:r>
+      <w:r>
+        <w:rPr>
+          <w:rStyle w:val="VerbatimChar"/>
+        </w:rPr>
+        <w:t xml:space="preserve">TOTP_APP_NAME</w:t>
+      </w:r>
+      <w:r>
+        <w:t xml:space="preserve"> </w:t>
+      </w:r>
+      <w:r>
+        <w:t xml:space="preserve">and</w:t>
+      </w:r>
+      <w:r>
+        <w:t xml:space="preserve"> </w:t>
+      </w:r>
+      <w:r>
+        <w:rPr>
+          <w:rStyle w:val="VerbatimChar"/>
+        </w:rPr>
+        <w:t xml:space="preserve">COMPANY_NAME</w:t>
+      </w:r>
+      <w:r>
+        <w:t xml:space="preserve">, even though the frontend section was already updated to the real name (</w:t>
+      </w:r>
+      <w:r>
+        <w:rPr>
+          <w:rStyle w:val="VerbatimChar"/>
+        </w:rPr>
+        <w:t xml:space="preserve">INVESTABO GLOBAL INVESTMENTS LIMITED</w:t>
+      </w:r>
+      <w:r>
+        <w:t xml:space="preserve"> </w:t>
+      </w:r>
+      <w:r>
+        <w:t xml:space="preserve">/</w:t>
+      </w:r>
+      <w:r>
+        <w:t xml:space="preserve"> </w:t>
+      </w:r>
+      <w:r>
+        <w:rPr>
+          <w:rStyle w:val="VerbatimChar"/>
+        </w:rPr>
+        <w:t xml:space="preserve">IGI</w:t>
+      </w:r>
+      <w:r>
+        <w:t xml:space="preserve">). Needs reconciling before Company B’s next deploy.</w:t>
+      </w:r>
+    </w:p>
+    <w:p>
+      <w:pPr>
+        <w:pStyle w:val="Heading3"/>
+      </w:pPr>
+      <w:bookmarkStart w:id="304" w:name="X5a95c3d2cdc4d0b240cb830bbb79c4699c63184"/>
+      <w:r>
+        <w:t xml:space="preserve">7.3 Open — moderate, low-risk, worth fixing when convenient</w:t>
+      </w:r>
+      <w:bookmarkEnd w:id="304"/>
+    </w:p>
+    <w:p>
+      <w:pPr>
+        <w:numPr>
+          <w:ilvl w:val="0"/>
+          <w:numId w:val="1099"/>
+        </w:numPr>
+        <w:pStyle w:val="Compact"/>
+      </w:pPr>
+      <w:r>
+        <w:rPr>
+          <w:b/>
+        </w:rPr>
+        <w:t xml:space="preserve">EUR hard-coded in floor-limit audit description</w:t>
+      </w:r>
+      <w:r>
+        <w:t xml:space="preserve"> </w:t>
+      </w:r>
+      <w:r>
+        <w:t xml:space="preserve">(Section 4.1.6,</w:t>
+      </w:r>
+      <w:r>
+        <w:t xml:space="preserve"> </w:t>
+      </w:r>
+      <w:r>
+        <w:rPr>
+          <w:rStyle w:val="VerbatimChar"/>
+        </w:rPr>
+        <w:t xml:space="preserve">accountsController.js:594</w:t>
+      </w:r>
+      <w:r>
+        <w:t xml:space="preserve">) — floor limits now apply to any account type, but the audit-log description text still always says</w:t>
+      </w:r>
+      <w:r>
+        <w:t xml:space="preserve"> </w:t>
+      </w:r>
+      <w:r>
+        <w:t xml:space="preserve">“</w:t>
+      </w:r>
+      <w:r>
+        <w:t xml:space="preserve">EUR</w:t>
+      </w:r>
+      <w:r>
+        <w:t xml:space="preserve">”</w:t>
+      </w:r>
+      <w:r>
+        <w:t xml:space="preserve"> </w:t>
+      </w:r>
+      <w:r>
+        <w:t xml:space="preserve">regardless of the account’s real currency.</w:t>
+      </w:r>
+    </w:p>
+    <w:p>
+      <w:pPr>
+        <w:numPr>
+          <w:ilvl w:val="0"/>
+          <w:numId w:val="1099"/>
+        </w:numPr>
+        <w:pStyle w:val="Compact"/>
+      </w:pPr>
+      <w:r>
+        <w:rPr>
+          <w:rStyle w:val="VerbatimChar"/>
+          <w:b/>
+        </w:rPr>
+        <w:t xml:space="preserve">GET /exchange-rates/history</w:t>
+      </w:r>
+      <w:r>
+        <w:t xml:space="preserve"> </w:t>
+      </w:r>
+      <w:r>
+        <w:t xml:space="preserve">has no confirmed frontend consumer (Section 4.4.6).</w:t>
+      </w:r>
+    </w:p>
+    <w:p>
+      <w:pPr>
+        <w:numPr>
+          <w:ilvl w:val="0"/>
+          <w:numId w:val="1099"/>
+        </w:numPr>
+        <w:pStyle w:val="Compact"/>
+      </w:pPr>
+      <w:r>
+        <w:rPr>
+          <w:rStyle w:val="VerbatimChar"/>
+          <w:b/>
+        </w:rPr>
+        <w:t xml:space="preserve">updateCategory</w:t>
+      </w:r>
+      <w:r>
+        <w:rPr>
+          <w:b/>
+        </w:rPr>
+        <w:t xml:space="preserve">’s missing</w:t>
+      </w:r>
+      <w:r>
+        <w:rPr>
+          <w:b/>
+        </w:rPr>
+        <w:t xml:space="preserve"> </w:t>
+      </w:r>
+      <w:r>
+        <w:rPr>
+          <w:rStyle w:val="VerbatimChar"/>
+          <w:b/>
+        </w:rPr>
+        <w:t xml:space="preserve">COALESCE</w:t>
+      </w:r>
+      <w:r>
+        <w:rPr>
+          <w:b/>
+        </w:rPr>
+        <w:t xml:space="preserve"> </w:t>
+      </w:r>
+      <w:r>
+        <w:rPr>
+          <w:b/>
+        </w:rPr>
+        <w:t xml:space="preserve">on</w:t>
+      </w:r>
+      <w:r>
+        <w:rPr>
+          <w:b/>
+        </w:rPr>
+        <w:t xml:space="preserve"> </w:t>
+      </w:r>
+      <w:r>
+        <w:rPr>
+          <w:rStyle w:val="VerbatimChar"/>
+          <w:b/>
+        </w:rPr>
+        <w:t xml:space="preserve">description</w:t>
+      </w:r>
+      <w:r>
+        <w:rPr>
+          <w:b/>
+        </w:rPr>
+        <w:t xml:space="preserve">/</w:t>
+      </w:r>
+      <w:r>
+        <w:rPr>
+          <w:rStyle w:val="VerbatimChar"/>
+          <w:b/>
+        </w:rPr>
+        <w:t xml:space="preserve">is_active</w:t>
+      </w:r>
+      <w:r>
+        <w:t xml:space="preserve"> </w:t>
+      </w:r>
+      <w:r>
+        <w:t xml:space="preserve">(Section 4.5.6) — an update call omitting these could unintentionally clear the description; hasn’t surfaced as a live bug because the frontend always sends a default, but is worth tightening.</w:t>
+      </w:r>
+    </w:p>
+    <w:p>
+      <w:pPr>
+        <w:numPr>
+          <w:ilvl w:val="0"/>
+          <w:numId w:val="1099"/>
+        </w:numPr>
+        <w:pStyle w:val="Compact"/>
+      </w:pPr>
+      <w:r>
+        <w:rPr>
+          <w:b/>
+        </w:rPr>
+        <w:t xml:space="preserve">Manual module-code resolution in Requisitions</w:t>
+      </w:r>
+      <w:r>
+        <w:t xml:space="preserve"> </w:t>
+      </w:r>
+      <w:r>
+        <w:t xml:space="preserve">(Section 4.9.6) instead of reusing the shared</w:t>
+      </w:r>
+      <w:r>
+        <w:t xml:space="preserve"> </w:t>
+      </w:r>
+      <w:r>
+        <w:rPr>
+          <w:rStyle w:val="VerbatimChar"/>
+        </w:rPr>
+        <w:t xml:space="preserve">resolveModuleCode()</w:t>
+      </w:r>
+      <w:r>
+        <w:t xml:space="preserve"> </w:t>
+      </w:r>
+      <w:r>
+        <w:t xml:space="preserve">helper — cosmetic inconsistency, not a functional bug.</w:t>
+      </w:r>
+    </w:p>
+    <w:p>
+      <w:pPr>
+        <w:numPr>
+          <w:ilvl w:val="0"/>
+          <w:numId w:val="1099"/>
+        </w:numPr>
+        <w:pStyle w:val="Compact"/>
+      </w:pPr>
+      <w:r>
+        <w:rPr>
+          <w:b/>
+        </w:rPr>
+        <w:t xml:space="preserve">Dead</w:t>
+      </w:r>
+      <w:r>
+        <w:rPr>
+          <w:b/>
+        </w:rPr>
+        <w:t xml:space="preserve"> </w:t>
+      </w:r>
+      <w:r>
+        <w:rPr>
+          <w:rStyle w:val="VerbatimChar"/>
+          <w:b/>
+        </w:rPr>
+        <w:t xml:space="preserve">contributedBy</w:t>
+      </w:r>
+      <w:r>
+        <w:rPr>
+          <w:b/>
+        </w:rPr>
+        <w:t xml:space="preserve"> </w:t>
+      </w:r>
+      <w:r>
+        <w:rPr>
+          <w:b/>
+        </w:rPr>
+        <w:t xml:space="preserve">parameter</w:t>
+      </w:r>
+      <w:r>
+        <w:t xml:space="preserve"> </w:t>
+      </w:r>
+      <w:r>
+        <w:t xml:space="preserve">in the</w:t>
+      </w:r>
+      <w:r>
+        <w:t xml:space="preserve"> </w:t>
+      </w:r>
+      <w:r>
+        <w:rPr>
+          <w:rStyle w:val="VerbatimChar"/>
+        </w:rPr>
+        <w:t xml:space="preserve">postTransaction</w:t>
+      </w:r>
+      <w:r>
+        <w:t xml:space="preserve"> </w:t>
+      </w:r>
+      <w:r>
+        <w:t xml:space="preserve">call inside</w:t>
+      </w:r>
+      <w:r>
+        <w:t xml:space="preserve"> </w:t>
+      </w:r>
+      <w:r>
+        <w:rPr>
+          <w:rStyle w:val="VerbatimChar"/>
+        </w:rPr>
+        <w:t xml:space="preserve">creditShareholderContribution</w:t>
+      </w:r>
+      <w:r>
+        <w:t xml:space="preserve"> </w:t>
+      </w:r>
+      <w:r>
+        <w:t xml:space="preserve">(Section 4.2.6) — silently dropped since</w:t>
+      </w:r>
+      <w:r>
+        <w:t xml:space="preserve"> </w:t>
+      </w:r>
+      <w:r>
+        <w:rPr>
+          <w:rStyle w:val="VerbatimChar"/>
+        </w:rPr>
+        <w:t xml:space="preserve">postTransaction</w:t>
+      </w:r>
+      <w:r>
+        <w:t xml:space="preserve"> </w:t>
+      </w:r>
+      <w:r>
+        <w:t xml:space="preserve">doesn’t destructure it; the real</w:t>
+      </w:r>
+      <w:r>
+        <w:t xml:space="preserve"> </w:t>
+      </w:r>
+      <w:r>
+        <w:rPr>
+          <w:rStyle w:val="VerbatimChar"/>
+        </w:rPr>
+        <w:t xml:space="preserve">contributed_by</w:t>
+      </w:r>
+      <w:r>
+        <w:t xml:space="preserve"> </w:t>
+      </w:r>
+      <w:r>
+        <w:t xml:space="preserve">write happens via a separate</w:t>
+      </w:r>
+      <w:r>
+        <w:t xml:space="preserve"> </w:t>
+      </w:r>
+      <w:r>
+        <w:rPr>
+          <w:rStyle w:val="VerbatimChar"/>
+        </w:rPr>
+        <w:t xml:space="preserve">UPDATE</w:t>
+      </w:r>
+      <w:r>
+        <w:t xml:space="preserve"> </w:t>
+      </w:r>
+      <w:r>
+        <w:t xml:space="preserve">immediately after. Harmless but misleading to read.</w:t>
+      </w:r>
+    </w:p>
+    <w:p>
+      <w:pPr>
+        <w:numPr>
+          <w:ilvl w:val="0"/>
+          <w:numId w:val="1099"/>
+        </w:numPr>
+        <w:pStyle w:val="Compact"/>
+      </w:pPr>
+      <w:r>
+        <w:rPr>
+          <w:b/>
+        </w:rPr>
+        <w:t xml:space="preserve">Transfer Approve/Reject buttons shown without a role-specific client-side check</w:t>
+      </w:r>
+      <w:r>
+        <w:t xml:space="preserve"> </w:t>
+      </w:r>
+      <w:r>
+        <w:t xml:space="preserve">(Section 4.3.6) — any holder of</w:t>
+      </w:r>
+      <w:r>
+        <w:t xml:space="preserve"> </w:t>
+      </w:r>
+      <w:r>
+        <w:rPr>
+          <w:rStyle w:val="VerbatimChar"/>
+        </w:rPr>
+        <w:t xml:space="preserve">FINANCE_TRANSFER_APPROVE</w:t>
+      </w:r>
+      <w:r>
+        <w:t xml:space="preserve"> </w:t>
+      </w:r>
+      <w:r>
+        <w:t xml:space="preserve">sees the button even if the backend will ultimately reject their specific approval (P2S needs Treasurer, S2P needs Director) — a UX rough edge, not a security gap, since the backend enforces correctly either way.</w:t>
+      </w:r>
+    </w:p>
+    <w:p>
+      <w:pPr>
+        <w:numPr>
+          <w:ilvl w:val="0"/>
+          <w:numId w:val="1099"/>
+        </w:numPr>
+        <w:pStyle w:val="Compact"/>
+      </w:pPr>
+      <w:r>
+        <w:rPr>
+          <w:b/>
+        </w:rPr>
+        <w:t xml:space="preserve">Stale avatar display spot</w:t>
+      </w:r>
+      <w:r>
+        <w:t xml:space="preserve"> </w:t>
+      </w:r>
+      <w:r>
+        <w:t xml:space="preserve">(Section 4.23.6,</w:t>
+      </w:r>
+      <w:r>
+        <w:t xml:space="preserve"> </w:t>
+      </w:r>
+      <w:r>
+        <w:rPr>
+          <w:rStyle w:val="VerbatimChar"/>
+        </w:rPr>
+        <w:t xml:space="preserve">SYSTEM_DIAGNOSTIC_REPORT.md</w:t>
+      </w:r>
+      <w:r>
+        <w:t xml:space="preserve"> </w:t>
+      </w:r>
+      <w:r>
+        <w:t xml:space="preserve">Minor) — one UI location doesn’t immediately reflect a freshly uploaded avatar without a manual refresh.</w:t>
+      </w:r>
+    </w:p>
+    <w:p>
+      <w:pPr>
+        <w:numPr>
+          <w:ilvl w:val="0"/>
+          <w:numId w:val="1099"/>
+        </w:numPr>
+        <w:pStyle w:val="Compact"/>
+      </w:pPr>
+      <w:r>
+        <w:rPr>
+          <w:b/>
+        </w:rPr>
+        <w:t xml:space="preserve">Overdue grant-tranche detection is query-driven, not proactively notified</w:t>
+      </w:r>
+      <w:r>
+        <w:t xml:space="preserve"> </w:t>
+      </w:r>
+      <w:r>
+        <w:t xml:space="preserve">(Section 4.6.6) — unlike loans, which have an automated overdue-check cron job.</w:t>
+      </w:r>
+    </w:p>
+    <w:p>
+      <w:pPr>
+        <w:pStyle w:val="Heading3"/>
+      </w:pPr>
+      <w:bookmarkStart w:id="305" w:name="X0b565f0e297b1a8f66e4751afe32682e0f91a18"/>
+      <w:r>
+        <w:t xml:space="preserve">7.4 Open — worth monitoring as the system scales</w:t>
+      </w:r>
+      <w:bookmarkEnd w:id="305"/>
+    </w:p>
+    <w:p>
+      <w:pPr>
+        <w:pStyle w:val="FirstParagraph"/>
+      </w:pPr>
+      <w:r>
+        <w:t xml:space="preserve">(Cross-referencing the dedicated scaling-advice conversation that preceded this Bible, and Section 4.26.8’s infrastructure notes.)</w:t>
+      </w:r>
+      <w:r>
+        <w:t xml:space="preserve"> </w:t>
+      </w:r>
+      <w:r>
+        <w:t xml:space="preserve">- Unbounded growth of</w:t>
+      </w:r>
+      <w:r>
+        <w:t xml:space="preserve"> </w:t>
+      </w:r>
+      <w:r>
+        <w:rPr>
+          <w:rStyle w:val="VerbatimChar"/>
+        </w:rPr>
+        <w:t xml:space="preserve">transactions</w:t>
+      </w:r>
+      <w:r>
+        <w:t xml:space="preserve"> </w:t>
+      </w:r>
+      <w:r>
+        <w:t xml:space="preserve">and</w:t>
+      </w:r>
+      <w:r>
+        <w:t xml:space="preserve"> </w:t>
+      </w:r>
+      <w:r>
+        <w:rPr>
+          <w:rStyle w:val="VerbatimChar"/>
+        </w:rPr>
+        <w:t xml:space="preserve">audit_log</w:t>
+      </w:r>
+      <w:r>
+        <w:t xml:space="preserve"> </w:t>
+      </w:r>
+      <w:r>
+        <w:t xml:space="preserve">with no archival/pruning strategy yet (Section 4.25.6 note on the internal audit log applies equally to the transactions ledger).</w:t>
+      </w:r>
+      <w:r>
+        <w:t xml:space="preserve"> </w:t>
+      </w:r>
+      <w:r>
+        <w:t xml:space="preserve">- Full shareholding-registry recompute on every single contribution (Section 4.14.6) — O(number of shareholders) work per contribution; fine at current membership scale, worth watching if membership grows substantially.</w:t>
+      </w:r>
+      <w:r>
+        <w:t xml:space="preserve"> </w:t>
+      </w:r>
+      <w:r>
+        <w:t xml:space="preserve">- Puppeteer’s memory/cold-start footprint on the</w:t>
+      </w:r>
+      <w:r>
+        <w:t xml:space="preserve"> </w:t>
+      </w:r>
+      <w:r>
+        <w:rPr>
+          <w:rStyle w:val="VerbatimChar"/>
+        </w:rPr>
+        <w:t xml:space="preserve">starter</w:t>
+      </w:r>
+      <w:r>
+        <w:t xml:space="preserve"> </w:t>
+      </w:r>
+      <w:r>
+        <w:t xml:space="preserve">Render plan (Section 4.13.6) — the one heavyweight server-side rendering dependency in an otherwise light Node app; the most likely reason the backend would ever need a larger plan.</w:t>
+      </w:r>
+      <w:r>
+        <w:t xml:space="preserve"> </w:t>
+      </w:r>
+      <w:r>
+        <w:t xml:space="preserve">- Regulatory/compliance readiness and a more formal database-growth/backup strategy, both raised in the earlier scaling conversation, remain open strategic questions rather than concrete bugs.</w:t>
+      </w:r>
+    </w:p>
+    <w:p>
+      <w:pPr>
+        <w:pStyle w:val="Heading3"/>
+      </w:pPr>
+      <w:bookmarkStart w:id="306" w:name="how-to-use-this-registry-going-forward"/>
+      <w:r>
+        <w:t xml:space="preserve">7.5 How to use this registry going forward</w:t>
+      </w:r>
+      <w:bookmarkEnd w:id="306"/>
+    </w:p>
+    <w:p>
+      <w:pPr>
+        <w:pStyle w:val="FirstParagraph"/>
+      </w:pPr>
+      <w:r>
+        <w:t xml:space="preserve">When a future session fixes one of these, move it from its current subsection into 7.1 with the version number it was fixed in (matching the pattern used for this session’s Auditor-visibility fix), and update the relevant module’s own</w:t>
+      </w:r>
+      <w:r>
+        <w:t xml:space="preserve"> </w:t>
+      </w:r>
+      <w:r>
+        <w:t xml:space="preserve">“</w:t>
+      </w:r>
+      <w:r>
+        <w:t xml:space="preserve">Known issues</w:t>
+      </w:r>
+      <w:r>
+        <w:t xml:space="preserve">”</w:t>
+      </w:r>
+      <w:r>
+        <w:t xml:space="preserve"> </w:t>
+      </w:r>
+      <w:r>
+        <w:t xml:space="preserve">note in Section 4 to say</w:t>
+      </w:r>
+      <w:r>
+        <w:t xml:space="preserve"> </w:t>
+      </w:r>
+      <w:r>
+        <w:t xml:space="preserve">“</w:t>
+      </w:r>
+      <w:r>
+        <w:t xml:space="preserve">confirmed fixed</w:t>
+      </w:r>
+      <w:r>
+        <w:t xml:space="preserve">”</w:t>
+      </w:r>
+      <w:r>
+        <w:t xml:space="preserve"> </w:t>
+      </w:r>
+      <w:r>
+        <w:t xml:space="preserve">rather than deleting the historical context — the same treatment already given to the diagnostic report’s six Critical items throughout Section 4.</w:t>
+      </w:r>
+    </w:p>
+    <w:p>
+      <w:r>
+        <w:pict>
+          <v:rect style="width:0;height:1.5pt" o:hralign="center" o:hrstd="t" o:hr="t"/>
+        </w:pict>
+      </w:r>
+    </w:p>
+    <w:p>
+      <w:pPr>
+        <w:pStyle w:val="Heading2"/>
+      </w:pPr>
+      <w:bookmarkStart w:id="307" w:name="version-history"/>
       <w:r>
         <w:t xml:space="preserve">8. Version History</w:t>
       </w:r>
-      <w:bookmarkEnd w:id="300"/>
+      <w:bookmarkEnd w:id="307"/>
     </w:p>
     <w:p>
       <w:pPr>
@@ -65350,6 +66957,207 @@
               <w:jc w:val="left"/>
             </w:pPr>
             <w:r>
+              <w:t xml:space="preserve">1.30.0</w:t>
+            </w:r>
+          </w:p>
+        </w:tc>
+        <w:tc>
+          <w:p>
+            <w:pPr>
+              <w:pStyle w:val="Compact"/>
+              <w:jc w:val="left"/>
+            </w:pPr>
+            <w:r>
+              <w:rPr>
+                <w:b/>
+              </w:rPr>
+              <w:t xml:space="preserve">Payment Acknowledgements (Section 4.35).</w:t>
+            </w:r>
+            <w:r>
+              <w:t xml:space="preserve"> </w:t>
+            </w:r>
+            <w:r>
+              <w:t xml:space="preserve">New two-way, two-step confirmation record for money paid OUT to an individual — dividends, service fee payments, expense reimbursements. The system auto-creates a</w:t>
+            </w:r>
+            <w:r>
+              <w:t xml:space="preserve"> </w:t>
+            </w:r>
+            <w:r>
+              <w:rPr>
+                <w:rStyle w:val="VerbatimChar"/>
+              </w:rPr>
+              <w:t xml:space="preserve">payment_acknowledgements</w:t>
+            </w:r>
+            <w:r>
+              <w:t xml:space="preserve"> </w:t>
+            </w:r>
+            <w:r>
+              <w:t xml:space="preserve">row (PENDING_ACK) the instant a payment actually pays out (</w:t>
+            </w:r>
+            <w:r>
+              <w:rPr>
+                <w:rStyle w:val="VerbatimChar"/>
+              </w:rPr>
+              <w:t xml:space="preserve">dividendsController.approveDividend</w:t>
+            </w:r>
+            <w:r>
+              <w:t xml:space="preserve">,</w:t>
+            </w:r>
+            <w:r>
+              <w:t xml:space="preserve"> </w:t>
+            </w:r>
+            <w:r>
+              <w:rPr>
+                <w:rStyle w:val="VerbatimChar"/>
+              </w:rPr>
+              <w:t xml:space="preserve">serviceFeesController.recordPayment</w:t>
+            </w:r>
+            <w:r>
+              <w:t xml:space="preserve">/</w:t>
+            </w:r>
+            <w:r>
+              <w:rPr>
+                <w:rStyle w:val="VerbatimChar"/>
+              </w:rPr>
+              <w:t xml:space="preserve">approveReimbursement</w:t>
+            </w:r>
+            <w:r>
+              <w:t xml:space="preserve">) — never created by hand. The recipient reviews the amount/purpose and acknowledges or disputes it (with a reason); neither action reverses or re-posts the underlying payment. Once acknowledged, whoever holds the new</w:t>
+            </w:r>
+            <w:r>
+              <w:t xml:space="preserve"> </w:t>
+            </w:r>
+            <w:r>
+              <w:rPr>
+                <w:rStyle w:val="VerbatimChar"/>
+              </w:rPr>
+              <w:t xml:space="preserve">PAYMENT_ACK_MANAGE</w:t>
+            </w:r>
+            <w:r>
+              <w:t xml:space="preserve"> </w:t>
+            </w:r>
+            <w:r>
+              <w:t xml:space="preserve">permission (Treasurer/Director, ungranted by default) gives final sign-off, unlocking a two-party printable document (</w:t>
+            </w:r>
+            <w:r>
+              <w:rPr>
+                <w:rStyle w:val="VerbatimChar"/>
+              </w:rPr>
+              <w:t xml:space="preserve">paymentAcknowledgementTemplate()</w:t>
+            </w:r>
+            <w:r>
+              <w:t xml:space="preserve">, mirrors the existing</w:t>
+            </w:r>
+            <w:r>
+              <w:t xml:space="preserve"> </w:t>
+            </w:r>
+            <w:r>
+              <w:rPr>
+                <w:rStyle w:val="VerbatimChar"/>
+              </w:rPr>
+              <w:t xml:space="preserve">receiptTemplate()</w:t>
+            </w:r>
+            <w:r>
+              <w:t xml:space="preserve"> </w:t>
+            </w:r>
+            <w:r>
+              <w:t xml:space="preserve">but for money going out instead of coming in) naming both payer and recipient. A disputed record can be reopened by a</w:t>
+            </w:r>
+            <w:r>
+              <w:t xml:space="preserve"> </w:t>
+            </w:r>
+            <w:r>
+              <w:rPr>
+                <w:rStyle w:val="VerbatimChar"/>
+              </w:rPr>
+              <w:t xml:space="preserve">PAYMENT_ACK_MANAGE</w:t>
+            </w:r>
+            <w:r>
+              <w:t xml:space="preserve"> </w:t>
+            </w:r>
+            <w:r>
+              <w:t xml:space="preserve">holder once resolved off-system. New table</w:t>
+            </w:r>
+            <w:r>
+              <w:t xml:space="preserve"> </w:t>
+            </w:r>
+            <w:r>
+              <w:rPr>
+                <w:rStyle w:val="VerbatimChar"/>
+              </w:rPr>
+              <w:t xml:space="preserve">payment_acknowledgements</w:t>
+            </w:r>
+            <w:r>
+              <w:t xml:space="preserve">, new permissions</w:t>
+            </w:r>
+            <w:r>
+              <w:t xml:space="preserve"> </w:t>
+            </w:r>
+            <w:r>
+              <w:rPr>
+                <w:rStyle w:val="VerbatimChar"/>
+              </w:rPr>
+              <w:t xml:space="preserve">PAYMENT_ACK_VIEW</w:t>
+            </w:r>
+            <w:r>
+              <w:t xml:space="preserve">/</w:t>
+            </w:r>
+            <w:r>
+              <w:rPr>
+                <w:rStyle w:val="VerbatimChar"/>
+              </w:rPr>
+              <w:t xml:space="preserve">PAYMENT_ACK_MANAGE</w:t>
+            </w:r>
+            <w:r>
+              <w:t xml:space="preserve">. New page</w:t>
+            </w:r>
+            <w:r>
+              <w:t xml:space="preserve"> </w:t>
+            </w:r>
+            <w:r>
+              <w:rPr>
+                <w:rStyle w:val="VerbatimChar"/>
+              </w:rPr>
+              <w:t xml:space="preserve">PaymentAcknowledgementsPage.jsx</w:t>
+            </w:r>
+            <w:r>
+              <w:t xml:space="preserve"> </w:t>
+            </w:r>
+            <w:r>
+              <w:t xml:space="preserve">(</w:t>
+            </w:r>
+            <w:r>
+              <w:rPr>
+                <w:rStyle w:val="VerbatimChar"/>
+              </w:rPr>
+              <w:t xml:space="preserve">/payment-acknowledgements</w:t>
+            </w:r>
+            <w:r>
+              <w:t xml:space="preserve">, visible to every role including Administrative Officer since anyone can be a recipient) and a sidebar entry. Migration</w:t>
+            </w:r>
+            <w:r>
+              <w:t xml:space="preserve"> </w:t>
+            </w:r>
+            <w:r>
+              <w:rPr>
+                <w:rStyle w:val="VerbatimChar"/>
+              </w:rPr>
+              <w:t xml:space="preserve">migration_v1.30.0.sql</w:t>
+            </w:r>
+            <w:r>
+              <w:t xml:space="preserve">.</w:t>
+            </w:r>
+          </w:p>
+        </w:tc>
+      </w:tr>
+      <w:tr>
+        <w:tc>
+          <w:p>
+            <w:pPr>
+              <w:pStyle w:val="Compact"/>
+              <w:jc w:val="left"/>
+            </w:pPr>
+            <w:r>
               <w:t xml:space="preserve">1.29.1</w:t>
             </w:r>
           </w:p>
@@ -66638,11 +68446,11 @@
       <w:pPr>
         <w:pStyle w:val="Heading2"/>
       </w:pPr>
-      <w:bookmarkStart w:id="301" w:name="how-to-keep-this-document-alive"/>
+      <w:bookmarkStart w:id="308" w:name="how-to-keep-this-document-alive"/>
       <w:r>
         <w:t xml:space="preserve">9. How to Keep This Document Alive</w:t>
       </w:r>
-      <w:bookmarkEnd w:id="301"/>
+      <w:bookmarkEnd w:id="308"/>
     </w:p>
     <w:p>
       <w:pPr>
@@ -67833,6 +69641,15 @@
     <w:abstractNumId w:val="991"/>
   </w:num>
   <w:num w:numId="1089">
+    <w:abstractNumId w:val="991"/>
+  </w:num>
+  <w:num w:numId="1090">
+    <w:abstractNumId w:val="991"/>
+  </w:num>
+  <w:num w:numId="1091">
+    <w:abstractNumId w:val="991"/>
+  </w:num>
+  <w:num w:numId="1092">
     <w:abstractNumId w:val="99411"/>
     <w:lvlOverride w:ilvl="0">
       <w:startOverride w:val="1"/>
@@ -67862,7 +69679,7 @@
       <w:startOverride w:val="1"/>
     </w:lvlOverride>
   </w:num>
-  <w:num w:numId="1090">
+  <w:num w:numId="1093">
     <w:abstractNumId w:val="99411"/>
     <w:lvlOverride w:ilvl="0">
       <w:startOverride w:val="1"/>
@@ -67892,15 +69709,6 @@
       <w:startOverride w:val="1"/>
     </w:lvlOverride>
   </w:num>
-  <w:num w:numId="1091">
-    <w:abstractNumId w:val="991"/>
-  </w:num>
-  <w:num w:numId="1092">
-    <w:abstractNumId w:val="991"/>
-  </w:num>
-  <w:num w:numId="1093">
-    <w:abstractNumId w:val="991"/>
-  </w:num>
   <w:num w:numId="1094">
     <w:abstractNumId w:val="991"/>
   </w:num>
@@ -67908,6 +69716,15 @@
     <w:abstractNumId w:val="991"/>
   </w:num>
   <w:num w:numId="1096">
+    <w:abstractNumId w:val="991"/>
+  </w:num>
+  <w:num w:numId="1097">
+    <w:abstractNumId w:val="991"/>
+  </w:num>
+  <w:num w:numId="1098">
+    <w:abstractNumId w:val="991"/>
+  </w:num>
+  <w:num w:numId="1099">
     <w:abstractNumId w:val="991"/>
   </w:num>
 </w:numbering>

--- a/docs/CMS_BIBLE.docx
+++ b/docs/CMS_BIBLE.docx
@@ -10505,6 +10505,138 @@
       </w:r>
     </w:p>
     <w:p>
+      <w:pPr>
+        <w:numPr>
+          <w:ilvl w:val="0"/>
+          <w:numId w:val="1010"/>
+        </w:numPr>
+        <w:pStyle w:val="Compact"/>
+      </w:pPr>
+      <w:r>
+        <w:rPr>
+          <w:b/>
+        </w:rPr>
+        <w:t xml:space="preserve">Fixed in v1.30.1</w:t>
+      </w:r>
+      <w:r>
+        <w:t xml:space="preserve">:</w:t>
+      </w:r>
+      <w:r>
+        <w:t xml:space="preserve"> </w:t>
+      </w:r>
+      <w:r>
+        <w:rPr>
+          <w:rStyle w:val="VerbatimChar"/>
+        </w:rPr>
+        <w:t xml:space="preserve">reverseTransaction</w:t>
+      </w:r>
+      <w:r>
+        <w:t xml:space="preserve"> </w:t>
+      </w:r>
+      <w:r>
+        <w:t xml:space="preserve">previously reversed the ledger transaction for a shareholder contribution without ever updating the linked</w:t>
+      </w:r>
+      <w:r>
+        <w:t xml:space="preserve"> </w:t>
+      </w:r>
+      <w:r>
+        <w:rPr>
+          <w:rStyle w:val="VerbatimChar"/>
+        </w:rPr>
+        <w:t xml:space="preserve">shareholder_contributions.status</w:t>
+      </w:r>
+      <w:r>
+        <w:t xml:space="preserve"> </w:t>
+      </w:r>
+      <w:r>
+        <w:t xml:space="preserve">or re-running the shareholding recompute — so a reversed contribution kept silently counting toward that member’s</w:t>
+      </w:r>
+      <w:r>
+        <w:t xml:space="preserve"> </w:t>
+      </w:r>
+      <w:r>
+        <w:rPr>
+          <w:rStyle w:val="VerbatimChar"/>
+        </w:rPr>
+        <w:t xml:space="preserve">shares_held</w:t>
+      </w:r>
+      <w:r>
+        <w:t xml:space="preserve">/</w:t>
+      </w:r>
+      <w:r>
+        <w:rPr>
+          <w:rStyle w:val="VerbatimChar"/>
+        </w:rPr>
+        <w:t xml:space="preserve">percentage</w:t>
+      </w:r>
+      <w:r>
+        <w:t xml:space="preserve"> </w:t>
+      </w:r>
+      <w:r>
+        <w:t xml:space="preserve">in Section 14’s registry. Now gated on</w:t>
+      </w:r>
+      <w:r>
+        <w:t xml:space="preserve"> </w:t>
+      </w:r>
+      <w:r>
+        <w:rPr>
+          <w:rStyle w:val="VerbatimChar"/>
+        </w:rPr>
+        <w:t xml:space="preserve">tx.contribution_id</w:t>
+      </w:r>
+      <w:r>
+        <w:t xml:space="preserve"> </w:t>
+      </w:r>
+      <w:r>
+        <w:t xml:space="preserve">(only set for</w:t>
+      </w:r>
+      <w:r>
+        <w:t xml:space="preserve"> </w:t>
+      </w:r>
+      <w:r>
+        <w:rPr>
+          <w:rStyle w:val="VerbatimChar"/>
+        </w:rPr>
+        <w:t xml:space="preserve">inflow_type = 'CONTRIBUTION'</w:t>
+      </w:r>
+      <w:r>
+        <w:t xml:space="preserve"> </w:t>
+      </w:r>
+      <w:r>
+        <w:t xml:space="preserve">transactions, so every other reversal type is unaffected): the linked contribution is flipped to</w:t>
+      </w:r>
+      <w:r>
+        <w:t xml:space="preserve"> </w:t>
+      </w:r>
+      <w:r>
+        <w:rPr>
+          <w:rStyle w:val="VerbatimChar"/>
+        </w:rPr>
+        <w:t xml:space="preserve">REVERSED</w:t>
+      </w:r>
+      <w:r>
+        <w:t xml:space="preserve"> </w:t>
+      </w:r>
+      <w:r>
+        <w:t xml:space="preserve">and</w:t>
+      </w:r>
+      <w:r>
+        <w:t xml:space="preserve"> </w:t>
+      </w:r>
+      <w:r>
+        <w:rPr>
+          <w:rStyle w:val="VerbatimChar"/>
+        </w:rPr>
+        <w:t xml:space="preserve">recalculateShareholding()</w:t>
+      </w:r>
+      <w:r>
+        <w:t xml:space="preserve"> </w:t>
+      </w:r>
+      <w:r>
+        <w:t xml:space="preserve">runs immediately after, inside the same transaction. See Section 14.6 for the shareholding-side half of this fix.</w:t>
+      </w:r>
+    </w:p>
+    <w:p>
       <w:r>
         <w:pict>
           <v:rect style="width:0;height:1.5pt" o:hralign="center" o:hrstd="t" o:hr="t"/>
@@ -25821,7 +25953,7 @@
         <w:t xml:space="preserve">shareholding_registry</w:t>
       </w:r>
       <w:r>
-        <w:t xml:space="preserve">: id, user_id (unique — one row per shareholder), shares_held, percentage (NUMERIC, 4 decimal places), last_recalculated_at.</w:t>
+        <w:t xml:space="preserve">: id, user_id, shares_held, percentage (NUMERIC, 4 decimal places), effective_from, effective_to (NULL = the current row for that user — application logic, not a DB constraint, enforces one current row per user), updated_by, notes, created_at.</w:t>
       </w:r>
     </w:p>
     <w:p>
@@ -25849,7 +25981,31 @@
         <w:t xml:space="preserve">Always derived, never directly edited</w:t>
       </w:r>
       <w:r>
-        <w:t xml:space="preserve">: as covered in Section 4.2.3, every approved contribution triggers a full recompute across</w:t>
+        <w:t xml:space="preserve">: as covered in Section 2.3, every approved contribution triggers</w:t>
+      </w:r>
+      <w:r>
+        <w:t xml:space="preserve"> </w:t>
+      </w:r>
+      <w:r>
+        <w:rPr>
+          <w:rStyle w:val="VerbatimChar"/>
+        </w:rPr>
+        <w:t xml:space="preserve">recalculateShareholding()</w:t>
+      </w:r>
+      <w:r>
+        <w:t xml:space="preserve"> </w:t>
+      </w:r>
+      <w:r>
+        <w:t xml:space="preserve">(</w:t>
+      </w:r>
+      <w:r>
+        <w:rPr>
+          <w:rStyle w:val="VerbatimChar"/>
+        </w:rPr>
+        <w:t xml:space="preserve">transactionsController.js</w:t>
+      </w:r>
+      <w:r>
+        <w:t xml:space="preserve">, extracted as its own function in v1.30.1) — a full recompute across</w:t>
       </w:r>
       <w:r>
         <w:t xml:space="preserve"> </w:t>
@@ -25864,7 +26020,16 @@
         <w:t xml:space="preserve"> </w:t>
       </w:r>
       <w:r>
-        <w:t xml:space="preserve">shareholders (sum each member’s approved</w:t>
+        <w:t xml:space="preserve">shareholders (sum each member’s</w:t>
+      </w:r>
+      <w:r>
+        <w:t xml:space="preserve"> </w:t>
+      </w:r>
+      <w:r>
+        <w:rPr>
+          <w:rStyle w:val="VerbatimChar"/>
+        </w:rPr>
+        <w:t xml:space="preserve">APPROVED</w:t>
       </w:r>
       <w:r>
         <w:t xml:space="preserve"> </w:t>
@@ -25927,7 +26092,86 @@
         <w:pStyle w:val="Compact"/>
       </w:pPr>
       <w:r>
-        <w:t xml:space="preserve">A brand-new contributor gets an auto-created</w:t>
+        <w:rPr>
+          <w:rStyle w:val="VerbatimChar"/>
+          <w:b/>
+        </w:rPr>
+        <w:t xml:space="preserve">shares_held</w:t>
+      </w:r>
+      <w:r>
+        <w:rPr>
+          <w:b/>
+        </w:rPr>
+        <w:t xml:space="preserve"> </w:t>
+      </w:r>
+      <w:r>
+        <w:rPr>
+          <w:b/>
+        </w:rPr>
+        <w:t xml:space="preserve">is raw contributed money, not a share count divided by price.</w:t>
+      </w:r>
+      <w:r>
+        <w:t xml:space="preserve"> </w:t>
+      </w:r>
+      <w:r>
+        <w:rPr>
+          <w:rStyle w:val="VerbatimChar"/>
+        </w:rPr>
+        <w:t xml:space="preserve">shares_held</w:t>
+      </w:r>
+      <w:r>
+        <w:t xml:space="preserve"> </w:t>
+      </w:r>
+      <w:r>
+        <w:t xml:space="preserve">for a member is literally their own</w:t>
+      </w:r>
+      <w:r>
+        <w:t xml:space="preserve"> </w:t>
+      </w:r>
+      <w:r>
+        <w:rPr>
+          <w:rStyle w:val="VerbatimChar"/>
+        </w:rPr>
+        <w:t xml:space="preserve">SUM(shareholder_contributions.amount)</w:t>
+      </w:r>
+      <w:r>
+        <w:t xml:space="preserve"> </w:t>
+      </w:r>
+      <w:r>
+        <w:t xml:space="preserve">— nothing here is ever divided by</w:t>
+      </w:r>
+      <w:r>
+        <w:t xml:space="preserve"> </w:t>
+      </w:r>
+      <w:r>
+        <w:rPr>
+          <w:rStyle w:val="VerbatimChar"/>
+        </w:rPr>
+        <w:t xml:space="preserve">share_price_history.price_per_share</w:t>
+      </w:r>
+      <w:r>
+        <w:t xml:space="preserve">. Share price (Section 4.6’s</w:t>
+      </w:r>
+      <w:r>
+        <w:t xml:space="preserve"> </w:t>
+      </w:r>
+      <w:r>
+        <w:rPr>
+          <w:rStyle w:val="VerbatimChar"/>
+        </w:rPr>
+        <w:t xml:space="preserve">sharesController.js</w:t>
+      </w:r>
+      <w:r>
+        <w:t xml:space="preserve">) is a display-only valuation multiplier (</w:t>
+      </w:r>
+      <w:r>
+        <w:rPr>
+          <w:rStyle w:val="VerbatimChar"/>
+        </w:rPr>
+        <w:t xml:space="preserve">shares_held × price_per_share</w:t>
+      </w:r>
+      <w:r>
+        <w:t xml:space="preserve">, shown on a member’s profile and in the price-change notification email) — setting a new share price never writes to</w:t>
       </w:r>
       <w:r>
         <w:t xml:space="preserve"> </w:t>
@@ -25942,7 +26186,7 @@
         <w:t xml:space="preserve"> </w:t>
       </w:r>
       <w:r>
-        <w:t xml:space="preserve">row (starting at 0 shares) on their very first contribution.</w:t>
+        <w:t xml:space="preserve">at all, so it can never reduce or otherwise alter a member’s existing shares/percentage. New shares only ever get added by a new approved contribution, at that contribution’s own amount, regardless of what the share price happens to be set to that day.</w:t>
       </w:r>
     </w:p>
     <w:p>
@@ -25954,16 +26198,22 @@
         <w:pStyle w:val="Compact"/>
       </w:pPr>
       <w:r>
-        <w:rPr>
-          <w:rStyle w:val="VerbatimChar"/>
-        </w:rPr>
-        <w:t xml:space="preserve">percentage</w:t>
-      </w:r>
-      <w:r>
-        <w:t xml:space="preserve"> </w:t>
-      </w:r>
-      <w:r>
-        <w:t xml:space="preserve">is stored to 4 decimal places for precision in dividend/certificate calculations that multiply it against large pool amounts.</w:t>
+        <w:t xml:space="preserve">A brand-new contributor gets an auto-created</w:t>
+      </w:r>
+      <w:r>
+        <w:t xml:space="preserve"> </w:t>
+      </w:r>
+      <w:r>
+        <w:rPr>
+          <w:rStyle w:val="VerbatimChar"/>
+        </w:rPr>
+        <w:t xml:space="preserve">shareholding_registry</w:t>
+      </w:r>
+      <w:r>
+        <w:t xml:space="preserve"> </w:t>
+      </w:r>
+      <w:r>
+        <w:t xml:space="preserve">row (starting at 0 shares) on their very first contribution.</w:t>
       </w:r>
     </w:p>
     <w:p>
@@ -25975,6 +26225,162 @@
         <w:pStyle w:val="Compact"/>
       </w:pPr>
       <w:r>
+        <w:rPr>
+          <w:b/>
+        </w:rPr>
+        <w:t xml:space="preserve">Reversals are excluded</w:t>
+      </w:r>
+      <w:r>
+        <w:t xml:space="preserve"> </w:t>
+      </w:r>
+      <w:r>
+        <w:t xml:space="preserve">(fixed v1.30.1):</w:t>
+      </w:r>
+      <w:r>
+        <w:t xml:space="preserve"> </w:t>
+      </w:r>
+      <w:r>
+        <w:rPr>
+          <w:rStyle w:val="VerbatimChar"/>
+        </w:rPr>
+        <w:t xml:space="preserve">recalculateShareholding()</w:t>
+      </w:r>
+      <w:r>
+        <w:t xml:space="preserve"> </w:t>
+      </w:r>
+      <w:r>
+        <w:t xml:space="preserve">only sums</w:t>
+      </w:r>
+      <w:r>
+        <w:t xml:space="preserve"> </w:t>
+      </w:r>
+      <w:r>
+        <w:rPr>
+          <w:rStyle w:val="VerbatimChar"/>
+        </w:rPr>
+        <w:t xml:space="preserve">status = 'APPROVED'</w:t>
+      </w:r>
+      <w:r>
+        <w:t xml:space="preserve"> </w:t>
+      </w:r>
+      <w:r>
+        <w:t xml:space="preserve">contributions. If a Treasurer reverses the ledger transaction behind a contribution (Section 2.3’s reversal rules),</w:t>
+      </w:r>
+      <w:r>
+        <w:t xml:space="preserve"> </w:t>
+      </w:r>
+      <w:r>
+        <w:rPr>
+          <w:rStyle w:val="VerbatimChar"/>
+        </w:rPr>
+        <w:t xml:space="preserve">reverseTransaction</w:t>
+      </w:r>
+      <w:r>
+        <w:t xml:space="preserve"> </w:t>
+      </w:r>
+      <w:r>
+        <w:t xml:space="preserve">now also flips that</w:t>
+      </w:r>
+      <w:r>
+        <w:t xml:space="preserve"> </w:t>
+      </w:r>
+      <w:r>
+        <w:rPr>
+          <w:rStyle w:val="VerbatimChar"/>
+        </w:rPr>
+        <w:t xml:space="preserve">shareholder_contributions</w:t>
+      </w:r>
+      <w:r>
+        <w:t xml:space="preserve"> </w:t>
+      </w:r>
+      <w:r>
+        <w:t xml:space="preserve">row to</w:t>
+      </w:r>
+      <w:r>
+        <w:t xml:space="preserve"> </w:t>
+      </w:r>
+      <w:r>
+        <w:rPr>
+          <w:rStyle w:val="VerbatimChar"/>
+        </w:rPr>
+        <w:t xml:space="preserve">REVERSED</w:t>
+      </w:r>
+      <w:r>
+        <w:t xml:space="preserve"> </w:t>
+      </w:r>
+      <w:r>
+        <w:t xml:space="preserve">and re-runs the recompute — so a reversed contribution stops counting toward that member’s shares/percentage immediately, in the same database transaction as the reversal itself. If that was the member’s</w:t>
+      </w:r>
+      <w:r>
+        <w:t xml:space="preserve"> </w:t>
+      </w:r>
+      <w:r>
+        <w:rPr>
+          <w:i/>
+        </w:rPr>
+        <w:t xml:space="preserve">only</w:t>
+      </w:r>
+      <w:r>
+        <w:t xml:space="preserve"> </w:t>
+      </w:r>
+      <w:r>
+        <w:t xml:space="preserve">approved contribution, a second pass zeroes their</w:t>
+      </w:r>
+      <w:r>
+        <w:t xml:space="preserve"> </w:t>
+      </w:r>
+      <w:r>
+        <w:rPr>
+          <w:rStyle w:val="VerbatimChar"/>
+        </w:rPr>
+        <w:t xml:space="preserve">shares_held</w:t>
+      </w:r>
+      <w:r>
+        <w:t xml:space="preserve">/</w:t>
+      </w:r>
+      <w:r>
+        <w:rPr>
+          <w:rStyle w:val="VerbatimChar"/>
+        </w:rPr>
+        <w:t xml:space="preserve">percentage</w:t>
+      </w:r>
+      <w:r>
+        <w:t xml:space="preserve"> </w:t>
+      </w:r>
+      <w:r>
+        <w:t xml:space="preserve">out explicitly, since they’d otherwise never be touched by the main per-shareholder loop (which only updates users who still have at least one approved contribution).</w:t>
+      </w:r>
+    </w:p>
+    <w:p>
+      <w:pPr>
+        <w:numPr>
+          <w:ilvl w:val="0"/>
+          <w:numId w:val="1036"/>
+        </w:numPr>
+        <w:pStyle w:val="Compact"/>
+      </w:pPr>
+      <w:r>
+        <w:rPr>
+          <w:rStyle w:val="VerbatimChar"/>
+        </w:rPr>
+        <w:t xml:space="preserve">percentage</w:t>
+      </w:r>
+      <w:r>
+        <w:t xml:space="preserve"> </w:t>
+      </w:r>
+      <w:r>
+        <w:t xml:space="preserve">is stored to 4 decimal places for precision in dividend/certificate calculations that multiply it against large pool amounts.</w:t>
+      </w:r>
+    </w:p>
+    <w:p>
+      <w:pPr>
+        <w:numPr>
+          <w:ilvl w:val="0"/>
+          <w:numId w:val="1036"/>
+        </w:numPr>
+        <w:pStyle w:val="Compact"/>
+      </w:pPr>
+      <w:r>
         <w:t xml:space="preserve">The</w:t>
       </w:r>
       <w:r>
@@ -26130,6 +26536,48 @@
       </w:pPr>
       <w:r>
         <w:t xml:space="preserve">The full-registry recompute on every single contribution (rather than an incremental per-user update) is O(number of shareholders) work on every contribution post — fine at the club’s current membership scale, but worth keeping in mind if membership grows into the hundreds+ (cross-reference the earlier scaling-advice conversation about database/computation growth).</w:t>
+      </w:r>
+    </w:p>
+    <w:p>
+      <w:pPr>
+        <w:numPr>
+          <w:ilvl w:val="0"/>
+          <w:numId w:val="1037"/>
+        </w:numPr>
+        <w:pStyle w:val="Compact"/>
+      </w:pPr>
+      <w:r>
+        <w:rPr>
+          <w:b/>
+        </w:rPr>
+        <w:t xml:space="preserve">Fixed in v1.30.1</w:t>
+      </w:r>
+      <w:r>
+        <w:t xml:space="preserve">: reversing a contribution’s transaction previously left it still counting toward that member’s</w:t>
+      </w:r>
+      <w:r>
+        <w:t xml:space="preserve"> </w:t>
+      </w:r>
+      <w:r>
+        <w:rPr>
+          <w:rStyle w:val="VerbatimChar"/>
+        </w:rPr>
+        <w:t xml:space="preserve">shares_held</w:t>
+      </w:r>
+      <w:r>
+        <w:t xml:space="preserve">/</w:t>
+      </w:r>
+      <w:r>
+        <w:rPr>
+          <w:rStyle w:val="VerbatimChar"/>
+        </w:rPr>
+        <w:t xml:space="preserve">percentage</w:t>
+      </w:r>
+      <w:r>
+        <w:t xml:space="preserve"> </w:t>
+      </w:r>
+      <w:r>
+        <w:t xml:space="preserve">indefinitely, since nothing re-triggered the recompute or excluded it. See Section 14.3 and Section 2.6 for the full fix.</w:t>
       </w:r>
     </w:p>
     <w:p>
@@ -66945,6 +67393,267 @@
             </w:r>
             <w:r>
               <w:t xml:space="preserve">where present. Code-only, no schema migration.</w:t>
+            </w:r>
+          </w:p>
+        </w:tc>
+      </w:tr>
+      <w:tr>
+        <w:tc>
+          <w:p>
+            <w:pPr>
+              <w:pStyle w:val="Compact"/>
+              <w:jc w:val="left"/>
+            </w:pPr>
+            <w:r>
+              <w:t xml:space="preserve">1.30.1</w:t>
+            </w:r>
+          </w:p>
+        </w:tc>
+        <w:tc>
+          <w:p>
+            <w:pPr>
+              <w:pStyle w:val="Compact"/>
+              <w:jc w:val="left"/>
+            </w:pPr>
+            <w:r>
+              <w:rPr>
+                <w:b/>
+              </w:rPr>
+              <w:t xml:space="preserve">Fixed: reversing a contribution never updated shareholding (Sections 2.6, 14.3, 14.6).</w:t>
+            </w:r>
+            <w:r>
+              <w:t xml:space="preserve"> </w:t>
+            </w:r>
+            <w:r>
+              <w:rPr>
+                <w:rStyle w:val="VerbatimChar"/>
+              </w:rPr>
+              <w:t xml:space="preserve">reverseTransaction</w:t>
+            </w:r>
+            <w:r>
+              <w:t xml:space="preserve"> </w:t>
+            </w:r>
+            <w:r>
+              <w:t xml:space="preserve">posted the reversal ledger entry correctly but never touched the linked</w:t>
+            </w:r>
+            <w:r>
+              <w:t xml:space="preserve"> </w:t>
+            </w:r>
+            <w:r>
+              <w:rPr>
+                <w:rStyle w:val="VerbatimChar"/>
+              </w:rPr>
+              <w:t xml:space="preserve">shareholder_contributions</w:t>
+            </w:r>
+            <w:r>
+              <w:t xml:space="preserve"> </w:t>
+            </w:r>
+            <w:r>
+              <w:t xml:space="preserve">row or re-ran the shareholding recompute, so a reversed contribution kept silently counting toward that member’s</w:t>
+            </w:r>
+            <w:r>
+              <w:t xml:space="preserve"> </w:t>
+            </w:r>
+            <w:r>
+              <w:rPr>
+                <w:rStyle w:val="VerbatimChar"/>
+              </w:rPr>
+              <w:t xml:space="preserve">shares_held</w:t>
+            </w:r>
+            <w:r>
+              <w:t xml:space="preserve">/</w:t>
+            </w:r>
+            <w:r>
+              <w:rPr>
+                <w:rStyle w:val="VerbatimChar"/>
+              </w:rPr>
+              <w:t xml:space="preserve">percentage</w:t>
+            </w:r>
+            <w:r>
+              <w:t xml:space="preserve"> </w:t>
+            </w:r>
+            <w:r>
+              <w:t xml:space="preserve">forever. Now, when the transaction being reversed has a</w:t>
+            </w:r>
+            <w:r>
+              <w:t xml:space="preserve"> </w:t>
+            </w:r>
+            <w:r>
+              <w:rPr>
+                <w:rStyle w:val="VerbatimChar"/>
+              </w:rPr>
+              <w:t xml:space="preserve">contribution_id</w:t>
+            </w:r>
+            <w:r>
+              <w:t xml:space="preserve"> </w:t>
+            </w:r>
+            <w:r>
+              <w:t xml:space="preserve">(i.e. it’s a capital contribution, not some other transaction type), the linked</w:t>
+            </w:r>
+            <w:r>
+              <w:t xml:space="preserve"> </w:t>
+            </w:r>
+            <w:r>
+              <w:rPr>
+                <w:rStyle w:val="VerbatimChar"/>
+              </w:rPr>
+              <w:t xml:space="preserve">shareholder_contributions</w:t>
+            </w:r>
+            <w:r>
+              <w:t xml:space="preserve"> </w:t>
+            </w:r>
+            <w:r>
+              <w:t xml:space="preserve">row is flipped to</w:t>
+            </w:r>
+            <w:r>
+              <w:t xml:space="preserve"> </w:t>
+            </w:r>
+            <w:r>
+              <w:rPr>
+                <w:rStyle w:val="VerbatimChar"/>
+              </w:rPr>
+              <w:t xml:space="preserve">REVERSED</w:t>
+            </w:r>
+            <w:r>
+              <w:t xml:space="preserve"> </w:t>
+            </w:r>
+            <w:r>
+              <w:t xml:space="preserve">and</w:t>
+            </w:r>
+            <w:r>
+              <w:t xml:space="preserve"> </w:t>
+            </w:r>
+            <w:r>
+              <w:rPr>
+                <w:rStyle w:val="VerbatimChar"/>
+              </w:rPr>
+              <w:t xml:space="preserve">recalculateShareholding()</w:t>
+            </w:r>
+            <w:r>
+              <w:t xml:space="preserve"> </w:t>
+            </w:r>
+            <w:r>
+              <w:t xml:space="preserve">— the recompute logic, extracted out of</w:t>
+            </w:r>
+            <w:r>
+              <w:t xml:space="preserve"> </w:t>
+            </w:r>
+            <w:r>
+              <w:rPr>
+                <w:rStyle w:val="VerbatimChar"/>
+              </w:rPr>
+              <w:t xml:space="preserve">creditShareholderContribution</w:t>
+            </w:r>
+            <w:r>
+              <w:t xml:space="preserve"> </w:t>
+            </w:r>
+            <w:r>
+              <w:t xml:space="preserve">into its own reusable function — runs immediately after, inside the same database transaction as the reversal. Also fixed a related edge case: if that was a member’s</w:t>
+            </w:r>
+            <w:r>
+              <w:t xml:space="preserve"> </w:t>
+            </w:r>
+            <w:r>
+              <w:rPr>
+                <w:i/>
+              </w:rPr>
+              <w:t xml:space="preserve">only</w:t>
+            </w:r>
+            <w:r>
+              <w:t xml:space="preserve"> </w:t>
+            </w:r>
+            <w:r>
+              <w:t xml:space="preserve">approved contribution, their</w:t>
+            </w:r>
+            <w:r>
+              <w:t xml:space="preserve"> </w:t>
+            </w:r>
+            <w:r>
+              <w:rPr>
+                <w:rStyle w:val="VerbatimChar"/>
+              </w:rPr>
+              <w:t xml:space="preserve">shares_held</w:t>
+            </w:r>
+            <w:r>
+              <w:t xml:space="preserve">/</w:t>
+            </w:r>
+            <w:r>
+              <w:rPr>
+                <w:rStyle w:val="VerbatimChar"/>
+              </w:rPr>
+              <w:t xml:space="preserve">percentage</w:t>
+            </w:r>
+            <w:r>
+              <w:t xml:space="preserve"> </w:t>
+            </w:r>
+            <w:r>
+              <w:t xml:space="preserve">are now explicitly zeroed rather than left stale (the recompute’s main loop only ever updates members who still have at least one approved contribution). Confirmed, while investigating this: share price updates (</w:t>
+            </w:r>
+            <w:r>
+              <w:rPr>
+                <w:rStyle w:val="VerbatimChar"/>
+              </w:rPr>
+              <w:t xml:space="preserve">sharesController.js</w:t>
+            </w:r>
+            <w:r>
+              <w:t xml:space="preserve">) have never affected</w:t>
+            </w:r>
+            <w:r>
+              <w:t xml:space="preserve"> </w:t>
+            </w:r>
+            <w:r>
+              <w:rPr>
+                <w:rStyle w:val="VerbatimChar"/>
+              </w:rPr>
+              <w:t xml:space="preserve">shareholding_registry</w:t>
+            </w:r>
+            <w:r>
+              <w:t xml:space="preserve"> </w:t>
+            </w:r>
+            <w:r>
+              <w:t xml:space="preserve">—</w:t>
+            </w:r>
+            <w:r>
+              <w:t xml:space="preserve"> </w:t>
+            </w:r>
+            <w:r>
+              <w:rPr>
+                <w:rStyle w:val="VerbatimChar"/>
+              </w:rPr>
+              <w:t xml:space="preserve">shares_held</w:t>
+            </w:r>
+            <w:r>
+              <w:t xml:space="preserve"> </w:t>
+            </w:r>
+            <w:r>
+              <w:t xml:space="preserve">is raw contributed money, never divided by share price, and price is purely a display-time valuation multiplier; this was already correct and needed no change. Code-only, no schema migration (</w:t>
+            </w:r>
+            <w:r>
+              <w:rPr>
+                <w:rStyle w:val="VerbatimChar"/>
+              </w:rPr>
+              <w:t xml:space="preserve">REVERSED</w:t>
+            </w:r>
+            <w:r>
+              <w:t xml:space="preserve"> </w:t>
+            </w:r>
+            <w:r>
+              <w:t xml:space="preserve">was already an allowed</w:t>
+            </w:r>
+            <w:r>
+              <w:t xml:space="preserve"> </w:t>
+            </w:r>
+            <w:r>
+              <w:rPr>
+                <w:rStyle w:val="VerbatimChar"/>
+              </w:rPr>
+              <w:t xml:space="preserve">shareholder_contributions.status</w:t>
+            </w:r>
+            <w:r>
+              <w:t xml:space="preserve"> </w:t>
+            </w:r>
+            <w:r>
+              <w:t xml:space="preserve">value).</w:t>
             </w:r>
           </w:p>
         </w:tc>

--- a/docs/CMS_BIBLE.docx
+++ b/docs/CMS_BIBLE.docx
@@ -23678,6 +23678,69 @@
       </w:r>
     </w:p>
     <w:p>
+      <w:pPr>
+        <w:numPr>
+          <w:ilvl w:val="0"/>
+          <w:numId w:val="1032"/>
+        </w:numPr>
+        <w:pStyle w:val="Compact"/>
+      </w:pPr>
+      <w:r>
+        <w:rPr>
+          <w:b/>
+        </w:rPr>
+        <w:t xml:space="preserve">v1.30.2</w:t>
+      </w:r>
+      <w:r>
+        <w:t xml:space="preserve">:</w:t>
+      </w:r>
+      <w:r>
+        <w:t xml:space="preserve"> </w:t>
+      </w:r>
+      <w:r>
+        <w:rPr>
+          <w:rStyle w:val="VerbatimChar"/>
+        </w:rPr>
+        <w:t xml:space="preserve">confirmSavingsHandout</w:t>
+      </w:r>
+      <w:r>
+        <w:t xml:space="preserve"> </w:t>
+      </w:r>
+      <w:r>
+        <w:t xml:space="preserve">now also creates a Payment Acknowledgement (Section 4.35) right after the debit posts and the balance drops — the recipient (who just confirmed the handout itself) separately acknowledges it there too, and a Treasurer/Director gives final sign-off, unlocking a printable two-party document. The legacy</w:t>
+      </w:r>
+      <w:r>
+        <w:t xml:space="preserve"> </w:t>
+      </w:r>
+      <w:r>
+        <w:rPr>
+          <w:rStyle w:val="VerbatimChar"/>
+        </w:rPr>
+        <w:t xml:space="preserve">withdrawSavings</w:t>
+      </w:r>
+      <w:r>
+        <w:t xml:space="preserve"> </w:t>
+      </w:r>
+      <w:r>
+        <w:t xml:space="preserve">(FIXED_TERM maturity payout, a different table/function) is</w:t>
+      </w:r>
+      <w:r>
+        <w:t xml:space="preserve"> </w:t>
+      </w:r>
+      <w:r>
+        <w:rPr>
+          <w:b/>
+        </w:rPr>
+        <w:t xml:space="preserve">not yet</w:t>
+      </w:r>
+      <w:r>
+        <w:t xml:space="preserve"> </w:t>
+      </w:r>
+      <w:r>
+        <w:t xml:space="preserve">covered by this — same category of payout, just not wired in yet.</w:t>
+      </w:r>
+    </w:p>
+    <w:p>
       <w:r>
         <w:pict>
           <v:rect style="width:0;height:1.5pt" o:hralign="center" o:hrstd="t" o:hr="t"/>
@@ -57786,9 +57849,9 @@
       <w:pPr>
         <w:pStyle w:val="Heading4"/>
       </w:pPr>
-      <w:bookmarkStart w:id="272" w:name="payment-acknowledgements-v1.30.0"/>
-      <w:r>
-        <w:t xml:space="preserve">35. Payment Acknowledgements (v1.30.0)</w:t>
+      <w:bookmarkStart w:id="272" w:name="X83c7bf97ea67e5fa7845f74b5e47d863561a58a"/>
+      <w:r>
+        <w:t xml:space="preserve">35. Payment Acknowledgements (v1.30.0, extended v1.30.2)</w:t>
       </w:r>
       <w:bookmarkEnd w:id="272"/>
     </w:p>
@@ -57852,7 +57915,7 @@
         <w:t xml:space="preserve">in</w:t>
       </w:r>
       <w:r>
-        <w:t xml:space="preserve">. Covers every payout this system currently makes to a specific person: dividend distributions, monthly service fee payments, and expense reimbursements. The recipient reviews the amount and stated purpose and either acknowledges it or disputes it; once acknowledged, a Treasurer/Director gives a final sign-off, at which point a two-party printable document (naming both who paid and who received) becomes available. Requested directly:</w:t>
+        <w:t xml:space="preserve">. Covers every payout this system currently makes to a specific person: dividend distributions, monthly service fee payments, expense reimbursements, and (v1.30.2) confirmed Flexible Savings handouts. The recipient reviews the amount and stated purpose and either acknowledges it or disputes it; once acknowledged, a Treasurer/Director gives a final sign-off, at which point a two-party printable document (naming both who paid and who received) becomes available. Requested directly:</w:t>
       </w:r>
       <w:r>
         <w:t xml:space="preserve"> </w:t>
@@ -57931,6 +57994,21 @@
         <w:t xml:space="preserve"> </w:t>
       </w:r>
       <w:r>
+        <w:t xml:space="preserve">/</w:t>
+      </w:r>
+      <w:r>
+        <w:t xml:space="preserve"> </w:t>
+      </w:r>
+      <w:r>
+        <w:rPr>
+          <w:rStyle w:val="VerbatimChar"/>
+        </w:rPr>
+        <w:t xml:space="preserve">SAVINGS_HANDOUT</w:t>
+      </w:r>
+      <w:r>
+        <w:t xml:space="preserve"> </w:t>
+      </w:r>
+      <w:r>
         <w:t xml:space="preserve">— a CHECK list, deliberately easy to extend with more payout types later rather than a free-form polymorphic field), source_id (points at the specific</w:t>
       </w:r>
       <w:r>
@@ -57971,6 +58049,21 @@
           <w:rStyle w:val="VerbatimChar"/>
         </w:rPr>
         <w:t xml:space="preserve">service_reimbursement_requests</w:t>
+      </w:r>
+      <w:r>
+        <w:t xml:space="preserve"> </w:t>
+      </w:r>
+      <w:r>
+        <w:t xml:space="preserve">/</w:t>
+      </w:r>
+      <w:r>
+        <w:t xml:space="preserve"> </w:t>
+      </w:r>
+      <w:r>
+        <w:rPr>
+          <w:rStyle w:val="VerbatimChar"/>
+        </w:rPr>
+        <w:t xml:space="preserve">savings_handouts</w:t>
       </w:r>
       <w:r>
         <w:t xml:space="preserve"> </w:t>
@@ -58147,7 +58240,7 @@
         <w:t xml:space="preserve">serviceFeesController.recordPayment</w:t>
       </w:r>
       <w:r>
-        <w:t xml:space="preserve">, and</w:t>
+        <w:t xml:space="preserve">,</w:t>
       </w:r>
       <w:r>
         <w:t xml:space="preserve"> </w:t>
@@ -58159,7 +58252,118 @@
         <w:t xml:space="preserve">serviceFeesController.approveReimbursement</w:t>
       </w:r>
       <w:r>
+        <w:t xml:space="preserve">, and (v1.30.2)</w:t>
+      </w:r>
+      <w:r>
+        <w:t xml:space="preserve"> </w:t>
+      </w:r>
+      <w:r>
+        <w:rPr>
+          <w:rStyle w:val="VerbatimChar"/>
+        </w:rPr>
+        <w:t xml:space="preserve">savingsController.confirmSavingsHandout</w:t>
+      </w:r>
+      <w:r>
         <w:t xml:space="preserve">. If the payment succeeds, the acknowledgement row exists; there is no path where a payment posts without a matching acknowledgement.</w:t>
+      </w:r>
+    </w:p>
+    <w:p>
+      <w:pPr>
+        <w:numPr>
+          <w:ilvl w:val="0"/>
+          <w:numId w:val="1089"/>
+        </w:numPr>
+        <w:pStyle w:val="Compact"/>
+      </w:pPr>
+      <w:r>
+        <w:rPr>
+          <w:b/>
+        </w:rPr>
+        <w:t xml:space="preserve">Savings Handouts (v1.30.2) — the payer isn’t the caller.</w:t>
+      </w:r>
+      <w:r>
+        <w:t xml:space="preserve"> </w:t>
+      </w:r>
+      <w:r>
+        <w:rPr>
+          <w:rStyle w:val="VerbatimChar"/>
+        </w:rPr>
+        <w:t xml:space="preserve">confirmSavingsHandout</w:t>
+      </w:r>
+      <w:r>
+        <w:t xml:space="preserve"> </w:t>
+      </w:r>
+      <w:r>
+        <w:t xml:space="preserve">is the one payout function in this list where</w:t>
+      </w:r>
+      <w:r>
+        <w:t xml:space="preserve"> </w:t>
+      </w:r>
+      <w:r>
+        <w:rPr>
+          <w:rStyle w:val="VerbatimChar"/>
+        </w:rPr>
+        <w:t xml:space="preserve">req.user.id</w:t>
+      </w:r>
+      <w:r>
+        <w:t xml:space="preserve"> </w:t>
+      </w:r>
+      <w:r>
+        <w:t xml:space="preserve">is the</w:t>
+      </w:r>
+      <w:r>
+        <w:t xml:space="preserve"> </w:t>
+      </w:r>
+      <w:r>
+        <w:rPr>
+          <w:i/>
+        </w:rPr>
+        <w:t xml:space="preserve">recipient</w:t>
+      </w:r>
+      <w:r>
+        <w:t xml:space="preserve">, not the payer — only the receiving member can confirm their own handout (Section 11.3). So the acknowledgement’s</w:t>
+      </w:r>
+      <w:r>
+        <w:t xml:space="preserve"> </w:t>
+      </w:r>
+      <w:r>
+        <w:rPr>
+          <w:rStyle w:val="VerbatimChar"/>
+        </w:rPr>
+        <w:t xml:space="preserve">payer_id</w:t>
+      </w:r>
+      <w:r>
+        <w:t xml:space="preserve"> </w:t>
+      </w:r>
+      <w:r>
+        <w:t xml:space="preserve">is set from</w:t>
+      </w:r>
+      <w:r>
+        <w:t xml:space="preserve"> </w:t>
+      </w:r>
+      <w:r>
+        <w:rPr>
+          <w:rStyle w:val="VerbatimChar"/>
+        </w:rPr>
+        <w:t xml:space="preserve">handout.entered_by</w:t>
+      </w:r>
+      <w:r>
+        <w:t xml:space="preserve"> </w:t>
+      </w:r>
+      <w:r>
+        <w:t xml:space="preserve">(the Treasurer/Assistant Treasurer who originally entered the handout), not</w:t>
+      </w:r>
+      <w:r>
+        <w:t xml:space="preserve"> </w:t>
+      </w:r>
+      <w:r>
+        <w:rPr>
+          <w:rStyle w:val="VerbatimChar"/>
+        </w:rPr>
+        <w:t xml:space="preserve">req.user.id</w:t>
+      </w:r>
+      <w:r>
+        <w:t xml:space="preserve">. Every other hook point in this feature has the Treasurer/payer as the one making the API call, so this is the one place that distinction had to be made explicit. Note the recipient will typically have just confirmed the handout on the previous screen and is then asked to acknowledge it again here — deliberate, for consistency with every other payout type in this feature, not a bug.</w:t>
       </w:r>
     </w:p>
     <w:p>
@@ -59232,7 +59436,37 @@
         <w:t xml:space="preserve"> </w:t>
       </w:r>
       <w:r>
-        <w:t xml:space="preserve">currently only covers the three payout types the requesting brief named by name (dividends, service fee payments, reimbursements) — grant/loan disbursements to an individual, if this system ever adds one, would need a new CHECK value and a new hook point, not an automatic pickup.</w:t>
+        <w:t xml:space="preserve">currently covers dividends, service fee payments, reimbursements, and (v1.30.2) savings handouts — grant/loan disbursements to an individual, or the legacy FIXED_TERM</w:t>
+      </w:r>
+      <w:r>
+        <w:t xml:space="preserve"> </w:t>
+      </w:r>
+      <w:r>
+        <w:rPr>
+          <w:rStyle w:val="VerbatimChar"/>
+        </w:rPr>
+        <w:t xml:space="preserve">withdrawSavings</w:t>
+      </w:r>
+      <w:r>
+        <w:t xml:space="preserve"> </w:t>
+      </w:r>
+      <w:r>
+        <w:t xml:space="preserve">maturity payout (Section 11, a separate code path from</w:t>
+      </w:r>
+      <w:r>
+        <w:t xml:space="preserve"> </w:t>
+      </w:r>
+      <w:r>
+        <w:rPr>
+          <w:rStyle w:val="VerbatimChar"/>
+        </w:rPr>
+        <w:t xml:space="preserve">savings_handouts</w:t>
+      </w:r>
+      <w:r>
+        <w:t xml:space="preserve"> </w:t>
+      </w:r>
+      <w:r>
+        <w:t xml:space="preserve">that also pays an individual out of the Savings account but isn’t part of this feature yet), would each need a new CHECK value and a new hook point, not an automatic pickup.</w:t>
       </w:r>
     </w:p>
     <w:p>
@@ -67393,6 +67627,141 @@
             </w:r>
             <w:r>
               <w:t xml:space="preserve">where present. Code-only, no schema migration.</w:t>
+            </w:r>
+          </w:p>
+        </w:tc>
+      </w:tr>
+      <w:tr>
+        <w:tc>
+          <w:p>
+            <w:pPr>
+              <w:pStyle w:val="Compact"/>
+              <w:jc w:val="left"/>
+            </w:pPr>
+            <w:r>
+              <w:t xml:space="preserve">1.30.2</w:t>
+            </w:r>
+          </w:p>
+        </w:tc>
+        <w:tc>
+          <w:p>
+            <w:pPr>
+              <w:pStyle w:val="Compact"/>
+              <w:jc w:val="left"/>
+            </w:pPr>
+            <w:r>
+              <w:rPr>
+                <w:b/>
+              </w:rPr>
+              <w:t xml:space="preserve">Payment Acknowledgements extended to Savings Handouts (Section 4.35).</w:t>
+            </w:r>
+            <w:r>
+              <w:t xml:space="preserve"> </w:t>
+            </w:r>
+            <w:r>
+              <w:rPr>
+                <w:rStyle w:val="VerbatimChar"/>
+              </w:rPr>
+              <w:t xml:space="preserve">savingsController.confirmSavingsHandout</w:t>
+            </w:r>
+            <w:r>
+              <w:t xml:space="preserve"> </w:t>
+            </w:r>
+            <w:r>
+              <w:t xml:space="preserve">now also creates a Payment Acknowledgement the moment a Flexible Savings handout is confirmed and the debit posts — same flow as dividends/service fees/reimbursements, with one wrinkle: since only the</w:t>
+            </w:r>
+            <w:r>
+              <w:t xml:space="preserve"> </w:t>
+            </w:r>
+            <w:r>
+              <w:rPr>
+                <w:i/>
+              </w:rPr>
+              <w:t xml:space="preserve">recipient</w:t>
+            </w:r>
+            <w:r>
+              <w:t xml:space="preserve"> </w:t>
+            </w:r>
+            <w:r>
+              <w:t xml:space="preserve">can call</w:t>
+            </w:r>
+            <w:r>
+              <w:t xml:space="preserve"> </w:t>
+            </w:r>
+            <w:r>
+              <w:rPr>
+                <w:rStyle w:val="VerbatimChar"/>
+              </w:rPr>
+              <w:t xml:space="preserve">confirmSavingsHandout</w:t>
+            </w:r>
+            <w:r>
+              <w:t xml:space="preserve">, the acknowledgement’s payer is set from</w:t>
+            </w:r>
+            <w:r>
+              <w:t xml:space="preserve"> </w:t>
+            </w:r>
+            <w:r>
+              <w:rPr>
+                <w:rStyle w:val="VerbatimChar"/>
+              </w:rPr>
+              <w:t xml:space="preserve">handout.entered_by</w:t>
+            </w:r>
+            <w:r>
+              <w:t xml:space="preserve"> </w:t>
+            </w:r>
+            <w:r>
+              <w:t xml:space="preserve">(the Treasurer who entered it) rather than the caller. Widened</w:t>
+            </w:r>
+            <w:r>
+              <w:t xml:space="preserve"> </w:t>
+            </w:r>
+            <w:r>
+              <w:rPr>
+                <w:rStyle w:val="VerbatimChar"/>
+              </w:rPr>
+              <w:t xml:space="preserve">payment_acknowledgements.source_type</w:t>
+            </w:r>
+            <w:r>
+              <w:t xml:space="preserve">’s CHECK constraint to add</w:t>
+            </w:r>
+            <w:r>
+              <w:t xml:space="preserve"> </w:t>
+            </w:r>
+            <w:r>
+              <w:rPr>
+                <w:rStyle w:val="VerbatimChar"/>
+              </w:rPr>
+              <w:t xml:space="preserve">SAVINGS_HANDOUT</w:t>
+            </w:r>
+            <w:r>
+              <w:t xml:space="preserve"> </w:t>
+            </w:r>
+            <w:r>
+              <w:t xml:space="preserve">(</w:t>
+            </w:r>
+            <w:r>
+              <w:rPr>
+                <w:rStyle w:val="VerbatimChar"/>
+              </w:rPr>
+              <w:t xml:space="preserve">migration_v1.30.2.sql</w:t>
+            </w:r>
+            <w:r>
+              <w:t xml:space="preserve"> </w:t>
+            </w:r>
+            <w:r>
+              <w:t xml:space="preserve">— an</w:t>
+            </w:r>
+            <w:r>
+              <w:t xml:space="preserve"> </w:t>
+            </w:r>
+            <w:r>
+              <w:rPr>
+                <w:rStyle w:val="VerbatimChar"/>
+              </w:rPr>
+              <w:t xml:space="preserve">ALTER</w:t>
+            </w:r>
+            <w:r>
+              <w:t xml:space="preserve">, safe to run more than once, unlike most migrations in this repo).</w:t>
             </w:r>
           </w:p>
         </w:tc>
